--- a/tests/GoldTeam_TestPlan.docx
+++ b/tests/GoldTeam_TestPlan.docx
@@ -1,6 +1,6 @@
 
 <file path=word/document.xml><?xml version="1.0" encoding="utf-8"?>
-<w:document xmlns:wpc="http://schemas.microsoft.com/office/word/2010/wordprocessingCanvas" xmlns:cx="http://schemas.microsoft.com/office/drawing/2014/chartex" xmlns:cx1="http://schemas.microsoft.com/office/drawing/2015/9/8/chartex" xmlns:cx2="http://schemas.microsoft.com/office/drawing/2015/10/21/chartex" xmlns:cx3="http://schemas.microsoft.com/office/drawing/2016/5/9/chartex" xmlns:cx4="http://schemas.microsoft.com/office/drawing/2016/5/10/chartex" xmlns:cx5="http://schemas.microsoft.com/office/drawing/2016/5/11/chartex" xmlns:cx6="http://schemas.microsoft.com/office/drawing/2016/5/12/chartex" xmlns:cx7="http://schemas.microsoft.com/office/drawing/2016/5/13/chartex" xmlns:cx8="http://schemas.microsoft.com/office/drawing/2016/5/14/chartex" xmlns:mc="http://schemas.openxmlformats.org/markup-compatibility/2006" xmlns:aink="http://schemas.microsoft.com/office/drawing/2016/ink" xmlns:am3d="http://schemas.microsoft.com/office/drawing/2017/model3d" xmlns:o="urn:schemas-microsoft-com:office:office" xmlns:oel="http://schemas.microsoft.com/office/2019/extlst" xmlns:r="http://schemas.openxmlformats.org/officeDocument/2006/relationships" xmlns:m="http://schemas.openxmlformats.org/officeDocument/2006/math" xmlns:v="urn:schemas-microsoft-com:vml" xmlns:wp14="http://schemas.microsoft.com/office/word/2010/wordprocessingDrawing" xmlns:wp="http://schemas.openxmlformats.org/drawingml/2006/wordprocessingDrawing" xmlns:w10="urn:schemas-microsoft-com:office:word" xmlns:w="http://schemas.openxmlformats.org/wordprocessingml/2006/main" xmlns:w14="http://schemas.microsoft.com/office/word/2010/wordml" xmlns:w15="http://schemas.microsoft.com/office/word/2012/wordml" xmlns:w16cex="http://schemas.microsoft.com/office/word/2018/wordml/cex" xmlns:w16cid="http://schemas.microsoft.com/office/word/2016/wordml/cid" xmlns:w16="http://schemas.microsoft.com/office/word/2018/wordml" xmlns:w16du="http://schemas.microsoft.com/office/word/2023/wordml/word16du" xmlns:w16sdtdh="http://schemas.microsoft.com/office/word/2020/wordml/sdtdatahash" xmlns:w16sdtfl="http://schemas.microsoft.com/office/word/2024/wordml/sdtformatlock" xmlns:w16se="http://schemas.microsoft.com/office/word/2015/wordml/symex" xmlns:wpg="http://schemas.microsoft.com/office/word/2010/wordprocessingGroup" xmlns:wpi="http://schemas.microsoft.com/office/word/2010/wordprocessingInk" xmlns:wne="http://schemas.microsoft.com/office/word/2006/wordml" xmlns:wps="http://schemas.microsoft.com/office/word/2010/wordprocessingShape" mc:Ignorable="w14 w15 w16se w16cid w16 w16cex w16sdtdh w16sdtfl w16du wp14">
+<w:document xmlns:wpc="http://schemas.microsoft.com/office/word/2010/wordprocessingCanvas" xmlns:cx="http://schemas.microsoft.com/office/drawing/2014/chartex" xmlns:cx1="http://schemas.microsoft.com/office/drawing/2015/9/8/chartex" xmlns:cx2="http://schemas.microsoft.com/office/drawing/2015/10/21/chartex" xmlns:cx3="http://schemas.microsoft.com/office/drawing/2016/5/9/chartex" xmlns:cx4="http://schemas.microsoft.com/office/drawing/2016/5/10/chartex" xmlns:cx5="http://schemas.microsoft.com/office/drawing/2016/5/11/chartex" xmlns:cx6="http://schemas.microsoft.com/office/drawing/2016/5/12/chartex" xmlns:cx7="http://schemas.microsoft.com/office/drawing/2016/5/13/chartex" xmlns:cx8="http://schemas.microsoft.com/office/drawing/2016/5/14/chartex" xmlns:mc="http://schemas.openxmlformats.org/markup-compatibility/2006" xmlns:m="http://schemas.openxmlformats.org/officeDocument/2006/math" xmlns:aink="http://schemas.microsoft.com/office/drawing/2016/ink" xmlns:am3d="http://schemas.microsoft.com/office/drawing/2017/model3d" xmlns:oel="http://schemas.microsoft.com/office/2019/extlst" xmlns:r="http://schemas.openxmlformats.org/officeDocument/2006/relationships" xmlns:wp14="http://schemas.microsoft.com/office/word/2010/wordprocessingDrawing" xmlns:wp="http://schemas.openxmlformats.org/drawingml/2006/wordprocessingDrawing" xmlns:wpg="http://schemas.microsoft.com/office/word/2010/wordprocessingGroup" xmlns:wpi="http://schemas.microsoft.com/office/word/2010/wordprocessingInk" xmlns:wps="http://schemas.microsoft.com/office/word/2010/wordprocessingShape" xmlns:o="urn:schemas-microsoft-com:office:office" xmlns:v="urn:schemas-microsoft-com:vml" xmlns:w10="urn:schemas-microsoft-com:office:word" xmlns:w="http://schemas.openxmlformats.org/wordprocessingml/2006/main" xmlns:w14="http://schemas.microsoft.com/office/word/2010/wordml" xmlns:w15="http://schemas.microsoft.com/office/word/2012/wordml" xmlns:w16cex="http://schemas.microsoft.com/office/word/2018/wordml/cex" xmlns:w16cid="http://schemas.microsoft.com/office/word/2016/wordml/cid" xmlns:w16="http://schemas.microsoft.com/office/word/2018/wordml" xmlns:w16sdtdh="http://schemas.microsoft.com/office/word/2020/wordml/sdtdatahash" xmlns:w16sdtfl="http://schemas.microsoft.com/office/word/2024/wordml/sdtformatlock" xmlns:w16se="http://schemas.microsoft.com/office/word/2015/wordml/symex" xmlns:w16du="http://schemas.microsoft.com/office/word/2023/wordml/word16du" xmlns:wne="http://schemas.microsoft.com/office/word/2006/wordml" mc:Ignorable="w14 w15 w16se w16cid w16 w16cex w16sdtdh w16sdtfl w16du wp14">
   <w:body>
     <w:tbl>
       <w:tblPr>
@@ -1418,10 +1418,10 @@
       </w:tblPr>
       <w:tblGrid>
         <w:gridCol w:w="1250"/>
-        <w:gridCol w:w="3571"/>
-        <w:gridCol w:w="3929"/>
-        <w:gridCol w:w="2148"/>
-        <w:gridCol w:w="2052"/>
+        <w:gridCol w:w="1936"/>
+        <w:gridCol w:w="2147"/>
+        <w:gridCol w:w="1449"/>
+        <w:gridCol w:w="6168"/>
       </w:tblGrid>
       <w:tr>
         <w:trPr>
@@ -1613,49 +1613,47 @@
               </w:rPr>
               <w:t>Developer:</w:t>
             </w:r>
-          </w:p>
-          <w:p>
-            <w:pPr>
-              <w:spacing w:after="160" w:line="259" w:lineRule="auto"/>
-              <w:rPr>
-                <w:rFonts w:ascii="Arial" w:hAnsi="Arial" w:cs="Arial"/>
-                <w:b/>
-                <w:bCs/>
-                <w:sz w:val="20"/>
-                <w:szCs w:val="20"/>
-              </w:rPr>
-            </w:pPr>
-            <w:r>
-              <w:rPr>
-                <w:rFonts w:ascii="Arial" w:hAnsi="Arial" w:cs="Arial"/>
-                <w:b/>
-                <w:bCs/>
-                <w:sz w:val="20"/>
-                <w:szCs w:val="20"/>
-              </w:rPr>
-              <w:t>Date tested: &lt;</w:t>
-            </w:r>
-            <w:proofErr w:type="spellStart"/>
-            <w:r>
-              <w:rPr>
-                <w:rFonts w:ascii="Arial" w:hAnsi="Arial" w:cs="Arial"/>
-                <w:b/>
-                <w:bCs/>
-                <w:sz w:val="20"/>
-                <w:szCs w:val="20"/>
-              </w:rPr>
-              <w:t>yyyy</w:t>
-            </w:r>
-            <w:proofErr w:type="spellEnd"/>
-            <w:r>
-              <w:rPr>
-                <w:rFonts w:ascii="Arial" w:hAnsi="Arial" w:cs="Arial"/>
-                <w:b/>
-                <w:bCs/>
-                <w:sz w:val="20"/>
-                <w:szCs w:val="20"/>
-              </w:rPr>
-              <w:t xml:space="preserve">/mm/dd&gt; </w:t>
+            <w:r>
+              <w:rPr>
+                <w:rFonts w:ascii="Arial" w:hAnsi="Arial" w:cs="Arial"/>
+                <w:b/>
+                <w:bCs/>
+                <w:sz w:val="20"/>
+                <w:szCs w:val="20"/>
+              </w:rPr>
+              <w:t xml:space="preserve"> Cannon</w:t>
+            </w:r>
+          </w:p>
+          <w:p>
+            <w:pPr>
+              <w:spacing w:after="160" w:line="259" w:lineRule="auto"/>
+              <w:rPr>
+                <w:rFonts w:ascii="Arial" w:hAnsi="Arial" w:cs="Arial"/>
+                <w:b/>
+                <w:bCs/>
+                <w:sz w:val="20"/>
+                <w:szCs w:val="20"/>
+              </w:rPr>
+            </w:pPr>
+            <w:r>
+              <w:rPr>
+                <w:rFonts w:ascii="Arial" w:hAnsi="Arial" w:cs="Arial"/>
+                <w:b/>
+                <w:bCs/>
+                <w:sz w:val="20"/>
+                <w:szCs w:val="20"/>
+              </w:rPr>
+              <w:t xml:space="preserve">Date tested: </w:t>
+            </w:r>
+            <w:r>
+              <w:rPr>
+                <w:rFonts w:ascii="Arial" w:hAnsi="Arial" w:cs="Arial"/>
+                <w:b/>
+                <w:bCs/>
+                <w:sz w:val="20"/>
+                <w:szCs w:val="20"/>
+              </w:rPr>
+              <w:t>2026/09/06</w:t>
             </w:r>
           </w:p>
         </w:tc>
@@ -1692,49 +1690,47 @@
               </w:rPr>
               <w:t xml:space="preserve">Peer tester: </w:t>
             </w:r>
-          </w:p>
-          <w:p>
-            <w:pPr>
-              <w:spacing w:after="160" w:line="259" w:lineRule="auto"/>
-              <w:rPr>
-                <w:rFonts w:ascii="Arial" w:hAnsi="Arial" w:cs="Arial"/>
-                <w:b/>
-                <w:bCs/>
-                <w:sz w:val="20"/>
-                <w:szCs w:val="20"/>
-              </w:rPr>
-            </w:pPr>
-            <w:r>
-              <w:rPr>
-                <w:rFonts w:ascii="Arial" w:hAnsi="Arial" w:cs="Arial"/>
-                <w:b/>
-                <w:bCs/>
-                <w:sz w:val="20"/>
-                <w:szCs w:val="20"/>
-              </w:rPr>
-              <w:t>Date tested: &lt;</w:t>
-            </w:r>
-            <w:proofErr w:type="spellStart"/>
-            <w:r>
-              <w:rPr>
-                <w:rFonts w:ascii="Arial" w:hAnsi="Arial" w:cs="Arial"/>
-                <w:b/>
-                <w:bCs/>
-                <w:sz w:val="20"/>
-                <w:szCs w:val="20"/>
-              </w:rPr>
-              <w:t>yyyy</w:t>
-            </w:r>
-            <w:proofErr w:type="spellEnd"/>
-            <w:r>
-              <w:rPr>
-                <w:rFonts w:ascii="Arial" w:hAnsi="Arial" w:cs="Arial"/>
-                <w:b/>
-                <w:bCs/>
-                <w:sz w:val="20"/>
-                <w:szCs w:val="20"/>
-              </w:rPr>
-              <w:t>/mm/dd&gt;</w:t>
+            <w:r>
+              <w:rPr>
+                <w:rFonts w:ascii="Arial" w:hAnsi="Arial" w:cs="Arial"/>
+                <w:b/>
+                <w:bCs/>
+                <w:sz w:val="20"/>
+                <w:szCs w:val="20"/>
+              </w:rPr>
+              <w:t xml:space="preserve">Jose </w:t>
+            </w:r>
+          </w:p>
+          <w:p>
+            <w:pPr>
+              <w:spacing w:after="160" w:line="259" w:lineRule="auto"/>
+              <w:rPr>
+                <w:rFonts w:ascii="Arial" w:hAnsi="Arial" w:cs="Arial"/>
+                <w:b/>
+                <w:bCs/>
+                <w:sz w:val="20"/>
+                <w:szCs w:val="20"/>
+              </w:rPr>
+            </w:pPr>
+            <w:r>
+              <w:rPr>
+                <w:rFonts w:ascii="Arial" w:hAnsi="Arial" w:cs="Arial"/>
+                <w:b/>
+                <w:bCs/>
+                <w:sz w:val="20"/>
+                <w:szCs w:val="20"/>
+              </w:rPr>
+              <w:t xml:space="preserve">Date tested: </w:t>
+            </w:r>
+            <w:r>
+              <w:rPr>
+                <w:rFonts w:ascii="Arial" w:hAnsi="Arial" w:cs="Arial"/>
+                <w:b/>
+                <w:bCs/>
+                <w:sz w:val="20"/>
+                <w:szCs w:val="20"/>
+              </w:rPr>
+              <w:t>2026/09/06</w:t>
             </w:r>
           </w:p>
         </w:tc>
@@ -2127,7 +2123,91 @@
                 <w:sz w:val="20"/>
                 <w:szCs w:val="20"/>
               </w:rPr>
-              <w:t>&lt;yes/no&gt;</w:t>
+              <w:t>&lt;</w:t>
+            </w:r>
+            <w:r>
+              <w:rPr>
+                <w:rFonts w:ascii="Arial" w:hAnsi="Arial" w:cs="Arial"/>
+                <w:b/>
+                <w:bCs/>
+                <w:sz w:val="20"/>
+                <w:szCs w:val="20"/>
+                <w:highlight w:val="red"/>
+              </w:rPr>
+              <w:t>yes</w:t>
+            </w:r>
+            <w:r>
+              <w:rPr>
+                <w:rFonts w:ascii="Arial" w:hAnsi="Arial" w:cs="Arial"/>
+                <w:b/>
+                <w:bCs/>
+                <w:sz w:val="20"/>
+                <w:szCs w:val="20"/>
+              </w:rPr>
+              <w:t>/no&gt;</w:t>
+            </w:r>
+          </w:p>
+          <w:p>
+            <w:pPr>
+              <w:spacing w:after="160" w:line="259" w:lineRule="auto"/>
+              <w:rPr>
+                <w:rFonts w:ascii="Arial" w:hAnsi="Arial" w:cs="Arial"/>
+                <w:b/>
+                <w:bCs/>
+                <w:sz w:val="20"/>
+                <w:szCs w:val="20"/>
+              </w:rPr>
+            </w:pPr>
+            <w:r>
+              <w:rPr>
+                <w:rFonts w:ascii="Arial" w:hAnsi="Arial" w:cs="Arial"/>
+                <w:b/>
+                <w:bCs/>
+                <w:noProof/>
+                <w:sz w:val="20"/>
+                <w:szCs w:val="20"/>
+              </w:rPr>
+              <w:drawing>
+                <wp:inline distT="0" distB="0" distL="0" distR="0" wp14:anchorId="48568193" wp14:editId="44B24E92">
+                  <wp:extent cx="3422468" cy="1166751"/>
+                  <wp:effectExtent l="0" t="0" r="0" b="1905"/>
+                  <wp:docPr id="179253537" name="Picture 1"/>
+                  <wp:cNvGraphicFramePr>
+                    <a:graphicFrameLocks xmlns:a="http://schemas.openxmlformats.org/drawingml/2006/main" noChangeAspect="1"/>
+                  </wp:cNvGraphicFramePr>
+                  <a:graphic xmlns:a="http://schemas.openxmlformats.org/drawingml/2006/main">
+                    <a:graphicData uri="http://schemas.openxmlformats.org/drawingml/2006/picture">
+                      <pic:pic xmlns:pic="http://schemas.openxmlformats.org/drawingml/2006/picture">
+                        <pic:nvPicPr>
+                          <pic:cNvPr id="179253537" name="Picture 179253537"/>
+                          <pic:cNvPicPr/>
+                        </pic:nvPicPr>
+                        <pic:blipFill>
+                          <a:blip r:embed="rId14" cstate="print">
+                            <a:extLst>
+                              <a:ext uri="{28A0092B-C50C-407E-A947-70E740481C1C}">
+                                <a14:useLocalDpi xmlns:a14="http://schemas.microsoft.com/office/drawing/2010/main" val="0"/>
+                              </a:ext>
+                            </a:extLst>
+                          </a:blip>
+                          <a:stretch>
+                            <a:fillRect/>
+                          </a:stretch>
+                        </pic:blipFill>
+                        <pic:spPr>
+                          <a:xfrm>
+                            <a:off x="0" y="0"/>
+                            <a:ext cx="3518978" cy="1199652"/>
+                          </a:xfrm>
+                          <a:prstGeom prst="rect">
+                            <a:avLst/>
+                          </a:prstGeom>
+                        </pic:spPr>
+                      </pic:pic>
+                    </a:graphicData>
+                  </a:graphic>
+                </wp:inline>
+              </w:drawing>
             </w:r>
           </w:p>
         </w:tc>
@@ -2323,7 +2403,101 @@
                 <w:sz w:val="20"/>
                 <w:szCs w:val="20"/>
               </w:rPr>
-              <w:t>&lt;yes/no&gt;</w:t>
+              <w:t>&lt;</w:t>
+            </w:r>
+            <w:r>
+              <w:rPr>
+                <w:rFonts w:ascii="Arial" w:hAnsi="Arial" w:cs="Arial"/>
+                <w:b/>
+                <w:bCs/>
+                <w:sz w:val="20"/>
+                <w:szCs w:val="20"/>
+                <w:highlight w:val="red"/>
+              </w:rPr>
+              <w:t>yes</w:t>
+            </w:r>
+            <w:r>
+              <w:rPr>
+                <w:rFonts w:ascii="Arial" w:hAnsi="Arial" w:cs="Arial"/>
+                <w:b/>
+                <w:bCs/>
+                <w:sz w:val="20"/>
+                <w:szCs w:val="20"/>
+              </w:rPr>
+              <w:t>/no&gt;</w:t>
+            </w:r>
+          </w:p>
+          <w:p>
+            <w:pPr>
+              <w:spacing w:after="160" w:line="259" w:lineRule="auto"/>
+              <w:rPr>
+                <w:rFonts w:ascii="Arial" w:hAnsi="Arial" w:cs="Arial"/>
+                <w:b/>
+                <w:bCs/>
+                <w:sz w:val="20"/>
+                <w:szCs w:val="20"/>
+              </w:rPr>
+            </w:pPr>
+            <w:r>
+              <w:rPr>
+                <w:rFonts w:ascii="Arial" w:hAnsi="Arial" w:cs="Arial"/>
+                <w:b/>
+                <w:bCs/>
+                <w:noProof/>
+                <w:sz w:val="20"/>
+                <w:szCs w:val="20"/>
+              </w:rPr>
+              <w:lastRenderedPageBreak/>
+              <w:drawing>
+                <wp:inline distT="0" distB="0" distL="0" distR="0" wp14:anchorId="57B987BE" wp14:editId="740D7E47">
+                  <wp:extent cx="3447251" cy="1584960"/>
+                  <wp:effectExtent l="0" t="0" r="0" b="2540"/>
+                  <wp:docPr id="404358607" name="Picture 2"/>
+                  <wp:cNvGraphicFramePr>
+                    <a:graphicFrameLocks xmlns:a="http://schemas.openxmlformats.org/drawingml/2006/main" noChangeAspect="1"/>
+                  </wp:cNvGraphicFramePr>
+                  <a:graphic xmlns:a="http://schemas.openxmlformats.org/drawingml/2006/main">
+                    <a:graphicData uri="http://schemas.openxmlformats.org/drawingml/2006/picture">
+                      <pic:pic xmlns:pic="http://schemas.openxmlformats.org/drawingml/2006/picture">
+                        <pic:nvPicPr>
+                          <pic:cNvPr id="404358607" name="Picture 404358607"/>
+                          <pic:cNvPicPr/>
+                        </pic:nvPicPr>
+                        <pic:blipFill rotWithShape="1">
+                          <a:blip r:embed="rId15" cstate="print">
+                            <a:extLst>
+                              <a:ext uri="{28A0092B-C50C-407E-A947-70E740481C1C}">
+                                <a14:useLocalDpi xmlns:a14="http://schemas.microsoft.com/office/drawing/2010/main" val="0"/>
+                              </a:ext>
+                            </a:extLst>
+                          </a:blip>
+                          <a:srcRect t="49351" b="16490"/>
+                          <a:stretch>
+                            <a:fillRect/>
+                          </a:stretch>
+                        </pic:blipFill>
+                        <pic:spPr bwMode="auto">
+                          <a:xfrm>
+                            <a:off x="0" y="0"/>
+                            <a:ext cx="3454242" cy="1588174"/>
+                          </a:xfrm>
+                          <a:prstGeom prst="rect">
+                            <a:avLst/>
+                          </a:prstGeom>
+                          <a:ln>
+                            <a:noFill/>
+                          </a:ln>
+                          <a:extLst>
+                            <a:ext uri="{53640926-AAD7-44D8-BBD7-CCE9431645EC}">
+                              <a14:shadowObscured xmlns:a14="http://schemas.microsoft.com/office/drawing/2010/main"/>
+                            </a:ext>
+                          </a:extLst>
+                        </pic:spPr>
+                      </pic:pic>
+                    </a:graphicData>
+                  </a:graphic>
+                </wp:inline>
+              </w:drawing>
             </w:r>
           </w:p>
         </w:tc>
@@ -2362,6 +2536,7 @@
                 <w:sz w:val="20"/>
                 <w:szCs w:val="20"/>
               </w:rPr>
+              <w:lastRenderedPageBreak/>
               <w:t>3</w:t>
             </w:r>
           </w:p>
@@ -2519,7 +2694,100 @@
                 <w:sz w:val="20"/>
                 <w:szCs w:val="20"/>
               </w:rPr>
-              <w:t>&lt;yes/no&gt;</w:t>
+              <w:t>&lt;</w:t>
+            </w:r>
+            <w:r>
+              <w:rPr>
+                <w:rFonts w:ascii="Arial" w:hAnsi="Arial" w:cs="Arial"/>
+                <w:b/>
+                <w:bCs/>
+                <w:sz w:val="20"/>
+                <w:szCs w:val="20"/>
+                <w:highlight w:val="red"/>
+              </w:rPr>
+              <w:t>yes</w:t>
+            </w:r>
+            <w:r>
+              <w:rPr>
+                <w:rFonts w:ascii="Arial" w:hAnsi="Arial" w:cs="Arial"/>
+                <w:b/>
+                <w:bCs/>
+                <w:sz w:val="20"/>
+                <w:szCs w:val="20"/>
+              </w:rPr>
+              <w:t>/no&gt;</w:t>
+            </w:r>
+          </w:p>
+          <w:p>
+            <w:pPr>
+              <w:spacing w:after="160" w:line="259" w:lineRule="auto"/>
+              <w:rPr>
+                <w:rFonts w:ascii="Arial" w:hAnsi="Arial" w:cs="Arial"/>
+                <w:b/>
+                <w:bCs/>
+                <w:sz w:val="20"/>
+                <w:szCs w:val="20"/>
+              </w:rPr>
+            </w:pPr>
+            <w:r>
+              <w:rPr>
+                <w:rFonts w:ascii="Arial" w:hAnsi="Arial" w:cs="Arial"/>
+                <w:b/>
+                <w:bCs/>
+                <w:noProof/>
+                <w:sz w:val="20"/>
+                <w:szCs w:val="20"/>
+              </w:rPr>
+              <w:drawing>
+                <wp:inline distT="0" distB="0" distL="0" distR="0" wp14:anchorId="3D7D256B" wp14:editId="18C90D3C">
+                  <wp:extent cx="3413125" cy="452845"/>
+                  <wp:effectExtent l="0" t="0" r="3175" b="4445"/>
+                  <wp:docPr id="1441094203" name="Picture 3"/>
+                  <wp:cNvGraphicFramePr>
+                    <a:graphicFrameLocks xmlns:a="http://schemas.openxmlformats.org/drawingml/2006/main" noChangeAspect="1"/>
+                  </wp:cNvGraphicFramePr>
+                  <a:graphic xmlns:a="http://schemas.openxmlformats.org/drawingml/2006/main">
+                    <a:graphicData uri="http://schemas.openxmlformats.org/drawingml/2006/picture">
+                      <pic:pic xmlns:pic="http://schemas.openxmlformats.org/drawingml/2006/picture">
+                        <pic:nvPicPr>
+                          <pic:cNvPr id="1441094203" name="Picture 1441094203"/>
+                          <pic:cNvPicPr/>
+                        </pic:nvPicPr>
+                        <pic:blipFill rotWithShape="1">
+                          <a:blip r:embed="rId16" cstate="print">
+                            <a:extLst>
+                              <a:ext uri="{28A0092B-C50C-407E-A947-70E740481C1C}">
+                                <a14:useLocalDpi xmlns:a14="http://schemas.microsoft.com/office/drawing/2010/main" val="0"/>
+                              </a:ext>
+                            </a:extLst>
+                          </a:blip>
+                          <a:srcRect t="24449" b="65694"/>
+                          <a:stretch>
+                            <a:fillRect/>
+                          </a:stretch>
+                        </pic:blipFill>
+                        <pic:spPr bwMode="auto">
+                          <a:xfrm>
+                            <a:off x="0" y="0"/>
+                            <a:ext cx="3439335" cy="456322"/>
+                          </a:xfrm>
+                          <a:prstGeom prst="rect">
+                            <a:avLst/>
+                          </a:prstGeom>
+                          <a:ln>
+                            <a:noFill/>
+                          </a:ln>
+                          <a:extLst>
+                            <a:ext uri="{53640926-AAD7-44D8-BBD7-CCE9431645EC}">
+                              <a14:shadowObscured xmlns:a14="http://schemas.microsoft.com/office/drawing/2010/main"/>
+                            </a:ext>
+                          </a:extLst>
+                        </pic:spPr>
+                      </pic:pic>
+                    </a:graphicData>
+                  </a:graphic>
+                </wp:inline>
+              </w:drawing>
             </w:r>
           </w:p>
         </w:tc>
@@ -2715,7 +2983,100 @@
                 <w:sz w:val="20"/>
                 <w:szCs w:val="20"/>
               </w:rPr>
-              <w:t>&lt;yes/no&gt;</w:t>
+              <w:t>&lt;</w:t>
+            </w:r>
+            <w:r>
+              <w:rPr>
+                <w:rFonts w:ascii="Arial" w:hAnsi="Arial" w:cs="Arial"/>
+                <w:b/>
+                <w:bCs/>
+                <w:sz w:val="20"/>
+                <w:szCs w:val="20"/>
+                <w:highlight w:val="red"/>
+              </w:rPr>
+              <w:t>yes</w:t>
+            </w:r>
+            <w:r>
+              <w:rPr>
+                <w:rFonts w:ascii="Arial" w:hAnsi="Arial" w:cs="Arial"/>
+                <w:b/>
+                <w:bCs/>
+                <w:sz w:val="20"/>
+                <w:szCs w:val="20"/>
+              </w:rPr>
+              <w:t>/no&gt;</w:t>
+            </w:r>
+          </w:p>
+          <w:p>
+            <w:pPr>
+              <w:spacing w:after="160" w:line="259" w:lineRule="auto"/>
+              <w:rPr>
+                <w:rFonts w:ascii="Arial" w:hAnsi="Arial" w:cs="Arial"/>
+                <w:b/>
+                <w:bCs/>
+                <w:sz w:val="20"/>
+                <w:szCs w:val="20"/>
+              </w:rPr>
+            </w:pPr>
+            <w:r>
+              <w:rPr>
+                <w:rFonts w:ascii="Arial" w:hAnsi="Arial" w:cs="Arial"/>
+                <w:b/>
+                <w:bCs/>
+                <w:noProof/>
+                <w:sz w:val="20"/>
+                <w:szCs w:val="20"/>
+              </w:rPr>
+              <w:drawing>
+                <wp:inline distT="0" distB="0" distL="0" distR="0" wp14:anchorId="7381F26D" wp14:editId="09F861B5">
+                  <wp:extent cx="3413125" cy="408956"/>
+                  <wp:effectExtent l="0" t="0" r="3175" b="0"/>
+                  <wp:docPr id="91759124" name="Picture 3"/>
+                  <wp:cNvGraphicFramePr>
+                    <a:graphicFrameLocks xmlns:a="http://schemas.openxmlformats.org/drawingml/2006/main" noChangeAspect="1"/>
+                  </wp:cNvGraphicFramePr>
+                  <a:graphic xmlns:a="http://schemas.openxmlformats.org/drawingml/2006/main">
+                    <a:graphicData uri="http://schemas.openxmlformats.org/drawingml/2006/picture">
+                      <pic:pic xmlns:pic="http://schemas.openxmlformats.org/drawingml/2006/picture">
+                        <pic:nvPicPr>
+                          <pic:cNvPr id="1441094203" name="Picture 1441094203"/>
+                          <pic:cNvPicPr/>
+                        </pic:nvPicPr>
+                        <pic:blipFill rotWithShape="1">
+                          <a:blip r:embed="rId17" cstate="print">
+                            <a:extLst>
+                              <a:ext uri="{28A0092B-C50C-407E-A947-70E740481C1C}">
+                                <a14:useLocalDpi xmlns:a14="http://schemas.microsoft.com/office/drawing/2010/main" val="0"/>
+                              </a:ext>
+                            </a:extLst>
+                          </a:blip>
+                          <a:srcRect t="32605" b="58493"/>
+                          <a:stretch>
+                            <a:fillRect/>
+                          </a:stretch>
+                        </pic:blipFill>
+                        <pic:spPr bwMode="auto">
+                          <a:xfrm>
+                            <a:off x="0" y="0"/>
+                            <a:ext cx="3439335" cy="412096"/>
+                          </a:xfrm>
+                          <a:prstGeom prst="rect">
+                            <a:avLst/>
+                          </a:prstGeom>
+                          <a:ln>
+                            <a:noFill/>
+                          </a:ln>
+                          <a:extLst>
+                            <a:ext uri="{53640926-AAD7-44D8-BBD7-CCE9431645EC}">
+                              <a14:shadowObscured xmlns:a14="http://schemas.microsoft.com/office/drawing/2010/main"/>
+                            </a:ext>
+                          </a:extLst>
+                        </pic:spPr>
+                      </pic:pic>
+                    </a:graphicData>
+                  </a:graphic>
+                </wp:inline>
+              </w:drawing>
             </w:r>
           </w:p>
         </w:tc>
@@ -2911,7 +3272,100 @@
                 <w:sz w:val="20"/>
                 <w:szCs w:val="20"/>
               </w:rPr>
-              <w:t>&lt;yes/no&gt;</w:t>
+              <w:t>&lt;</w:t>
+            </w:r>
+            <w:r>
+              <w:rPr>
+                <w:rFonts w:ascii="Arial" w:hAnsi="Arial" w:cs="Arial"/>
+                <w:b/>
+                <w:bCs/>
+                <w:sz w:val="20"/>
+                <w:szCs w:val="20"/>
+                <w:highlight w:val="red"/>
+              </w:rPr>
+              <w:t>yes</w:t>
+            </w:r>
+            <w:r>
+              <w:rPr>
+                <w:rFonts w:ascii="Arial" w:hAnsi="Arial" w:cs="Arial"/>
+                <w:b/>
+                <w:bCs/>
+                <w:sz w:val="20"/>
+                <w:szCs w:val="20"/>
+              </w:rPr>
+              <w:t>/no&gt;</w:t>
+            </w:r>
+          </w:p>
+          <w:p>
+            <w:pPr>
+              <w:spacing w:after="160" w:line="259" w:lineRule="auto"/>
+              <w:rPr>
+                <w:rFonts w:ascii="Arial" w:hAnsi="Arial" w:cs="Arial"/>
+                <w:b/>
+                <w:bCs/>
+                <w:sz w:val="20"/>
+                <w:szCs w:val="20"/>
+              </w:rPr>
+            </w:pPr>
+            <w:r>
+              <w:rPr>
+                <w:rFonts w:ascii="Arial" w:hAnsi="Arial" w:cs="Arial"/>
+                <w:b/>
+                <w:bCs/>
+                <w:noProof/>
+                <w:sz w:val="20"/>
+                <w:szCs w:val="20"/>
+              </w:rPr>
+              <w:drawing>
+                <wp:inline distT="0" distB="0" distL="0" distR="0" wp14:anchorId="7D5BF2CB" wp14:editId="063DBFEC">
+                  <wp:extent cx="3413125" cy="435428"/>
+                  <wp:effectExtent l="0" t="0" r="0" b="0"/>
+                  <wp:docPr id="957800484" name="Picture 3"/>
+                  <wp:cNvGraphicFramePr>
+                    <a:graphicFrameLocks xmlns:a="http://schemas.openxmlformats.org/drawingml/2006/main" noChangeAspect="1"/>
+                  </wp:cNvGraphicFramePr>
+                  <a:graphic xmlns:a="http://schemas.openxmlformats.org/drawingml/2006/main">
+                    <a:graphicData uri="http://schemas.openxmlformats.org/drawingml/2006/picture">
+                      <pic:pic xmlns:pic="http://schemas.openxmlformats.org/drawingml/2006/picture">
+                        <pic:nvPicPr>
+                          <pic:cNvPr id="1441094203" name="Picture 1441094203"/>
+                          <pic:cNvPicPr/>
+                        </pic:nvPicPr>
+                        <pic:blipFill rotWithShape="1">
+                          <a:blip r:embed="rId18" cstate="print">
+                            <a:extLst>
+                              <a:ext uri="{28A0092B-C50C-407E-A947-70E740481C1C}">
+                                <a14:useLocalDpi xmlns:a14="http://schemas.microsoft.com/office/drawing/2010/main" val="0"/>
+                              </a:ext>
+                            </a:extLst>
+                          </a:blip>
+                          <a:srcRect t="41128" b="49394"/>
+                          <a:stretch>
+                            <a:fillRect/>
+                          </a:stretch>
+                        </pic:blipFill>
+                        <pic:spPr bwMode="auto">
+                          <a:xfrm>
+                            <a:off x="0" y="0"/>
+                            <a:ext cx="3439335" cy="438772"/>
+                          </a:xfrm>
+                          <a:prstGeom prst="rect">
+                            <a:avLst/>
+                          </a:prstGeom>
+                          <a:ln>
+                            <a:noFill/>
+                          </a:ln>
+                          <a:extLst>
+                            <a:ext uri="{53640926-AAD7-44D8-BBD7-CCE9431645EC}">
+                              <a14:shadowObscured xmlns:a14="http://schemas.microsoft.com/office/drawing/2010/main"/>
+                            </a:ext>
+                          </a:extLst>
+                        </pic:spPr>
+                      </pic:pic>
+                    </a:graphicData>
+                  </a:graphic>
+                </wp:inline>
+              </w:drawing>
             </w:r>
           </w:p>
         </w:tc>
@@ -3115,7 +3569,92 @@
                 <w:sz w:val="20"/>
                 <w:szCs w:val="20"/>
               </w:rPr>
-              <w:t>&lt;yes/no&gt;</w:t>
+              <w:t>&lt;</w:t>
+            </w:r>
+            <w:r>
+              <w:rPr>
+                <w:rFonts w:ascii="Arial" w:hAnsi="Arial" w:cs="Arial"/>
+                <w:b/>
+                <w:bCs/>
+                <w:sz w:val="20"/>
+                <w:szCs w:val="20"/>
+                <w:highlight w:val="red"/>
+              </w:rPr>
+              <w:t>yes</w:t>
+            </w:r>
+            <w:r>
+              <w:rPr>
+                <w:rFonts w:ascii="Arial" w:hAnsi="Arial" w:cs="Arial"/>
+                <w:b/>
+                <w:bCs/>
+                <w:sz w:val="20"/>
+                <w:szCs w:val="20"/>
+              </w:rPr>
+              <w:t>/no&gt;</w:t>
+            </w:r>
+          </w:p>
+          <w:p>
+            <w:pPr>
+              <w:spacing w:after="160" w:line="259" w:lineRule="auto"/>
+              <w:rPr>
+                <w:rFonts w:ascii="Arial" w:hAnsi="Arial" w:cs="Arial"/>
+                <w:b/>
+                <w:bCs/>
+                <w:sz w:val="20"/>
+                <w:szCs w:val="20"/>
+              </w:rPr>
+            </w:pPr>
+            <w:r>
+              <w:rPr>
+                <w:rFonts w:ascii="Arial" w:hAnsi="Arial" w:cs="Arial"/>
+                <w:b/>
+                <w:bCs/>
+                <w:noProof/>
+                <w:sz w:val="20"/>
+                <w:szCs w:val="20"/>
+              </w:rPr>
+              <w:lastRenderedPageBreak/>
+              <w:drawing>
+                <wp:inline distT="0" distB="0" distL="0" distR="0" wp14:anchorId="186752B4" wp14:editId="3E2CA4EF">
+                  <wp:extent cx="3152503" cy="1923225"/>
+                  <wp:effectExtent l="0" t="0" r="0" b="0"/>
+                  <wp:docPr id="637379512" name="Picture 4"/>
+                  <wp:cNvGraphicFramePr>
+                    <a:graphicFrameLocks xmlns:a="http://schemas.openxmlformats.org/drawingml/2006/main" noChangeAspect="1"/>
+                  </wp:cNvGraphicFramePr>
+                  <a:graphic xmlns:a="http://schemas.openxmlformats.org/drawingml/2006/main">
+                    <a:graphicData uri="http://schemas.openxmlformats.org/drawingml/2006/picture">
+                      <pic:pic xmlns:pic="http://schemas.openxmlformats.org/drawingml/2006/picture">
+                        <pic:nvPicPr>
+                          <pic:cNvPr id="637379512" name="Picture 637379512"/>
+                          <pic:cNvPicPr/>
+                        </pic:nvPicPr>
+                        <pic:blipFill>
+                          <a:blip r:embed="rId19" cstate="print">
+                            <a:extLst>
+                              <a:ext uri="{28A0092B-C50C-407E-A947-70E740481C1C}">
+                                <a14:useLocalDpi xmlns:a14="http://schemas.microsoft.com/office/drawing/2010/main" val="0"/>
+                              </a:ext>
+                            </a:extLst>
+                          </a:blip>
+                          <a:stretch>
+                            <a:fillRect/>
+                          </a:stretch>
+                        </pic:blipFill>
+                        <pic:spPr>
+                          <a:xfrm>
+                            <a:off x="0" y="0"/>
+                            <a:ext cx="3184210" cy="1942568"/>
+                          </a:xfrm>
+                          <a:prstGeom prst="rect">
+                            <a:avLst/>
+                          </a:prstGeom>
+                        </pic:spPr>
+                      </pic:pic>
+                    </a:graphicData>
+                  </a:graphic>
+                </wp:inline>
+              </w:drawing>
             </w:r>
           </w:p>
         </w:tc>
@@ -3154,6 +3693,7 @@
                 <w:sz w:val="20"/>
                 <w:szCs w:val="20"/>
               </w:rPr>
+              <w:lastRenderedPageBreak/>
               <w:t>7</w:t>
             </w:r>
           </w:p>
@@ -3222,18 +3762,7 @@
                 <w:sz w:val="20"/>
                 <w:szCs w:val="20"/>
               </w:rPr>
-              <w:t xml:space="preserve">The user's registration information is successfully saved to the database. </w:t>
-            </w:r>
-            <w:r>
-              <w:rPr>
-                <w:rFonts w:ascii="Arial" w:hAnsi="Arial" w:cs="Arial"/>
-                <w:b/>
-                <w:bCs/>
-                <w:sz w:val="20"/>
-                <w:szCs w:val="20"/>
-              </w:rPr>
-              <w:lastRenderedPageBreak/>
-              <w:t>The password is stored securely as a hash rather than as plain text.</w:t>
+              <w:t>The user's registration information is successfully saved to the database. The password is stored securely as a hash rather than as plain text.</w:t>
             </w:r>
           </w:p>
         </w:tc>
@@ -3266,7 +3795,6 @@
                 <w:sz w:val="20"/>
                 <w:szCs w:val="20"/>
               </w:rPr>
-              <w:lastRenderedPageBreak/>
               <w:t>&lt;yes/</w:t>
             </w:r>
             <w:r>
@@ -3321,7 +3849,91 @@
                 <w:sz w:val="20"/>
                 <w:szCs w:val="20"/>
               </w:rPr>
-              <w:t>&lt;yes/no&gt;</w:t>
+              <w:t>&lt;</w:t>
+            </w:r>
+            <w:r>
+              <w:rPr>
+                <w:rFonts w:ascii="Arial" w:hAnsi="Arial" w:cs="Arial"/>
+                <w:b/>
+                <w:bCs/>
+                <w:sz w:val="20"/>
+                <w:szCs w:val="20"/>
+                <w:highlight w:val="red"/>
+              </w:rPr>
+              <w:t>yes</w:t>
+            </w:r>
+            <w:r>
+              <w:rPr>
+                <w:rFonts w:ascii="Arial" w:hAnsi="Arial" w:cs="Arial"/>
+                <w:b/>
+                <w:bCs/>
+                <w:sz w:val="20"/>
+                <w:szCs w:val="20"/>
+              </w:rPr>
+              <w:t>/no&gt;</w:t>
+            </w:r>
+          </w:p>
+          <w:p>
+            <w:pPr>
+              <w:spacing w:after="160" w:line="259" w:lineRule="auto"/>
+              <w:rPr>
+                <w:rFonts w:ascii="Arial" w:hAnsi="Arial" w:cs="Arial"/>
+                <w:b/>
+                <w:bCs/>
+                <w:sz w:val="20"/>
+                <w:szCs w:val="20"/>
+              </w:rPr>
+            </w:pPr>
+            <w:r>
+              <w:rPr>
+                <w:rFonts w:ascii="Arial" w:hAnsi="Arial" w:cs="Arial"/>
+                <w:b/>
+                <w:bCs/>
+                <w:noProof/>
+                <w:sz w:val="20"/>
+                <w:szCs w:val="20"/>
+              </w:rPr>
+              <w:drawing>
+                <wp:inline distT="0" distB="0" distL="0" distR="0" wp14:anchorId="6270FE39" wp14:editId="27D8AB34">
+                  <wp:extent cx="3779520" cy="403615"/>
+                  <wp:effectExtent l="0" t="0" r="0" b="3175"/>
+                  <wp:docPr id="1990501807" name="Picture 6"/>
+                  <wp:cNvGraphicFramePr>
+                    <a:graphicFrameLocks xmlns:a="http://schemas.openxmlformats.org/drawingml/2006/main" noChangeAspect="1"/>
+                  </wp:cNvGraphicFramePr>
+                  <a:graphic xmlns:a="http://schemas.openxmlformats.org/drawingml/2006/main">
+                    <a:graphicData uri="http://schemas.openxmlformats.org/drawingml/2006/picture">
+                      <pic:pic xmlns:pic="http://schemas.openxmlformats.org/drawingml/2006/picture">
+                        <pic:nvPicPr>
+                          <pic:cNvPr id="1990501807" name="Picture 1990501807"/>
+                          <pic:cNvPicPr/>
+                        </pic:nvPicPr>
+                        <pic:blipFill>
+                          <a:blip r:embed="rId20" cstate="print">
+                            <a:extLst>
+                              <a:ext uri="{28A0092B-C50C-407E-A947-70E740481C1C}">
+                                <a14:useLocalDpi xmlns:a14="http://schemas.microsoft.com/office/drawing/2010/main" val="0"/>
+                              </a:ext>
+                            </a:extLst>
+                          </a:blip>
+                          <a:stretch>
+                            <a:fillRect/>
+                          </a:stretch>
+                        </pic:blipFill>
+                        <pic:spPr>
+                          <a:xfrm>
+                            <a:off x="0" y="0"/>
+                            <a:ext cx="4111060" cy="439020"/>
+                          </a:xfrm>
+                          <a:prstGeom prst="rect">
+                            <a:avLst/>
+                          </a:prstGeom>
+                        </pic:spPr>
+                      </pic:pic>
+                    </a:graphicData>
+                  </a:graphic>
+                </wp:inline>
+              </w:drawing>
             </w:r>
           </w:p>
         </w:tc>
@@ -3395,7 +4007,37 @@
                 <w:sz w:val="20"/>
                 <w:szCs w:val="20"/>
               </w:rPr>
-              <w:t xml:space="preserve">Comments should be substantive; this means there should be at least 2-3 well-structured sentences with constructive feedback. </w:t>
+              <w:t xml:space="preserve">Registration is seamless. Page does a good job showing user how they are entering the fields. It shows a green bar for the correct input and is easy to understand. When user is </w:t>
+            </w:r>
+            <w:r>
+              <w:rPr>
+                <w:rFonts w:ascii="Arial" w:hAnsi="Arial" w:cs="Arial"/>
+                <w:b/>
+                <w:bCs/>
+                <w:sz w:val="20"/>
+                <w:szCs w:val="20"/>
+              </w:rPr>
+              <w:t>registered,</w:t>
+            </w:r>
+            <w:r>
+              <w:rPr>
+                <w:rFonts w:ascii="Arial" w:hAnsi="Arial" w:cs="Arial"/>
+                <w:b/>
+                <w:bCs/>
+                <w:sz w:val="20"/>
+                <w:szCs w:val="20"/>
+              </w:rPr>
+              <w:t xml:space="preserve"> they are given a success message that then allows them to continue to the website or to log out. </w:t>
+            </w:r>
+            <w:r>
+              <w:rPr>
+                <w:rFonts w:ascii="Arial" w:hAnsi="Arial" w:cs="Arial"/>
+                <w:b/>
+                <w:bCs/>
+                <w:sz w:val="20"/>
+                <w:szCs w:val="20"/>
+              </w:rPr>
+              <w:t xml:space="preserve"> </w:t>
             </w:r>
           </w:p>
         </w:tc>
@@ -3420,10 +4062,10 @@
       </w:tblPr>
       <w:tblGrid>
         <w:gridCol w:w="1250"/>
-        <w:gridCol w:w="3570"/>
-        <w:gridCol w:w="3930"/>
-        <w:gridCol w:w="2148"/>
-        <w:gridCol w:w="2052"/>
+        <w:gridCol w:w="2362"/>
+        <w:gridCol w:w="2551"/>
+        <w:gridCol w:w="1607"/>
+        <w:gridCol w:w="5180"/>
       </w:tblGrid>
       <w:tr>
         <w:trPr>
@@ -3578,29 +4220,7 @@
                 <w:sz w:val="20"/>
                 <w:szCs w:val="20"/>
               </w:rPr>
-              <w:t xml:space="preserve"> Login and data is retrieved </w:t>
-            </w:r>
-            <w:proofErr w:type="gramStart"/>
-            <w:r>
-              <w:rPr>
-                <w:rFonts w:ascii="Arial" w:hAnsi="Arial" w:cs="Arial"/>
-                <w:b/>
-                <w:bCs/>
-                <w:sz w:val="20"/>
-                <w:szCs w:val="20"/>
-              </w:rPr>
-              <w:t>from  database</w:t>
-            </w:r>
-            <w:proofErr w:type="gramEnd"/>
-            <w:r>
-              <w:rPr>
-                <w:rFonts w:ascii="Arial" w:hAnsi="Arial" w:cs="Arial"/>
-                <w:b/>
-                <w:bCs/>
-                <w:sz w:val="20"/>
-                <w:szCs w:val="20"/>
-              </w:rPr>
-              <w:t xml:space="preserve"> successfully</w:t>
+              <w:t xml:space="preserve"> Login and data is retrieved from  database successfully</w:t>
             </w:r>
           </w:p>
         </w:tc>
@@ -3636,49 +4256,47 @@
               </w:rPr>
               <w:t>Developer:</w:t>
             </w:r>
-          </w:p>
-          <w:p>
-            <w:pPr>
-              <w:spacing w:after="160" w:line="259" w:lineRule="auto"/>
-              <w:rPr>
-                <w:rFonts w:ascii="Arial" w:hAnsi="Arial" w:cs="Arial"/>
-                <w:b/>
-                <w:bCs/>
-                <w:sz w:val="20"/>
-                <w:szCs w:val="20"/>
-              </w:rPr>
-            </w:pPr>
-            <w:r>
-              <w:rPr>
-                <w:rFonts w:ascii="Arial" w:hAnsi="Arial" w:cs="Arial"/>
-                <w:b/>
-                <w:bCs/>
-                <w:sz w:val="20"/>
-                <w:szCs w:val="20"/>
-              </w:rPr>
-              <w:t>Date tested: &lt;</w:t>
-            </w:r>
-            <w:proofErr w:type="spellStart"/>
-            <w:r>
-              <w:rPr>
-                <w:rFonts w:ascii="Arial" w:hAnsi="Arial" w:cs="Arial"/>
-                <w:b/>
-                <w:bCs/>
-                <w:sz w:val="20"/>
-                <w:szCs w:val="20"/>
-              </w:rPr>
-              <w:t>yyyy</w:t>
-            </w:r>
-            <w:proofErr w:type="spellEnd"/>
-            <w:r>
-              <w:rPr>
-                <w:rFonts w:ascii="Arial" w:hAnsi="Arial" w:cs="Arial"/>
-                <w:b/>
-                <w:bCs/>
-                <w:sz w:val="20"/>
-                <w:szCs w:val="20"/>
-              </w:rPr>
-              <w:t xml:space="preserve">/mm/dd&gt; </w:t>
+            <w:r>
+              <w:rPr>
+                <w:rFonts w:ascii="Arial" w:hAnsi="Arial" w:cs="Arial"/>
+                <w:b/>
+                <w:bCs/>
+                <w:sz w:val="20"/>
+                <w:szCs w:val="20"/>
+              </w:rPr>
+              <w:t xml:space="preserve"> Cannon</w:t>
+            </w:r>
+          </w:p>
+          <w:p>
+            <w:pPr>
+              <w:spacing w:after="160" w:line="259" w:lineRule="auto"/>
+              <w:rPr>
+                <w:rFonts w:ascii="Arial" w:hAnsi="Arial" w:cs="Arial"/>
+                <w:b/>
+                <w:bCs/>
+                <w:sz w:val="20"/>
+                <w:szCs w:val="20"/>
+              </w:rPr>
+            </w:pPr>
+            <w:r>
+              <w:rPr>
+                <w:rFonts w:ascii="Arial" w:hAnsi="Arial" w:cs="Arial"/>
+                <w:b/>
+                <w:bCs/>
+                <w:sz w:val="20"/>
+                <w:szCs w:val="20"/>
+              </w:rPr>
+              <w:t xml:space="preserve">Date tested: </w:t>
+            </w:r>
+            <w:r>
+              <w:rPr>
+                <w:rFonts w:ascii="Arial" w:hAnsi="Arial" w:cs="Arial"/>
+                <w:b/>
+                <w:bCs/>
+                <w:sz w:val="20"/>
+                <w:szCs w:val="20"/>
+              </w:rPr>
+              <w:t>2026/09/06</w:t>
             </w:r>
           </w:p>
         </w:tc>
@@ -3715,49 +4333,47 @@
               </w:rPr>
               <w:t xml:space="preserve">Peer tester: </w:t>
             </w:r>
-          </w:p>
-          <w:p>
-            <w:pPr>
-              <w:spacing w:after="160" w:line="259" w:lineRule="auto"/>
-              <w:rPr>
-                <w:rFonts w:ascii="Arial" w:hAnsi="Arial" w:cs="Arial"/>
-                <w:b/>
-                <w:bCs/>
-                <w:sz w:val="20"/>
-                <w:szCs w:val="20"/>
-              </w:rPr>
-            </w:pPr>
-            <w:r>
-              <w:rPr>
-                <w:rFonts w:ascii="Arial" w:hAnsi="Arial" w:cs="Arial"/>
-                <w:b/>
-                <w:bCs/>
-                <w:sz w:val="20"/>
-                <w:szCs w:val="20"/>
-              </w:rPr>
-              <w:t>Date tested: &lt;</w:t>
-            </w:r>
-            <w:proofErr w:type="spellStart"/>
-            <w:r>
-              <w:rPr>
-                <w:rFonts w:ascii="Arial" w:hAnsi="Arial" w:cs="Arial"/>
-                <w:b/>
-                <w:bCs/>
-                <w:sz w:val="20"/>
-                <w:szCs w:val="20"/>
-              </w:rPr>
-              <w:t>yyyy</w:t>
-            </w:r>
-            <w:proofErr w:type="spellEnd"/>
-            <w:r>
-              <w:rPr>
-                <w:rFonts w:ascii="Arial" w:hAnsi="Arial" w:cs="Arial"/>
-                <w:b/>
-                <w:bCs/>
-                <w:sz w:val="20"/>
-                <w:szCs w:val="20"/>
-              </w:rPr>
-              <w:t>/mm/dd&gt;</w:t>
+            <w:r>
+              <w:rPr>
+                <w:rFonts w:ascii="Arial" w:hAnsi="Arial" w:cs="Arial"/>
+                <w:b/>
+                <w:bCs/>
+                <w:sz w:val="20"/>
+                <w:szCs w:val="20"/>
+              </w:rPr>
+              <w:t xml:space="preserve">Jose </w:t>
+            </w:r>
+          </w:p>
+          <w:p>
+            <w:pPr>
+              <w:spacing w:after="160" w:line="259" w:lineRule="auto"/>
+              <w:rPr>
+                <w:rFonts w:ascii="Arial" w:hAnsi="Arial" w:cs="Arial"/>
+                <w:b/>
+                <w:bCs/>
+                <w:sz w:val="20"/>
+                <w:szCs w:val="20"/>
+              </w:rPr>
+            </w:pPr>
+            <w:r>
+              <w:rPr>
+                <w:rFonts w:ascii="Arial" w:hAnsi="Arial" w:cs="Arial"/>
+                <w:b/>
+                <w:bCs/>
+                <w:sz w:val="20"/>
+                <w:szCs w:val="20"/>
+              </w:rPr>
+              <w:t xml:space="preserve">Date tested: </w:t>
+            </w:r>
+            <w:r>
+              <w:rPr>
+                <w:rFonts w:ascii="Arial" w:hAnsi="Arial" w:cs="Arial"/>
+                <w:b/>
+                <w:bCs/>
+                <w:sz w:val="20"/>
+                <w:szCs w:val="20"/>
+              </w:rPr>
+              <w:t>2026/09/06</w:t>
             </w:r>
           </w:p>
         </w:tc>
@@ -3796,6 +4412,7 @@
                 <w:sz w:val="20"/>
                 <w:szCs w:val="20"/>
               </w:rPr>
+              <w:lastRenderedPageBreak/>
               <w:t>Step</w:t>
             </w:r>
           </w:p>
@@ -4107,7 +4724,112 @@
                 <w:sz w:val="20"/>
                 <w:szCs w:val="20"/>
               </w:rPr>
-              <w:t>&lt;yes/no&gt;</w:t>
+              <w:t>&lt;</w:t>
+            </w:r>
+            <w:r>
+              <w:rPr>
+                <w:rFonts w:ascii="Arial" w:hAnsi="Arial" w:cs="Arial"/>
+                <w:b/>
+                <w:bCs/>
+                <w:sz w:val="20"/>
+                <w:szCs w:val="20"/>
+                <w:highlight w:val="red"/>
+              </w:rPr>
+              <w:t xml:space="preserve"> </w:t>
+            </w:r>
+            <w:r>
+              <w:rPr>
+                <w:rFonts w:ascii="Arial" w:hAnsi="Arial" w:cs="Arial"/>
+                <w:b/>
+                <w:bCs/>
+                <w:sz w:val="20"/>
+                <w:szCs w:val="20"/>
+                <w:highlight w:val="red"/>
+              </w:rPr>
+              <w:t>yes</w:t>
+            </w:r>
+            <w:r>
+              <w:rPr>
+                <w:rFonts w:ascii="Arial" w:hAnsi="Arial" w:cs="Arial"/>
+                <w:b/>
+                <w:bCs/>
+                <w:sz w:val="20"/>
+                <w:szCs w:val="20"/>
+              </w:rPr>
+              <w:t xml:space="preserve"> </w:t>
+            </w:r>
+            <w:r>
+              <w:rPr>
+                <w:rFonts w:ascii="Arial" w:hAnsi="Arial" w:cs="Arial"/>
+                <w:b/>
+                <w:bCs/>
+                <w:sz w:val="20"/>
+                <w:szCs w:val="20"/>
+              </w:rPr>
+              <w:t>/no&gt;</w:t>
+            </w:r>
+          </w:p>
+          <w:p>
+            <w:pPr>
+              <w:spacing w:after="160" w:line="259" w:lineRule="auto"/>
+              <w:rPr>
+                <w:rFonts w:ascii="Arial" w:hAnsi="Arial" w:cs="Arial"/>
+                <w:b/>
+                <w:bCs/>
+                <w:sz w:val="20"/>
+                <w:szCs w:val="20"/>
+              </w:rPr>
+            </w:pPr>
+            <w:r>
+              <w:rPr>
+                <w:rFonts w:ascii="Arial" w:hAnsi="Arial" w:cs="Arial"/>
+                <w:b/>
+                <w:bCs/>
+                <w:noProof/>
+                <w:sz w:val="20"/>
+                <w:szCs w:val="20"/>
+              </w:rPr>
+              <w:drawing>
+                <wp:inline distT="0" distB="0" distL="0" distR="0" wp14:anchorId="4A0793F3" wp14:editId="610F6D15">
+                  <wp:extent cx="2741816" cy="1866494"/>
+                  <wp:effectExtent l="0" t="0" r="1905" b="635"/>
+                  <wp:docPr id="2129186318" name="Picture 7"/>
+                  <wp:cNvGraphicFramePr>
+                    <a:graphicFrameLocks xmlns:a="http://schemas.openxmlformats.org/drawingml/2006/main" noChangeAspect="1"/>
+                  </wp:cNvGraphicFramePr>
+                  <a:graphic xmlns:a="http://schemas.openxmlformats.org/drawingml/2006/main">
+                    <a:graphicData uri="http://schemas.openxmlformats.org/drawingml/2006/picture">
+                      <pic:pic xmlns:pic="http://schemas.openxmlformats.org/drawingml/2006/picture">
+                        <pic:nvPicPr>
+                          <pic:cNvPr id="2129186318" name="Picture 2129186318"/>
+                          <pic:cNvPicPr/>
+                        </pic:nvPicPr>
+                        <pic:blipFill>
+                          <a:blip r:embed="rId21" cstate="print">
+                            <a:extLst>
+                              <a:ext uri="{28A0092B-C50C-407E-A947-70E740481C1C}">
+                                <a14:useLocalDpi xmlns:a14="http://schemas.microsoft.com/office/drawing/2010/main" val="0"/>
+                              </a:ext>
+                            </a:extLst>
+                          </a:blip>
+                          <a:stretch>
+                            <a:fillRect/>
+                          </a:stretch>
+                        </pic:blipFill>
+                        <pic:spPr>
+                          <a:xfrm>
+                            <a:off x="0" y="0"/>
+                            <a:ext cx="2829311" cy="1926056"/>
+                          </a:xfrm>
+                          <a:prstGeom prst="rect">
+                            <a:avLst/>
+                          </a:prstGeom>
+                        </pic:spPr>
+                      </pic:pic>
+                    </a:graphicData>
+                  </a:graphic>
+                </wp:inline>
+              </w:drawing>
             </w:r>
           </w:p>
         </w:tc>
@@ -4282,7 +5004,112 @@
                 <w:sz w:val="20"/>
                 <w:szCs w:val="20"/>
               </w:rPr>
-              <w:t>&lt;yes/no&gt;</w:t>
+              <w:t>&lt;</w:t>
+            </w:r>
+            <w:r>
+              <w:rPr>
+                <w:rFonts w:ascii="Arial" w:hAnsi="Arial" w:cs="Arial"/>
+                <w:b/>
+                <w:bCs/>
+                <w:sz w:val="20"/>
+                <w:szCs w:val="20"/>
+                <w:highlight w:val="red"/>
+              </w:rPr>
+              <w:t xml:space="preserve"> </w:t>
+            </w:r>
+            <w:r>
+              <w:rPr>
+                <w:rFonts w:ascii="Arial" w:hAnsi="Arial" w:cs="Arial"/>
+                <w:b/>
+                <w:bCs/>
+                <w:sz w:val="20"/>
+                <w:szCs w:val="20"/>
+                <w:highlight w:val="red"/>
+              </w:rPr>
+              <w:t>yes</w:t>
+            </w:r>
+            <w:r>
+              <w:rPr>
+                <w:rFonts w:ascii="Arial" w:hAnsi="Arial" w:cs="Arial"/>
+                <w:b/>
+                <w:bCs/>
+                <w:sz w:val="20"/>
+                <w:szCs w:val="20"/>
+              </w:rPr>
+              <w:t xml:space="preserve"> </w:t>
+            </w:r>
+            <w:r>
+              <w:rPr>
+                <w:rFonts w:ascii="Arial" w:hAnsi="Arial" w:cs="Arial"/>
+                <w:b/>
+                <w:bCs/>
+                <w:sz w:val="20"/>
+                <w:szCs w:val="20"/>
+              </w:rPr>
+              <w:t>/no&gt;</w:t>
+            </w:r>
+          </w:p>
+          <w:p>
+            <w:pPr>
+              <w:spacing w:after="160" w:line="259" w:lineRule="auto"/>
+              <w:rPr>
+                <w:rFonts w:ascii="Arial" w:hAnsi="Arial" w:cs="Arial"/>
+                <w:b/>
+                <w:bCs/>
+                <w:sz w:val="20"/>
+                <w:szCs w:val="20"/>
+              </w:rPr>
+            </w:pPr>
+            <w:r>
+              <w:rPr>
+                <w:rFonts w:ascii="Arial" w:hAnsi="Arial" w:cs="Arial"/>
+                <w:b/>
+                <w:bCs/>
+                <w:noProof/>
+                <w:sz w:val="20"/>
+                <w:szCs w:val="20"/>
+              </w:rPr>
+              <w:drawing>
+                <wp:inline distT="0" distB="0" distL="0" distR="0" wp14:anchorId="398ABA61" wp14:editId="0CE24F78">
+                  <wp:extent cx="2741816" cy="1866494"/>
+                  <wp:effectExtent l="0" t="0" r="1905" b="635"/>
+                  <wp:docPr id="2096773029" name="Picture 7"/>
+                  <wp:cNvGraphicFramePr>
+                    <a:graphicFrameLocks xmlns:a="http://schemas.openxmlformats.org/drawingml/2006/main" noChangeAspect="1"/>
+                  </wp:cNvGraphicFramePr>
+                  <a:graphic xmlns:a="http://schemas.openxmlformats.org/drawingml/2006/main">
+                    <a:graphicData uri="http://schemas.openxmlformats.org/drawingml/2006/picture">
+                      <pic:pic xmlns:pic="http://schemas.openxmlformats.org/drawingml/2006/picture">
+                        <pic:nvPicPr>
+                          <pic:cNvPr id="2129186318" name="Picture 2129186318"/>
+                          <pic:cNvPicPr/>
+                        </pic:nvPicPr>
+                        <pic:blipFill>
+                          <a:blip r:embed="rId21" cstate="print">
+                            <a:extLst>
+                              <a:ext uri="{28A0092B-C50C-407E-A947-70E740481C1C}">
+                                <a14:useLocalDpi xmlns:a14="http://schemas.microsoft.com/office/drawing/2010/main" val="0"/>
+                              </a:ext>
+                            </a:extLst>
+                          </a:blip>
+                          <a:stretch>
+                            <a:fillRect/>
+                          </a:stretch>
+                        </pic:blipFill>
+                        <pic:spPr>
+                          <a:xfrm>
+                            <a:off x="0" y="0"/>
+                            <a:ext cx="2829311" cy="1926056"/>
+                          </a:xfrm>
+                          <a:prstGeom prst="rect">
+                            <a:avLst/>
+                          </a:prstGeom>
+                        </pic:spPr>
+                      </pic:pic>
+                    </a:graphicData>
+                  </a:graphic>
+                </wp:inline>
+              </w:drawing>
             </w:r>
           </w:p>
         </w:tc>
@@ -4479,7 +5306,113 @@
                 <w:sz w:val="20"/>
                 <w:szCs w:val="20"/>
               </w:rPr>
-              <w:t>&lt;yes/no&gt;</w:t>
+              <w:t>&lt;</w:t>
+            </w:r>
+            <w:r>
+              <w:rPr>
+                <w:rFonts w:ascii="Arial" w:hAnsi="Arial" w:cs="Arial"/>
+                <w:b/>
+                <w:bCs/>
+                <w:sz w:val="20"/>
+                <w:szCs w:val="20"/>
+                <w:highlight w:val="red"/>
+              </w:rPr>
+              <w:t xml:space="preserve"> </w:t>
+            </w:r>
+            <w:r>
+              <w:rPr>
+                <w:rFonts w:ascii="Arial" w:hAnsi="Arial" w:cs="Arial"/>
+                <w:b/>
+                <w:bCs/>
+                <w:sz w:val="20"/>
+                <w:szCs w:val="20"/>
+                <w:highlight w:val="red"/>
+              </w:rPr>
+              <w:t>yes</w:t>
+            </w:r>
+            <w:r>
+              <w:rPr>
+                <w:rFonts w:ascii="Arial" w:hAnsi="Arial" w:cs="Arial"/>
+                <w:b/>
+                <w:bCs/>
+                <w:sz w:val="20"/>
+                <w:szCs w:val="20"/>
+              </w:rPr>
+              <w:t xml:space="preserve"> </w:t>
+            </w:r>
+            <w:r>
+              <w:rPr>
+                <w:rFonts w:ascii="Arial" w:hAnsi="Arial" w:cs="Arial"/>
+                <w:b/>
+                <w:bCs/>
+                <w:sz w:val="20"/>
+                <w:szCs w:val="20"/>
+              </w:rPr>
+              <w:t>/no&gt;</w:t>
+            </w:r>
+          </w:p>
+          <w:p>
+            <w:pPr>
+              <w:spacing w:after="160" w:line="259" w:lineRule="auto"/>
+              <w:rPr>
+                <w:rFonts w:ascii="Arial" w:hAnsi="Arial" w:cs="Arial"/>
+                <w:b/>
+                <w:bCs/>
+                <w:sz w:val="20"/>
+                <w:szCs w:val="20"/>
+              </w:rPr>
+            </w:pPr>
+            <w:r>
+              <w:rPr>
+                <w:rFonts w:ascii="Arial" w:hAnsi="Arial" w:cs="Arial"/>
+                <w:b/>
+                <w:bCs/>
+                <w:noProof/>
+                <w:sz w:val="20"/>
+                <w:szCs w:val="20"/>
+              </w:rPr>
+              <w:lastRenderedPageBreak/>
+              <w:drawing>
+                <wp:inline distT="0" distB="0" distL="0" distR="0" wp14:anchorId="734E4404" wp14:editId="2365A11B">
+                  <wp:extent cx="3152503" cy="1923225"/>
+                  <wp:effectExtent l="0" t="0" r="0" b="0"/>
+                  <wp:docPr id="1124250854" name="Picture 4"/>
+                  <wp:cNvGraphicFramePr>
+                    <a:graphicFrameLocks xmlns:a="http://schemas.openxmlformats.org/drawingml/2006/main" noChangeAspect="1"/>
+                  </wp:cNvGraphicFramePr>
+                  <a:graphic xmlns:a="http://schemas.openxmlformats.org/drawingml/2006/main">
+                    <a:graphicData uri="http://schemas.openxmlformats.org/drawingml/2006/picture">
+                      <pic:pic xmlns:pic="http://schemas.openxmlformats.org/drawingml/2006/picture">
+                        <pic:nvPicPr>
+                          <pic:cNvPr id="637379512" name="Picture 637379512"/>
+                          <pic:cNvPicPr/>
+                        </pic:nvPicPr>
+                        <pic:blipFill>
+                          <a:blip r:embed="rId19" cstate="print">
+                            <a:extLst>
+                              <a:ext uri="{28A0092B-C50C-407E-A947-70E740481C1C}">
+                                <a14:useLocalDpi xmlns:a14="http://schemas.microsoft.com/office/drawing/2010/main" val="0"/>
+                              </a:ext>
+                            </a:extLst>
+                          </a:blip>
+                          <a:stretch>
+                            <a:fillRect/>
+                          </a:stretch>
+                        </pic:blipFill>
+                        <pic:spPr>
+                          <a:xfrm>
+                            <a:off x="0" y="0"/>
+                            <a:ext cx="3184210" cy="1942568"/>
+                          </a:xfrm>
+                          <a:prstGeom prst="rect">
+                            <a:avLst/>
+                          </a:prstGeom>
+                        </pic:spPr>
+                      </pic:pic>
+                    </a:graphicData>
+                  </a:graphic>
+                </wp:inline>
+              </w:drawing>
             </w:r>
           </w:p>
         </w:tc>
@@ -4518,6 +5451,7 @@
                 <w:sz w:val="20"/>
                 <w:szCs w:val="20"/>
               </w:rPr>
+              <w:lastRenderedPageBreak/>
               <w:t>4</w:t>
             </w:r>
           </w:p>
@@ -4654,7 +5588,112 @@
                 <w:sz w:val="20"/>
                 <w:szCs w:val="20"/>
               </w:rPr>
-              <w:t>&lt;yes/no&gt;</w:t>
+              <w:t>&lt;</w:t>
+            </w:r>
+            <w:r>
+              <w:rPr>
+                <w:rFonts w:ascii="Arial" w:hAnsi="Arial" w:cs="Arial"/>
+                <w:b/>
+                <w:bCs/>
+                <w:sz w:val="20"/>
+                <w:szCs w:val="20"/>
+                <w:highlight w:val="red"/>
+              </w:rPr>
+              <w:t xml:space="preserve"> </w:t>
+            </w:r>
+            <w:r>
+              <w:rPr>
+                <w:rFonts w:ascii="Arial" w:hAnsi="Arial" w:cs="Arial"/>
+                <w:b/>
+                <w:bCs/>
+                <w:sz w:val="20"/>
+                <w:szCs w:val="20"/>
+                <w:highlight w:val="red"/>
+              </w:rPr>
+              <w:t>yes</w:t>
+            </w:r>
+            <w:r>
+              <w:rPr>
+                <w:rFonts w:ascii="Arial" w:hAnsi="Arial" w:cs="Arial"/>
+                <w:b/>
+                <w:bCs/>
+                <w:sz w:val="20"/>
+                <w:szCs w:val="20"/>
+              </w:rPr>
+              <w:t xml:space="preserve"> </w:t>
+            </w:r>
+            <w:r>
+              <w:rPr>
+                <w:rFonts w:ascii="Arial" w:hAnsi="Arial" w:cs="Arial"/>
+                <w:b/>
+                <w:bCs/>
+                <w:sz w:val="20"/>
+                <w:szCs w:val="20"/>
+              </w:rPr>
+              <w:t>/no&gt;</w:t>
+            </w:r>
+          </w:p>
+          <w:p>
+            <w:pPr>
+              <w:spacing w:after="160" w:line="259" w:lineRule="auto"/>
+              <w:rPr>
+                <w:rFonts w:ascii="Arial" w:hAnsi="Arial" w:cs="Arial"/>
+                <w:b/>
+                <w:bCs/>
+                <w:sz w:val="20"/>
+                <w:szCs w:val="20"/>
+              </w:rPr>
+            </w:pPr>
+            <w:r>
+              <w:rPr>
+                <w:rFonts w:ascii="Arial" w:hAnsi="Arial" w:cs="Arial"/>
+                <w:b/>
+                <w:bCs/>
+                <w:noProof/>
+                <w:sz w:val="20"/>
+                <w:szCs w:val="20"/>
+              </w:rPr>
+              <w:drawing>
+                <wp:inline distT="0" distB="0" distL="0" distR="0" wp14:anchorId="199D3F1C" wp14:editId="7B811DEA">
+                  <wp:extent cx="3152503" cy="1923225"/>
+                  <wp:effectExtent l="0" t="0" r="0" b="0"/>
+                  <wp:docPr id="846061289" name="Picture 4"/>
+                  <wp:cNvGraphicFramePr>
+                    <a:graphicFrameLocks xmlns:a="http://schemas.openxmlformats.org/drawingml/2006/main" noChangeAspect="1"/>
+                  </wp:cNvGraphicFramePr>
+                  <a:graphic xmlns:a="http://schemas.openxmlformats.org/drawingml/2006/main">
+                    <a:graphicData uri="http://schemas.openxmlformats.org/drawingml/2006/picture">
+                      <pic:pic xmlns:pic="http://schemas.openxmlformats.org/drawingml/2006/picture">
+                        <pic:nvPicPr>
+                          <pic:cNvPr id="637379512" name="Picture 637379512"/>
+                          <pic:cNvPicPr/>
+                        </pic:nvPicPr>
+                        <pic:blipFill>
+                          <a:blip r:embed="rId19" cstate="print">
+                            <a:extLst>
+                              <a:ext uri="{28A0092B-C50C-407E-A947-70E740481C1C}">
+                                <a14:useLocalDpi xmlns:a14="http://schemas.microsoft.com/office/drawing/2010/main" val="0"/>
+                              </a:ext>
+                            </a:extLst>
+                          </a:blip>
+                          <a:stretch>
+                            <a:fillRect/>
+                          </a:stretch>
+                        </pic:blipFill>
+                        <pic:spPr>
+                          <a:xfrm>
+                            <a:off x="0" y="0"/>
+                            <a:ext cx="3184210" cy="1942568"/>
+                          </a:xfrm>
+                          <a:prstGeom prst="rect">
+                            <a:avLst/>
+                          </a:prstGeom>
+                        </pic:spPr>
+                      </pic:pic>
+                    </a:graphicData>
+                  </a:graphic>
+                </wp:inline>
+              </w:drawing>
             </w:r>
           </w:p>
         </w:tc>
@@ -4839,7 +5878,113 @@
                 <w:sz w:val="20"/>
                 <w:szCs w:val="20"/>
               </w:rPr>
-              <w:t>&lt;yes/no&gt;</w:t>
+              <w:t>&lt;</w:t>
+            </w:r>
+            <w:r>
+              <w:rPr>
+                <w:rFonts w:ascii="Arial" w:hAnsi="Arial" w:cs="Arial"/>
+                <w:b/>
+                <w:bCs/>
+                <w:sz w:val="20"/>
+                <w:szCs w:val="20"/>
+                <w:highlight w:val="red"/>
+              </w:rPr>
+              <w:t xml:space="preserve"> </w:t>
+            </w:r>
+            <w:r>
+              <w:rPr>
+                <w:rFonts w:ascii="Arial" w:hAnsi="Arial" w:cs="Arial"/>
+                <w:b/>
+                <w:bCs/>
+                <w:sz w:val="20"/>
+                <w:szCs w:val="20"/>
+                <w:highlight w:val="red"/>
+              </w:rPr>
+              <w:t>yes</w:t>
+            </w:r>
+            <w:r>
+              <w:rPr>
+                <w:rFonts w:ascii="Arial" w:hAnsi="Arial" w:cs="Arial"/>
+                <w:b/>
+                <w:bCs/>
+                <w:sz w:val="20"/>
+                <w:szCs w:val="20"/>
+              </w:rPr>
+              <w:t xml:space="preserve"> </w:t>
+            </w:r>
+            <w:r>
+              <w:rPr>
+                <w:rFonts w:ascii="Arial" w:hAnsi="Arial" w:cs="Arial"/>
+                <w:b/>
+                <w:bCs/>
+                <w:sz w:val="20"/>
+                <w:szCs w:val="20"/>
+              </w:rPr>
+              <w:t>/no&gt;</w:t>
+            </w:r>
+          </w:p>
+          <w:p>
+            <w:pPr>
+              <w:spacing w:after="160" w:line="259" w:lineRule="auto"/>
+              <w:rPr>
+                <w:rFonts w:ascii="Arial" w:hAnsi="Arial" w:cs="Arial"/>
+                <w:b/>
+                <w:bCs/>
+                <w:sz w:val="20"/>
+                <w:szCs w:val="20"/>
+              </w:rPr>
+            </w:pPr>
+            <w:r>
+              <w:rPr>
+                <w:rFonts w:ascii="Arial" w:hAnsi="Arial" w:cs="Arial"/>
+                <w:b/>
+                <w:bCs/>
+                <w:noProof/>
+                <w:sz w:val="20"/>
+                <w:szCs w:val="20"/>
+              </w:rPr>
+              <w:lastRenderedPageBreak/>
+              <w:drawing>
+                <wp:inline distT="0" distB="0" distL="0" distR="0" wp14:anchorId="6D3E257D" wp14:editId="1B8C96C7">
+                  <wp:extent cx="3091542" cy="1650254"/>
+                  <wp:effectExtent l="0" t="0" r="0" b="1270"/>
+                  <wp:docPr id="1941564287" name="Picture 8"/>
+                  <wp:cNvGraphicFramePr>
+                    <a:graphicFrameLocks xmlns:a="http://schemas.openxmlformats.org/drawingml/2006/main" noChangeAspect="1"/>
+                  </wp:cNvGraphicFramePr>
+                  <a:graphic xmlns:a="http://schemas.openxmlformats.org/drawingml/2006/main">
+                    <a:graphicData uri="http://schemas.openxmlformats.org/drawingml/2006/picture">
+                      <pic:pic xmlns:pic="http://schemas.openxmlformats.org/drawingml/2006/picture">
+                        <pic:nvPicPr>
+                          <pic:cNvPr id="1941564287" name="Picture 1941564287"/>
+                          <pic:cNvPicPr/>
+                        </pic:nvPicPr>
+                        <pic:blipFill>
+                          <a:blip r:embed="rId22" cstate="print">
+                            <a:extLst>
+                              <a:ext uri="{28A0092B-C50C-407E-A947-70E740481C1C}">
+                                <a14:useLocalDpi xmlns:a14="http://schemas.microsoft.com/office/drawing/2010/main" val="0"/>
+                              </a:ext>
+                            </a:extLst>
+                          </a:blip>
+                          <a:stretch>
+                            <a:fillRect/>
+                          </a:stretch>
+                        </pic:blipFill>
+                        <pic:spPr>
+                          <a:xfrm>
+                            <a:off x="0" y="0"/>
+                            <a:ext cx="3135275" cy="1673598"/>
+                          </a:xfrm>
+                          <a:prstGeom prst="rect">
+                            <a:avLst/>
+                          </a:prstGeom>
+                        </pic:spPr>
+                      </pic:pic>
+                    </a:graphicData>
+                  </a:graphic>
+                </wp:inline>
+              </w:drawing>
             </w:r>
           </w:p>
         </w:tc>
@@ -4913,7 +6058,111 @@
                 <w:sz w:val="20"/>
                 <w:szCs w:val="20"/>
               </w:rPr>
-              <w:t>Comments should be substantive; this means there should be at least 2-3 well-structured sentences with constructive feedback.</w:t>
+              <w:t xml:space="preserve">Logging into account works as expected. User </w:t>
+            </w:r>
+            <w:r>
+              <w:rPr>
+                <w:rFonts w:ascii="Arial" w:hAnsi="Arial" w:cs="Arial"/>
+                <w:b/>
+                <w:bCs/>
+                <w:sz w:val="20"/>
+                <w:szCs w:val="20"/>
+              </w:rPr>
+              <w:t>can</w:t>
+            </w:r>
+            <w:r>
+              <w:rPr>
+                <w:rFonts w:ascii="Arial" w:hAnsi="Arial" w:cs="Arial"/>
+                <w:b/>
+                <w:bCs/>
+                <w:sz w:val="20"/>
+                <w:szCs w:val="20"/>
+              </w:rPr>
+              <w:t xml:space="preserve"> hit Log In link and is redirected to enter email and password. Once credentials are </w:t>
+            </w:r>
+            <w:r>
+              <w:rPr>
+                <w:rFonts w:ascii="Arial" w:hAnsi="Arial" w:cs="Arial"/>
+                <w:b/>
+                <w:bCs/>
+                <w:sz w:val="20"/>
+                <w:szCs w:val="20"/>
+              </w:rPr>
+              <w:t>entered,</w:t>
+            </w:r>
+            <w:r>
+              <w:rPr>
+                <w:rFonts w:ascii="Arial" w:hAnsi="Arial" w:cs="Arial"/>
+                <w:b/>
+                <w:bCs/>
+                <w:sz w:val="20"/>
+                <w:szCs w:val="20"/>
+              </w:rPr>
+              <w:t xml:space="preserve"> they </w:t>
+            </w:r>
+            <w:proofErr w:type="gramStart"/>
+            <w:r>
+              <w:rPr>
+                <w:rFonts w:ascii="Arial" w:hAnsi="Arial" w:cs="Arial"/>
+                <w:b/>
+                <w:bCs/>
+                <w:sz w:val="20"/>
+                <w:szCs w:val="20"/>
+              </w:rPr>
+              <w:t>are able to</w:t>
+            </w:r>
+            <w:proofErr w:type="gramEnd"/>
+            <w:r>
+              <w:rPr>
+                <w:rFonts w:ascii="Arial" w:hAnsi="Arial" w:cs="Arial"/>
+                <w:b/>
+                <w:bCs/>
+                <w:sz w:val="20"/>
+                <w:szCs w:val="20"/>
+              </w:rPr>
+              <w:t xml:space="preserve"> hit Log </w:t>
+            </w:r>
+            <w:proofErr w:type="gramStart"/>
+            <w:r>
+              <w:rPr>
+                <w:rFonts w:ascii="Arial" w:hAnsi="Arial" w:cs="Arial"/>
+                <w:b/>
+                <w:bCs/>
+                <w:sz w:val="20"/>
+                <w:szCs w:val="20"/>
+              </w:rPr>
+              <w:t>in</w:t>
+            </w:r>
+            <w:proofErr w:type="gramEnd"/>
+            <w:r>
+              <w:rPr>
+                <w:rFonts w:ascii="Arial" w:hAnsi="Arial" w:cs="Arial"/>
+                <w:b/>
+                <w:bCs/>
+                <w:sz w:val="20"/>
+                <w:szCs w:val="20"/>
+              </w:rPr>
+              <w:t xml:space="preserve"> and user is directed into account. From there they </w:t>
+            </w:r>
+            <w:r>
+              <w:rPr>
+                <w:rFonts w:ascii="Arial" w:hAnsi="Arial" w:cs="Arial"/>
+                <w:b/>
+                <w:bCs/>
+                <w:sz w:val="20"/>
+                <w:szCs w:val="20"/>
+              </w:rPr>
+              <w:t>can</w:t>
+            </w:r>
+            <w:r>
+              <w:rPr>
+                <w:rFonts w:ascii="Arial" w:hAnsi="Arial" w:cs="Arial"/>
+                <w:b/>
+                <w:bCs/>
+                <w:sz w:val="20"/>
+                <w:szCs w:val="20"/>
+              </w:rPr>
+              <w:t xml:space="preserve"> continue onto the site. </w:t>
             </w:r>
           </w:p>
         </w:tc>
@@ -4938,10 +6187,10 @@
       </w:tblPr>
       <w:tblGrid>
         <w:gridCol w:w="1250"/>
-        <w:gridCol w:w="3570"/>
-        <w:gridCol w:w="3930"/>
-        <w:gridCol w:w="2148"/>
-        <w:gridCol w:w="2052"/>
+        <w:gridCol w:w="2042"/>
+        <w:gridCol w:w="2495"/>
+        <w:gridCol w:w="1507"/>
+        <w:gridCol w:w="5656"/>
       </w:tblGrid>
       <w:tr>
         <w:trPr>
@@ -5120,49 +6369,47 @@
               </w:rPr>
               <w:t>Developer:</w:t>
             </w:r>
-          </w:p>
-          <w:p>
-            <w:pPr>
-              <w:spacing w:after="160" w:line="259" w:lineRule="auto"/>
-              <w:rPr>
-                <w:rFonts w:ascii="Arial" w:hAnsi="Arial" w:cs="Arial"/>
-                <w:b/>
-                <w:bCs/>
-                <w:sz w:val="20"/>
-                <w:szCs w:val="20"/>
-              </w:rPr>
-            </w:pPr>
-            <w:r>
-              <w:rPr>
-                <w:rFonts w:ascii="Arial" w:hAnsi="Arial" w:cs="Arial"/>
-                <w:b/>
-                <w:bCs/>
-                <w:sz w:val="20"/>
-                <w:szCs w:val="20"/>
-              </w:rPr>
-              <w:t>Date tested: &lt;</w:t>
-            </w:r>
-            <w:proofErr w:type="spellStart"/>
-            <w:r>
-              <w:rPr>
-                <w:rFonts w:ascii="Arial" w:hAnsi="Arial" w:cs="Arial"/>
-                <w:b/>
-                <w:bCs/>
-                <w:sz w:val="20"/>
-                <w:szCs w:val="20"/>
-              </w:rPr>
-              <w:t>yyyy</w:t>
-            </w:r>
-            <w:proofErr w:type="spellEnd"/>
-            <w:r>
-              <w:rPr>
-                <w:rFonts w:ascii="Arial" w:hAnsi="Arial" w:cs="Arial"/>
-                <w:b/>
-                <w:bCs/>
-                <w:sz w:val="20"/>
-                <w:szCs w:val="20"/>
-              </w:rPr>
-              <w:t xml:space="preserve">/mm/dd&gt; </w:t>
+            <w:r>
+              <w:rPr>
+                <w:rFonts w:ascii="Arial" w:hAnsi="Arial" w:cs="Arial"/>
+                <w:b/>
+                <w:bCs/>
+                <w:sz w:val="20"/>
+                <w:szCs w:val="20"/>
+              </w:rPr>
+              <w:t xml:space="preserve"> Cannon</w:t>
+            </w:r>
+          </w:p>
+          <w:p>
+            <w:pPr>
+              <w:spacing w:after="160" w:line="259" w:lineRule="auto"/>
+              <w:rPr>
+                <w:rFonts w:ascii="Arial" w:hAnsi="Arial" w:cs="Arial"/>
+                <w:b/>
+                <w:bCs/>
+                <w:sz w:val="20"/>
+                <w:szCs w:val="20"/>
+              </w:rPr>
+            </w:pPr>
+            <w:r>
+              <w:rPr>
+                <w:rFonts w:ascii="Arial" w:hAnsi="Arial" w:cs="Arial"/>
+                <w:b/>
+                <w:bCs/>
+                <w:sz w:val="20"/>
+                <w:szCs w:val="20"/>
+              </w:rPr>
+              <w:t xml:space="preserve">Date tested: </w:t>
+            </w:r>
+            <w:r>
+              <w:rPr>
+                <w:rFonts w:ascii="Arial" w:hAnsi="Arial" w:cs="Arial"/>
+                <w:b/>
+                <w:bCs/>
+                <w:sz w:val="20"/>
+                <w:szCs w:val="20"/>
+              </w:rPr>
+              <w:t>2026/09/06</w:t>
             </w:r>
           </w:p>
         </w:tc>
@@ -5199,49 +6446,47 @@
               </w:rPr>
               <w:t xml:space="preserve">Peer tester: </w:t>
             </w:r>
-          </w:p>
-          <w:p>
-            <w:pPr>
-              <w:spacing w:after="160" w:line="259" w:lineRule="auto"/>
-              <w:rPr>
-                <w:rFonts w:ascii="Arial" w:hAnsi="Arial" w:cs="Arial"/>
-                <w:b/>
-                <w:bCs/>
-                <w:sz w:val="20"/>
-                <w:szCs w:val="20"/>
-              </w:rPr>
-            </w:pPr>
-            <w:r>
-              <w:rPr>
-                <w:rFonts w:ascii="Arial" w:hAnsi="Arial" w:cs="Arial"/>
-                <w:b/>
-                <w:bCs/>
-                <w:sz w:val="20"/>
-                <w:szCs w:val="20"/>
-              </w:rPr>
-              <w:t>Date tested: &lt;</w:t>
-            </w:r>
-            <w:proofErr w:type="spellStart"/>
-            <w:r>
-              <w:rPr>
-                <w:rFonts w:ascii="Arial" w:hAnsi="Arial" w:cs="Arial"/>
-                <w:b/>
-                <w:bCs/>
-                <w:sz w:val="20"/>
-                <w:szCs w:val="20"/>
-              </w:rPr>
-              <w:t>yyyy</w:t>
-            </w:r>
-            <w:proofErr w:type="spellEnd"/>
-            <w:r>
-              <w:rPr>
-                <w:rFonts w:ascii="Arial" w:hAnsi="Arial" w:cs="Arial"/>
-                <w:b/>
-                <w:bCs/>
-                <w:sz w:val="20"/>
-                <w:szCs w:val="20"/>
-              </w:rPr>
-              <w:t>/mm/dd&gt;</w:t>
+            <w:r>
+              <w:rPr>
+                <w:rFonts w:ascii="Arial" w:hAnsi="Arial" w:cs="Arial"/>
+                <w:b/>
+                <w:bCs/>
+                <w:sz w:val="20"/>
+                <w:szCs w:val="20"/>
+              </w:rPr>
+              <w:t xml:space="preserve">Jose </w:t>
+            </w:r>
+          </w:p>
+          <w:p>
+            <w:pPr>
+              <w:spacing w:after="160" w:line="259" w:lineRule="auto"/>
+              <w:rPr>
+                <w:rFonts w:ascii="Arial" w:hAnsi="Arial" w:cs="Arial"/>
+                <w:b/>
+                <w:bCs/>
+                <w:sz w:val="20"/>
+                <w:szCs w:val="20"/>
+              </w:rPr>
+            </w:pPr>
+            <w:r>
+              <w:rPr>
+                <w:rFonts w:ascii="Arial" w:hAnsi="Arial" w:cs="Arial"/>
+                <w:b/>
+                <w:bCs/>
+                <w:sz w:val="20"/>
+                <w:szCs w:val="20"/>
+              </w:rPr>
+              <w:t xml:space="preserve">Date tested: </w:t>
+            </w:r>
+            <w:r>
+              <w:rPr>
+                <w:rFonts w:ascii="Arial" w:hAnsi="Arial" w:cs="Arial"/>
+                <w:b/>
+                <w:bCs/>
+                <w:sz w:val="20"/>
+                <w:szCs w:val="20"/>
+              </w:rPr>
+              <w:t>2026/09/06</w:t>
             </w:r>
           </w:p>
         </w:tc>
@@ -5634,7 +6879,113 @@
                 <w:sz w:val="20"/>
                 <w:szCs w:val="20"/>
               </w:rPr>
-              <w:t>&lt;yes/no&gt;</w:t>
+              <w:t>&lt;</w:t>
+            </w:r>
+            <w:r>
+              <w:rPr>
+                <w:rFonts w:ascii="Arial" w:hAnsi="Arial" w:cs="Arial"/>
+                <w:b/>
+                <w:bCs/>
+                <w:sz w:val="20"/>
+                <w:szCs w:val="20"/>
+                <w:highlight w:val="red"/>
+              </w:rPr>
+              <w:t xml:space="preserve"> </w:t>
+            </w:r>
+            <w:r>
+              <w:rPr>
+                <w:rFonts w:ascii="Arial" w:hAnsi="Arial" w:cs="Arial"/>
+                <w:b/>
+                <w:bCs/>
+                <w:sz w:val="20"/>
+                <w:szCs w:val="20"/>
+                <w:highlight w:val="red"/>
+              </w:rPr>
+              <w:t>yes</w:t>
+            </w:r>
+            <w:r>
+              <w:rPr>
+                <w:rFonts w:ascii="Arial" w:hAnsi="Arial" w:cs="Arial"/>
+                <w:b/>
+                <w:bCs/>
+                <w:sz w:val="20"/>
+                <w:szCs w:val="20"/>
+              </w:rPr>
+              <w:t xml:space="preserve"> </w:t>
+            </w:r>
+            <w:r>
+              <w:rPr>
+                <w:rFonts w:ascii="Arial" w:hAnsi="Arial" w:cs="Arial"/>
+                <w:b/>
+                <w:bCs/>
+                <w:sz w:val="20"/>
+                <w:szCs w:val="20"/>
+              </w:rPr>
+              <w:t>/no&gt;</w:t>
+            </w:r>
+          </w:p>
+          <w:p>
+            <w:pPr>
+              <w:spacing w:after="160" w:line="259" w:lineRule="auto"/>
+              <w:rPr>
+                <w:rFonts w:ascii="Arial" w:hAnsi="Arial" w:cs="Arial"/>
+                <w:b/>
+                <w:bCs/>
+                <w:sz w:val="20"/>
+                <w:szCs w:val="20"/>
+              </w:rPr>
+            </w:pPr>
+            <w:r>
+              <w:rPr>
+                <w:rFonts w:ascii="Arial" w:hAnsi="Arial" w:cs="Arial"/>
+                <w:b/>
+                <w:bCs/>
+                <w:noProof/>
+                <w:sz w:val="20"/>
+                <w:szCs w:val="20"/>
+              </w:rPr>
+              <w:lastRenderedPageBreak/>
+              <w:drawing>
+                <wp:inline distT="0" distB="0" distL="0" distR="0" wp14:anchorId="2DEE5A90" wp14:editId="34722F47">
+                  <wp:extent cx="3334327" cy="1774964"/>
+                  <wp:effectExtent l="0" t="0" r="6350" b="3175"/>
+                  <wp:docPr id="1182118364" name="Picture 9"/>
+                  <wp:cNvGraphicFramePr>
+                    <a:graphicFrameLocks xmlns:a="http://schemas.openxmlformats.org/drawingml/2006/main" noChangeAspect="1"/>
+                  </wp:cNvGraphicFramePr>
+                  <a:graphic xmlns:a="http://schemas.openxmlformats.org/drawingml/2006/main">
+                    <a:graphicData uri="http://schemas.openxmlformats.org/drawingml/2006/picture">
+                      <pic:pic xmlns:pic="http://schemas.openxmlformats.org/drawingml/2006/picture">
+                        <pic:nvPicPr>
+                          <pic:cNvPr id="1182118364" name="Picture 1182118364"/>
+                          <pic:cNvPicPr/>
+                        </pic:nvPicPr>
+                        <pic:blipFill>
+                          <a:blip r:embed="rId23" cstate="print">
+                            <a:extLst>
+                              <a:ext uri="{28A0092B-C50C-407E-A947-70E740481C1C}">
+                                <a14:useLocalDpi xmlns:a14="http://schemas.microsoft.com/office/drawing/2010/main" val="0"/>
+                              </a:ext>
+                            </a:extLst>
+                          </a:blip>
+                          <a:stretch>
+                            <a:fillRect/>
+                          </a:stretch>
+                        </pic:blipFill>
+                        <pic:spPr>
+                          <a:xfrm>
+                            <a:off x="0" y="0"/>
+                            <a:ext cx="3393038" cy="1806218"/>
+                          </a:xfrm>
+                          <a:prstGeom prst="rect">
+                            <a:avLst/>
+                          </a:prstGeom>
+                        </pic:spPr>
+                      </pic:pic>
+                    </a:graphicData>
+                  </a:graphic>
+                </wp:inline>
+              </w:drawing>
             </w:r>
           </w:p>
         </w:tc>
@@ -5673,6 +7024,7 @@
                 <w:sz w:val="20"/>
                 <w:szCs w:val="20"/>
               </w:rPr>
+              <w:lastRenderedPageBreak/>
               <w:t>2</w:t>
             </w:r>
           </w:p>
@@ -5707,51 +7059,7 @@
                 <w:sz w:val="20"/>
                 <w:szCs w:val="20"/>
               </w:rPr>
-              <w:t xml:space="preserve">User Scrolls Down to </w:t>
-            </w:r>
-            <w:proofErr w:type="gramStart"/>
-            <w:r>
-              <w:rPr>
-                <w:rFonts w:ascii="Arial" w:hAnsi="Arial" w:cs="Arial"/>
-                <w:b/>
-                <w:bCs/>
-                <w:sz w:val="20"/>
-                <w:szCs w:val="20"/>
-              </w:rPr>
-              <w:t>the Create</w:t>
-            </w:r>
-            <w:proofErr w:type="gramEnd"/>
-            <w:r>
-              <w:rPr>
-                <w:rFonts w:ascii="Arial" w:hAnsi="Arial" w:cs="Arial"/>
-                <w:b/>
-                <w:bCs/>
-                <w:sz w:val="20"/>
-                <w:szCs w:val="20"/>
-              </w:rPr>
-              <w:t xml:space="preserve"> an account and book your vacation button and </w:t>
-            </w:r>
-            <w:proofErr w:type="gramStart"/>
-            <w:r>
-              <w:rPr>
-                <w:rFonts w:ascii="Arial" w:hAnsi="Arial" w:cs="Arial"/>
-                <w:b/>
-                <w:bCs/>
-                <w:sz w:val="20"/>
-                <w:szCs w:val="20"/>
-              </w:rPr>
-              <w:t>clicks</w:t>
-            </w:r>
-            <w:proofErr w:type="gramEnd"/>
-            <w:r>
-              <w:rPr>
-                <w:rFonts w:ascii="Arial" w:hAnsi="Arial" w:cs="Arial"/>
-                <w:b/>
-                <w:bCs/>
-                <w:sz w:val="20"/>
-                <w:szCs w:val="20"/>
-              </w:rPr>
-              <w:t xml:space="preserve"> on it</w:t>
+              <w:t>User Scrolls Down to the Create an account and book your vacation button and clicks on it</w:t>
             </w:r>
           </w:p>
         </w:tc>
@@ -5874,7 +7182,112 @@
                 <w:sz w:val="20"/>
                 <w:szCs w:val="20"/>
               </w:rPr>
-              <w:t>&lt;yes/no&gt;</w:t>
+              <w:t>&lt;</w:t>
+            </w:r>
+            <w:r>
+              <w:rPr>
+                <w:rFonts w:ascii="Arial" w:hAnsi="Arial" w:cs="Arial"/>
+                <w:b/>
+                <w:bCs/>
+                <w:sz w:val="20"/>
+                <w:szCs w:val="20"/>
+                <w:highlight w:val="red"/>
+              </w:rPr>
+              <w:t xml:space="preserve"> </w:t>
+            </w:r>
+            <w:r>
+              <w:rPr>
+                <w:rFonts w:ascii="Arial" w:hAnsi="Arial" w:cs="Arial"/>
+                <w:b/>
+                <w:bCs/>
+                <w:sz w:val="20"/>
+                <w:szCs w:val="20"/>
+                <w:highlight w:val="red"/>
+              </w:rPr>
+              <w:t>yes</w:t>
+            </w:r>
+            <w:r>
+              <w:rPr>
+                <w:rFonts w:ascii="Arial" w:hAnsi="Arial" w:cs="Arial"/>
+                <w:b/>
+                <w:bCs/>
+                <w:sz w:val="20"/>
+                <w:szCs w:val="20"/>
+              </w:rPr>
+              <w:t xml:space="preserve"> </w:t>
+            </w:r>
+            <w:r>
+              <w:rPr>
+                <w:rFonts w:ascii="Arial" w:hAnsi="Arial" w:cs="Arial"/>
+                <w:b/>
+                <w:bCs/>
+                <w:sz w:val="20"/>
+                <w:szCs w:val="20"/>
+              </w:rPr>
+              <w:t>/no&gt;</w:t>
+            </w:r>
+          </w:p>
+          <w:p>
+            <w:pPr>
+              <w:spacing w:after="160" w:line="259" w:lineRule="auto"/>
+              <w:rPr>
+                <w:rFonts w:ascii="Arial" w:hAnsi="Arial" w:cs="Arial"/>
+                <w:b/>
+                <w:bCs/>
+                <w:sz w:val="20"/>
+                <w:szCs w:val="20"/>
+              </w:rPr>
+            </w:pPr>
+            <w:r>
+              <w:rPr>
+                <w:rFonts w:ascii="Arial" w:hAnsi="Arial" w:cs="Arial"/>
+                <w:b/>
+                <w:bCs/>
+                <w:noProof/>
+                <w:sz w:val="20"/>
+                <w:szCs w:val="20"/>
+              </w:rPr>
+              <w:drawing>
+                <wp:inline distT="0" distB="0" distL="0" distR="0" wp14:anchorId="030CC138" wp14:editId="6C77367C">
+                  <wp:extent cx="3333750" cy="444501"/>
+                  <wp:effectExtent l="0" t="0" r="0" b="0"/>
+                  <wp:docPr id="625410608" name="Picture 10"/>
+                  <wp:cNvGraphicFramePr>
+                    <a:graphicFrameLocks xmlns:a="http://schemas.openxmlformats.org/drawingml/2006/main" noChangeAspect="1"/>
+                  </wp:cNvGraphicFramePr>
+                  <a:graphic xmlns:a="http://schemas.openxmlformats.org/drawingml/2006/main">
+                    <a:graphicData uri="http://schemas.openxmlformats.org/drawingml/2006/picture">
+                      <pic:pic xmlns:pic="http://schemas.openxmlformats.org/drawingml/2006/picture">
+                        <pic:nvPicPr>
+                          <pic:cNvPr id="625410608" name="Picture 625410608"/>
+                          <pic:cNvPicPr/>
+                        </pic:nvPicPr>
+                        <pic:blipFill>
+                          <a:blip r:embed="rId24" cstate="print">
+                            <a:extLst>
+                              <a:ext uri="{28A0092B-C50C-407E-A947-70E740481C1C}">
+                                <a14:useLocalDpi xmlns:a14="http://schemas.microsoft.com/office/drawing/2010/main" val="0"/>
+                              </a:ext>
+                            </a:extLst>
+                          </a:blip>
+                          <a:stretch>
+                            <a:fillRect/>
+                          </a:stretch>
+                        </pic:blipFill>
+                        <pic:spPr>
+                          <a:xfrm>
+                            <a:off x="0" y="0"/>
+                            <a:ext cx="3553815" cy="473843"/>
+                          </a:xfrm>
+                          <a:prstGeom prst="rect">
+                            <a:avLst/>
+                          </a:prstGeom>
+                        </pic:spPr>
+                      </pic:pic>
+                    </a:graphicData>
+                  </a:graphic>
+                </wp:inline>
+              </w:drawing>
             </w:r>
           </w:p>
         </w:tc>
@@ -6070,7 +7483,112 @@
                 <w:sz w:val="20"/>
                 <w:szCs w:val="20"/>
               </w:rPr>
-              <w:t>&lt;yes/no&gt;</w:t>
+              <w:t>&lt;</w:t>
+            </w:r>
+            <w:r>
+              <w:rPr>
+                <w:rFonts w:ascii="Arial" w:hAnsi="Arial" w:cs="Arial"/>
+                <w:b/>
+                <w:bCs/>
+                <w:sz w:val="20"/>
+                <w:szCs w:val="20"/>
+                <w:highlight w:val="red"/>
+              </w:rPr>
+              <w:t xml:space="preserve"> </w:t>
+            </w:r>
+            <w:r>
+              <w:rPr>
+                <w:rFonts w:ascii="Arial" w:hAnsi="Arial" w:cs="Arial"/>
+                <w:b/>
+                <w:bCs/>
+                <w:sz w:val="20"/>
+                <w:szCs w:val="20"/>
+                <w:highlight w:val="red"/>
+              </w:rPr>
+              <w:t>yes</w:t>
+            </w:r>
+            <w:r>
+              <w:rPr>
+                <w:rFonts w:ascii="Arial" w:hAnsi="Arial" w:cs="Arial"/>
+                <w:b/>
+                <w:bCs/>
+                <w:sz w:val="20"/>
+                <w:szCs w:val="20"/>
+              </w:rPr>
+              <w:t xml:space="preserve"> </w:t>
+            </w:r>
+            <w:r>
+              <w:rPr>
+                <w:rFonts w:ascii="Arial" w:hAnsi="Arial" w:cs="Arial"/>
+                <w:b/>
+                <w:bCs/>
+                <w:sz w:val="20"/>
+                <w:szCs w:val="20"/>
+              </w:rPr>
+              <w:t>/no&gt;</w:t>
+            </w:r>
+          </w:p>
+          <w:p>
+            <w:pPr>
+              <w:spacing w:after="160" w:line="259" w:lineRule="auto"/>
+              <w:rPr>
+                <w:rFonts w:ascii="Arial" w:hAnsi="Arial" w:cs="Arial"/>
+                <w:b/>
+                <w:bCs/>
+                <w:sz w:val="20"/>
+                <w:szCs w:val="20"/>
+              </w:rPr>
+            </w:pPr>
+            <w:r>
+              <w:rPr>
+                <w:rFonts w:ascii="Arial" w:hAnsi="Arial" w:cs="Arial"/>
+                <w:b/>
+                <w:bCs/>
+                <w:noProof/>
+                <w:sz w:val="20"/>
+                <w:szCs w:val="20"/>
+              </w:rPr>
+              <w:drawing>
+                <wp:inline distT="0" distB="0" distL="0" distR="0" wp14:anchorId="79BDFE55" wp14:editId="260DA255">
+                  <wp:extent cx="2641600" cy="649042"/>
+                  <wp:effectExtent l="0" t="0" r="0" b="0"/>
+                  <wp:docPr id="1678162350" name="Picture 11"/>
+                  <wp:cNvGraphicFramePr>
+                    <a:graphicFrameLocks xmlns:a="http://schemas.openxmlformats.org/drawingml/2006/main" noChangeAspect="1"/>
+                  </wp:cNvGraphicFramePr>
+                  <a:graphic xmlns:a="http://schemas.openxmlformats.org/drawingml/2006/main">
+                    <a:graphicData uri="http://schemas.openxmlformats.org/drawingml/2006/picture">
+                      <pic:pic xmlns:pic="http://schemas.openxmlformats.org/drawingml/2006/picture">
+                        <pic:nvPicPr>
+                          <pic:cNvPr id="1678162350" name="Picture 1678162350"/>
+                          <pic:cNvPicPr/>
+                        </pic:nvPicPr>
+                        <pic:blipFill>
+                          <a:blip r:embed="rId25" cstate="print">
+                            <a:extLst>
+                              <a:ext uri="{28A0092B-C50C-407E-A947-70E740481C1C}">
+                                <a14:useLocalDpi xmlns:a14="http://schemas.microsoft.com/office/drawing/2010/main" val="0"/>
+                              </a:ext>
+                            </a:extLst>
+                          </a:blip>
+                          <a:stretch>
+                            <a:fillRect/>
+                          </a:stretch>
+                        </pic:blipFill>
+                        <pic:spPr>
+                          <a:xfrm>
+                            <a:off x="0" y="0"/>
+                            <a:ext cx="2714652" cy="666991"/>
+                          </a:xfrm>
+                          <a:prstGeom prst="rect">
+                            <a:avLst/>
+                          </a:prstGeom>
+                        </pic:spPr>
+                      </pic:pic>
+                    </a:graphicData>
+                  </a:graphic>
+                </wp:inline>
+              </w:drawing>
             </w:r>
           </w:p>
         </w:tc>
@@ -6143,29 +7661,27 @@
                 <w:sz w:val="20"/>
                 <w:szCs w:val="20"/>
               </w:rPr>
-              <w:t xml:space="preserve">User </w:t>
-            </w:r>
-            <w:proofErr w:type="spellStart"/>
-            <w:r>
-              <w:rPr>
-                <w:rFonts w:ascii="Arial" w:hAnsi="Arial" w:cs="Arial"/>
-                <w:b/>
-                <w:bCs/>
-                <w:sz w:val="20"/>
-                <w:szCs w:val="20"/>
-              </w:rPr>
-              <w:t>Scrools</w:t>
-            </w:r>
-            <w:proofErr w:type="spellEnd"/>
-            <w:r>
-              <w:rPr>
-                <w:rFonts w:ascii="Arial" w:hAnsi="Arial" w:cs="Arial"/>
-                <w:b/>
-                <w:bCs/>
-                <w:sz w:val="20"/>
-                <w:szCs w:val="20"/>
-              </w:rPr>
-              <w:t xml:space="preserve"> down to the Attractions Link and clicks on it</w:t>
+              <w:t>User Scro</w:t>
+            </w:r>
+            <w:r>
+              <w:rPr>
+                <w:rFonts w:ascii="Arial" w:hAnsi="Arial" w:cs="Arial"/>
+                <w:b/>
+                <w:bCs/>
+                <w:sz w:val="20"/>
+                <w:szCs w:val="20"/>
+              </w:rPr>
+              <w:t>l</w:t>
+            </w:r>
+            <w:r>
+              <w:rPr>
+                <w:rFonts w:ascii="Arial" w:hAnsi="Arial" w:cs="Arial"/>
+                <w:b/>
+                <w:bCs/>
+                <w:sz w:val="20"/>
+                <w:szCs w:val="20"/>
+              </w:rPr>
+              <w:t>ls down to the Attractions Link and clicks on it</w:t>
             </w:r>
           </w:p>
         </w:tc>
@@ -6288,8 +7804,125 @@
                 <w:sz w:val="20"/>
                 <w:szCs w:val="20"/>
               </w:rPr>
-              <w:t>&lt;yes/no&gt;</w:t>
-            </w:r>
+              <w:t>&lt;</w:t>
+            </w:r>
+            <w:r>
+              <w:rPr>
+                <w:rFonts w:ascii="Arial" w:hAnsi="Arial" w:cs="Arial"/>
+                <w:b/>
+                <w:bCs/>
+                <w:sz w:val="20"/>
+                <w:szCs w:val="20"/>
+                <w:highlight w:val="red"/>
+              </w:rPr>
+              <w:t xml:space="preserve"> </w:t>
+            </w:r>
+            <w:r>
+              <w:rPr>
+                <w:rFonts w:ascii="Arial" w:hAnsi="Arial" w:cs="Arial"/>
+                <w:b/>
+                <w:bCs/>
+                <w:sz w:val="20"/>
+                <w:szCs w:val="20"/>
+                <w:highlight w:val="red"/>
+              </w:rPr>
+              <w:t>yes</w:t>
+            </w:r>
+            <w:r>
+              <w:rPr>
+                <w:rFonts w:ascii="Arial" w:hAnsi="Arial" w:cs="Arial"/>
+                <w:b/>
+                <w:bCs/>
+                <w:sz w:val="20"/>
+                <w:szCs w:val="20"/>
+              </w:rPr>
+              <w:t xml:space="preserve"> </w:t>
+            </w:r>
+            <w:r>
+              <w:rPr>
+                <w:rFonts w:ascii="Arial" w:hAnsi="Arial" w:cs="Arial"/>
+                <w:b/>
+                <w:bCs/>
+                <w:sz w:val="20"/>
+                <w:szCs w:val="20"/>
+              </w:rPr>
+              <w:t>/no&gt;</w:t>
+            </w:r>
+          </w:p>
+          <w:p>
+            <w:pPr>
+              <w:spacing w:after="160" w:line="259" w:lineRule="auto"/>
+              <w:rPr>
+                <w:rFonts w:ascii="Arial" w:hAnsi="Arial" w:cs="Arial"/>
+                <w:b/>
+                <w:bCs/>
+                <w:sz w:val="20"/>
+                <w:szCs w:val="20"/>
+              </w:rPr>
+            </w:pPr>
+            <w:r>
+              <w:rPr>
+                <w:rFonts w:ascii="Arial" w:hAnsi="Arial" w:cs="Arial"/>
+                <w:b/>
+                <w:bCs/>
+                <w:noProof/>
+                <w:sz w:val="20"/>
+                <w:szCs w:val="20"/>
+              </w:rPr>
+              <w:drawing>
+                <wp:inline distT="0" distB="0" distL="0" distR="0" wp14:anchorId="0D4805FB" wp14:editId="08043FBB">
+                  <wp:extent cx="2986809" cy="772100"/>
+                  <wp:effectExtent l="0" t="0" r="0" b="3175"/>
+                  <wp:docPr id="600373911" name="Picture 12"/>
+                  <wp:cNvGraphicFramePr>
+                    <a:graphicFrameLocks xmlns:a="http://schemas.openxmlformats.org/drawingml/2006/main" noChangeAspect="1"/>
+                  </wp:cNvGraphicFramePr>
+                  <a:graphic xmlns:a="http://schemas.openxmlformats.org/drawingml/2006/main">
+                    <a:graphicData uri="http://schemas.openxmlformats.org/drawingml/2006/picture">
+                      <pic:pic xmlns:pic="http://schemas.openxmlformats.org/drawingml/2006/picture">
+                        <pic:nvPicPr>
+                          <pic:cNvPr id="600373911" name="Picture 600373911"/>
+                          <pic:cNvPicPr/>
+                        </pic:nvPicPr>
+                        <pic:blipFill>
+                          <a:blip r:embed="rId26" cstate="print">
+                            <a:extLst>
+                              <a:ext uri="{28A0092B-C50C-407E-A947-70E740481C1C}">
+                                <a14:useLocalDpi xmlns:a14="http://schemas.microsoft.com/office/drawing/2010/main" val="0"/>
+                              </a:ext>
+                            </a:extLst>
+                          </a:blip>
+                          <a:stretch>
+                            <a:fillRect/>
+                          </a:stretch>
+                        </pic:blipFill>
+                        <pic:spPr>
+                          <a:xfrm>
+                            <a:off x="0" y="0"/>
+                            <a:ext cx="3032394" cy="783884"/>
+                          </a:xfrm>
+                          <a:prstGeom prst="rect">
+                            <a:avLst/>
+                          </a:prstGeom>
+                        </pic:spPr>
+                      </pic:pic>
+                    </a:graphicData>
+                  </a:graphic>
+                </wp:inline>
+              </w:drawing>
+            </w:r>
+          </w:p>
+          <w:p>
+            <w:pPr>
+              <w:spacing w:after="160" w:line="259" w:lineRule="auto"/>
+              <w:rPr>
+                <w:rFonts w:ascii="Arial" w:hAnsi="Arial" w:cs="Arial"/>
+                <w:b/>
+                <w:bCs/>
+                <w:sz w:val="20"/>
+                <w:szCs w:val="20"/>
+              </w:rPr>
+            </w:pPr>
           </w:p>
         </w:tc>
       </w:tr>
@@ -6361,29 +7994,18 @@
                 <w:sz w:val="20"/>
                 <w:szCs w:val="20"/>
               </w:rPr>
-              <w:t xml:space="preserve">User Navigates back to the landing </w:t>
-            </w:r>
-            <w:proofErr w:type="gramStart"/>
-            <w:r>
-              <w:rPr>
-                <w:rFonts w:ascii="Arial" w:hAnsi="Arial" w:cs="Arial"/>
-                <w:b/>
-                <w:bCs/>
-                <w:sz w:val="20"/>
-                <w:szCs w:val="20"/>
-              </w:rPr>
-              <w:t>page</w:t>
-            </w:r>
-            <w:proofErr w:type="gramEnd"/>
-            <w:r>
-              <w:rPr>
-                <w:rFonts w:ascii="Arial" w:hAnsi="Arial" w:cs="Arial"/>
-                <w:b/>
-                <w:bCs/>
-                <w:sz w:val="20"/>
-                <w:szCs w:val="20"/>
-              </w:rPr>
-              <w:t xml:space="preserve"> scrolls down to the bottom and clicks back to top of page</w:t>
+              <w:t xml:space="preserve">User Navigates back to the landing page scrolls down to the bottom and </w:t>
+            </w:r>
+            <w:r>
+              <w:rPr>
+                <w:rFonts w:ascii="Arial" w:hAnsi="Arial" w:cs="Arial"/>
+                <w:b/>
+                <w:bCs/>
+                <w:sz w:val="20"/>
+                <w:szCs w:val="20"/>
+              </w:rPr>
+              <w:lastRenderedPageBreak/>
+              <w:t>clicks back to top of page</w:t>
             </w:r>
           </w:p>
         </w:tc>
@@ -6417,7 +8039,19 @@
                 <w:sz w:val="20"/>
                 <w:szCs w:val="20"/>
               </w:rPr>
-              <w:t>User successfully navigates back to the landing page and when the button is clicked, User is sent to the top of landing page.</w:t>
+              <w:lastRenderedPageBreak/>
+              <w:t xml:space="preserve">User successfully navigates back to the landing page and when the button is clicked, </w:t>
+            </w:r>
+            <w:r>
+              <w:rPr>
+                <w:rFonts w:ascii="Arial" w:hAnsi="Arial" w:cs="Arial"/>
+                <w:b/>
+                <w:bCs/>
+                <w:sz w:val="20"/>
+                <w:szCs w:val="20"/>
+              </w:rPr>
+              <w:lastRenderedPageBreak/>
+              <w:t>User is sent to the top of landing page.</w:t>
             </w:r>
           </w:p>
         </w:tc>
@@ -6451,6 +8085,7 @@
                 <w:sz w:val="20"/>
                 <w:szCs w:val="20"/>
               </w:rPr>
+              <w:lastRenderedPageBreak/>
               <w:t>&lt;</w:t>
             </w:r>
             <w:r>
@@ -6506,7 +8141,113 @@
                 <w:sz w:val="20"/>
                 <w:szCs w:val="20"/>
               </w:rPr>
-              <w:t>&lt;yes/no&gt;</w:t>
+              <w:t>&lt;</w:t>
+            </w:r>
+            <w:r>
+              <w:rPr>
+                <w:rFonts w:ascii="Arial" w:hAnsi="Arial" w:cs="Arial"/>
+                <w:b/>
+                <w:bCs/>
+                <w:sz w:val="20"/>
+                <w:szCs w:val="20"/>
+                <w:highlight w:val="red"/>
+              </w:rPr>
+              <w:t xml:space="preserve"> </w:t>
+            </w:r>
+            <w:r>
+              <w:rPr>
+                <w:rFonts w:ascii="Arial" w:hAnsi="Arial" w:cs="Arial"/>
+                <w:b/>
+                <w:bCs/>
+                <w:sz w:val="20"/>
+                <w:szCs w:val="20"/>
+                <w:highlight w:val="red"/>
+              </w:rPr>
+              <w:t>yes</w:t>
+            </w:r>
+            <w:r>
+              <w:rPr>
+                <w:rFonts w:ascii="Arial" w:hAnsi="Arial" w:cs="Arial"/>
+                <w:b/>
+                <w:bCs/>
+                <w:sz w:val="20"/>
+                <w:szCs w:val="20"/>
+              </w:rPr>
+              <w:t xml:space="preserve"> </w:t>
+            </w:r>
+            <w:r>
+              <w:rPr>
+                <w:rFonts w:ascii="Arial" w:hAnsi="Arial" w:cs="Arial"/>
+                <w:b/>
+                <w:bCs/>
+                <w:sz w:val="20"/>
+                <w:szCs w:val="20"/>
+              </w:rPr>
+              <w:t>/no&gt;</w:t>
+            </w:r>
+          </w:p>
+          <w:p>
+            <w:pPr>
+              <w:spacing w:after="160" w:line="259" w:lineRule="auto"/>
+              <w:rPr>
+                <w:rFonts w:ascii="Arial" w:hAnsi="Arial" w:cs="Arial"/>
+                <w:b/>
+                <w:bCs/>
+                <w:sz w:val="20"/>
+                <w:szCs w:val="20"/>
+              </w:rPr>
+            </w:pPr>
+            <w:r>
+              <w:rPr>
+                <w:rFonts w:ascii="Arial" w:hAnsi="Arial" w:cs="Arial"/>
+                <w:b/>
+                <w:bCs/>
+                <w:noProof/>
+                <w:sz w:val="20"/>
+                <w:szCs w:val="20"/>
+              </w:rPr>
+              <w:lastRenderedPageBreak/>
+              <w:drawing>
+                <wp:inline distT="0" distB="0" distL="0" distR="0" wp14:anchorId="31851701" wp14:editId="540968BF">
+                  <wp:extent cx="3454400" cy="1006201"/>
+                  <wp:effectExtent l="0" t="0" r="0" b="0"/>
+                  <wp:docPr id="1210783681" name="Picture 13"/>
+                  <wp:cNvGraphicFramePr>
+                    <a:graphicFrameLocks xmlns:a="http://schemas.openxmlformats.org/drawingml/2006/main" noChangeAspect="1"/>
+                  </wp:cNvGraphicFramePr>
+                  <a:graphic xmlns:a="http://schemas.openxmlformats.org/drawingml/2006/main">
+                    <a:graphicData uri="http://schemas.openxmlformats.org/drawingml/2006/picture">
+                      <pic:pic xmlns:pic="http://schemas.openxmlformats.org/drawingml/2006/picture">
+                        <pic:nvPicPr>
+                          <pic:cNvPr id="1210783681" name="Picture 1210783681"/>
+                          <pic:cNvPicPr/>
+                        </pic:nvPicPr>
+                        <pic:blipFill>
+                          <a:blip r:embed="rId27" cstate="print">
+                            <a:extLst>
+                              <a:ext uri="{28A0092B-C50C-407E-A947-70E740481C1C}">
+                                <a14:useLocalDpi xmlns:a14="http://schemas.microsoft.com/office/drawing/2010/main" val="0"/>
+                              </a:ext>
+                            </a:extLst>
+                          </a:blip>
+                          <a:stretch>
+                            <a:fillRect/>
+                          </a:stretch>
+                        </pic:blipFill>
+                        <pic:spPr>
+                          <a:xfrm>
+                            <a:off x="0" y="0"/>
+                            <a:ext cx="3490416" cy="1016692"/>
+                          </a:xfrm>
+                          <a:prstGeom prst="rect">
+                            <a:avLst/>
+                          </a:prstGeom>
+                        </pic:spPr>
+                      </pic:pic>
+                    </a:graphicData>
+                  </a:graphic>
+                </wp:inline>
+              </w:drawing>
             </w:r>
           </w:p>
         </w:tc>
@@ -6580,7 +8321,27 @@
                 <w:sz w:val="20"/>
                 <w:szCs w:val="20"/>
               </w:rPr>
-              <w:t>Comments should be substantive; this means there should be at least 2-3 well-structured sentences with constructive feedback.</w:t>
+              <w:t xml:space="preserve">All buttons on home page work as expected. User clicks on </w:t>
+            </w:r>
+            <w:r>
+              <w:rPr>
+                <w:rFonts w:ascii="Arial" w:hAnsi="Arial" w:cs="Arial"/>
+                <w:b/>
+                <w:bCs/>
+                <w:sz w:val="20"/>
+                <w:szCs w:val="20"/>
+              </w:rPr>
+              <w:t>call-to-action</w:t>
+            </w:r>
+            <w:r>
+              <w:rPr>
+                <w:rFonts w:ascii="Arial" w:hAnsi="Arial" w:cs="Arial"/>
+                <w:b/>
+                <w:bCs/>
+                <w:sz w:val="20"/>
+                <w:szCs w:val="20"/>
+              </w:rPr>
+              <w:t xml:space="preserve"> button to book vacation and is prompted to log in to site or to create account. Access Marina button helps user locate navbar and explore site. Attractions page works as expected and brings user to attractions page. Finally, link at bottom of page works and brings user back to top of page without having to scroll. </w:t>
             </w:r>
           </w:p>
         </w:tc>
@@ -6605,10 +8366,10 @@
       </w:tblPr>
       <w:tblGrid>
         <w:gridCol w:w="1250"/>
-        <w:gridCol w:w="3570"/>
-        <w:gridCol w:w="3930"/>
-        <w:gridCol w:w="2148"/>
-        <w:gridCol w:w="2052"/>
+        <w:gridCol w:w="2115"/>
+        <w:gridCol w:w="2377"/>
+        <w:gridCol w:w="1552"/>
+        <w:gridCol w:w="5656"/>
       </w:tblGrid>
       <w:tr>
         <w:trPr>
@@ -6777,49 +8538,47 @@
               </w:rPr>
               <w:t>Developer:</w:t>
             </w:r>
-          </w:p>
-          <w:p>
-            <w:pPr>
-              <w:spacing w:after="160" w:line="259" w:lineRule="auto"/>
-              <w:rPr>
-                <w:rFonts w:ascii="Arial" w:hAnsi="Arial" w:cs="Arial"/>
-                <w:b/>
-                <w:bCs/>
-                <w:sz w:val="20"/>
-                <w:szCs w:val="20"/>
-              </w:rPr>
-            </w:pPr>
-            <w:r>
-              <w:rPr>
-                <w:rFonts w:ascii="Arial" w:hAnsi="Arial" w:cs="Arial"/>
-                <w:b/>
-                <w:bCs/>
-                <w:sz w:val="20"/>
-                <w:szCs w:val="20"/>
-              </w:rPr>
-              <w:t>Date tested: &lt;</w:t>
-            </w:r>
-            <w:proofErr w:type="spellStart"/>
-            <w:r>
-              <w:rPr>
-                <w:rFonts w:ascii="Arial" w:hAnsi="Arial" w:cs="Arial"/>
-                <w:b/>
-                <w:bCs/>
-                <w:sz w:val="20"/>
-                <w:szCs w:val="20"/>
-              </w:rPr>
-              <w:t>yyyy</w:t>
-            </w:r>
-            <w:proofErr w:type="spellEnd"/>
-            <w:r>
-              <w:rPr>
-                <w:rFonts w:ascii="Arial" w:hAnsi="Arial" w:cs="Arial"/>
-                <w:b/>
-                <w:bCs/>
-                <w:sz w:val="20"/>
-                <w:szCs w:val="20"/>
-              </w:rPr>
-              <w:t xml:space="preserve">/mm/dd&gt; </w:t>
+            <w:r>
+              <w:rPr>
+                <w:rFonts w:ascii="Arial" w:hAnsi="Arial" w:cs="Arial"/>
+                <w:b/>
+                <w:bCs/>
+                <w:sz w:val="20"/>
+                <w:szCs w:val="20"/>
+              </w:rPr>
+              <w:t xml:space="preserve"> Cannon</w:t>
+            </w:r>
+          </w:p>
+          <w:p>
+            <w:pPr>
+              <w:spacing w:after="160" w:line="259" w:lineRule="auto"/>
+              <w:rPr>
+                <w:rFonts w:ascii="Arial" w:hAnsi="Arial" w:cs="Arial"/>
+                <w:b/>
+                <w:bCs/>
+                <w:sz w:val="20"/>
+                <w:szCs w:val="20"/>
+              </w:rPr>
+            </w:pPr>
+            <w:r>
+              <w:rPr>
+                <w:rFonts w:ascii="Arial" w:hAnsi="Arial" w:cs="Arial"/>
+                <w:b/>
+                <w:bCs/>
+                <w:sz w:val="20"/>
+                <w:szCs w:val="20"/>
+              </w:rPr>
+              <w:t xml:space="preserve">Date tested: </w:t>
+            </w:r>
+            <w:r>
+              <w:rPr>
+                <w:rFonts w:ascii="Arial" w:hAnsi="Arial" w:cs="Arial"/>
+                <w:b/>
+                <w:bCs/>
+                <w:sz w:val="20"/>
+                <w:szCs w:val="20"/>
+              </w:rPr>
+              <w:t>2026/09/06</w:t>
             </w:r>
           </w:p>
         </w:tc>
@@ -6856,49 +8615,47 @@
               </w:rPr>
               <w:t xml:space="preserve">Peer tester: </w:t>
             </w:r>
-          </w:p>
-          <w:p>
-            <w:pPr>
-              <w:spacing w:after="160" w:line="259" w:lineRule="auto"/>
-              <w:rPr>
-                <w:rFonts w:ascii="Arial" w:hAnsi="Arial" w:cs="Arial"/>
-                <w:b/>
-                <w:bCs/>
-                <w:sz w:val="20"/>
-                <w:szCs w:val="20"/>
-              </w:rPr>
-            </w:pPr>
-            <w:r>
-              <w:rPr>
-                <w:rFonts w:ascii="Arial" w:hAnsi="Arial" w:cs="Arial"/>
-                <w:b/>
-                <w:bCs/>
-                <w:sz w:val="20"/>
-                <w:szCs w:val="20"/>
-              </w:rPr>
-              <w:t>Date tested: &lt;</w:t>
-            </w:r>
-            <w:proofErr w:type="spellStart"/>
-            <w:r>
-              <w:rPr>
-                <w:rFonts w:ascii="Arial" w:hAnsi="Arial" w:cs="Arial"/>
-                <w:b/>
-                <w:bCs/>
-                <w:sz w:val="20"/>
-                <w:szCs w:val="20"/>
-              </w:rPr>
-              <w:t>yyyy</w:t>
-            </w:r>
-            <w:proofErr w:type="spellEnd"/>
-            <w:r>
-              <w:rPr>
-                <w:rFonts w:ascii="Arial" w:hAnsi="Arial" w:cs="Arial"/>
-                <w:b/>
-                <w:bCs/>
-                <w:sz w:val="20"/>
-                <w:szCs w:val="20"/>
-              </w:rPr>
-              <w:t>/mm/dd&gt;</w:t>
+            <w:r>
+              <w:rPr>
+                <w:rFonts w:ascii="Arial" w:hAnsi="Arial" w:cs="Arial"/>
+                <w:b/>
+                <w:bCs/>
+                <w:sz w:val="20"/>
+                <w:szCs w:val="20"/>
+              </w:rPr>
+              <w:t xml:space="preserve">Jose </w:t>
+            </w:r>
+          </w:p>
+          <w:p>
+            <w:pPr>
+              <w:spacing w:after="160" w:line="259" w:lineRule="auto"/>
+              <w:rPr>
+                <w:rFonts w:ascii="Arial" w:hAnsi="Arial" w:cs="Arial"/>
+                <w:b/>
+                <w:bCs/>
+                <w:sz w:val="20"/>
+                <w:szCs w:val="20"/>
+              </w:rPr>
+            </w:pPr>
+            <w:r>
+              <w:rPr>
+                <w:rFonts w:ascii="Arial" w:hAnsi="Arial" w:cs="Arial"/>
+                <w:b/>
+                <w:bCs/>
+                <w:sz w:val="20"/>
+                <w:szCs w:val="20"/>
+              </w:rPr>
+              <w:t xml:space="preserve">Date tested: </w:t>
+            </w:r>
+            <w:r>
+              <w:rPr>
+                <w:rFonts w:ascii="Arial" w:hAnsi="Arial" w:cs="Arial"/>
+                <w:b/>
+                <w:bCs/>
+                <w:sz w:val="20"/>
+                <w:szCs w:val="20"/>
+              </w:rPr>
+              <w:t>2026/09/06</w:t>
             </w:r>
           </w:p>
         </w:tc>
@@ -7112,7 +8869,6 @@
                 <w:sz w:val="20"/>
                 <w:szCs w:val="20"/>
               </w:rPr>
-              <w:lastRenderedPageBreak/>
               <w:t>1</w:t>
             </w:r>
           </w:p>
@@ -7282,7 +9038,112 @@
                 <w:sz w:val="20"/>
                 <w:szCs w:val="20"/>
               </w:rPr>
-              <w:t>&lt;yes/no&gt;</w:t>
+              <w:t>&lt;</w:t>
+            </w:r>
+            <w:r>
+              <w:rPr>
+                <w:rFonts w:ascii="Arial" w:hAnsi="Arial" w:cs="Arial"/>
+                <w:b/>
+                <w:bCs/>
+                <w:sz w:val="20"/>
+                <w:szCs w:val="20"/>
+                <w:highlight w:val="red"/>
+              </w:rPr>
+              <w:t xml:space="preserve"> </w:t>
+            </w:r>
+            <w:r>
+              <w:rPr>
+                <w:rFonts w:ascii="Arial" w:hAnsi="Arial" w:cs="Arial"/>
+                <w:b/>
+                <w:bCs/>
+                <w:sz w:val="20"/>
+                <w:szCs w:val="20"/>
+                <w:highlight w:val="red"/>
+              </w:rPr>
+              <w:t>yes</w:t>
+            </w:r>
+            <w:r>
+              <w:rPr>
+                <w:rFonts w:ascii="Arial" w:hAnsi="Arial" w:cs="Arial"/>
+                <w:b/>
+                <w:bCs/>
+                <w:sz w:val="20"/>
+                <w:szCs w:val="20"/>
+              </w:rPr>
+              <w:t xml:space="preserve"> </w:t>
+            </w:r>
+            <w:r>
+              <w:rPr>
+                <w:rFonts w:ascii="Arial" w:hAnsi="Arial" w:cs="Arial"/>
+                <w:b/>
+                <w:bCs/>
+                <w:sz w:val="20"/>
+                <w:szCs w:val="20"/>
+              </w:rPr>
+              <w:t>/no&gt;</w:t>
+            </w:r>
+          </w:p>
+          <w:p>
+            <w:pPr>
+              <w:spacing w:after="160" w:line="259" w:lineRule="auto"/>
+              <w:rPr>
+                <w:rFonts w:ascii="Arial" w:hAnsi="Arial" w:cs="Arial"/>
+                <w:b/>
+                <w:bCs/>
+                <w:sz w:val="20"/>
+                <w:szCs w:val="20"/>
+              </w:rPr>
+            </w:pPr>
+            <w:r>
+              <w:rPr>
+                <w:rFonts w:ascii="Arial" w:hAnsi="Arial" w:cs="Arial"/>
+                <w:b/>
+                <w:bCs/>
+                <w:noProof/>
+                <w:sz w:val="20"/>
+                <w:szCs w:val="20"/>
+              </w:rPr>
+              <w:drawing>
+                <wp:inline distT="0" distB="0" distL="0" distR="0" wp14:anchorId="51B0F502" wp14:editId="7965DE2D">
+                  <wp:extent cx="3417454" cy="1819214"/>
+                  <wp:effectExtent l="0" t="0" r="0" b="0"/>
+                  <wp:docPr id="2023078644" name="Picture 14"/>
+                  <wp:cNvGraphicFramePr>
+                    <a:graphicFrameLocks xmlns:a="http://schemas.openxmlformats.org/drawingml/2006/main" noChangeAspect="1"/>
+                  </wp:cNvGraphicFramePr>
+                  <a:graphic xmlns:a="http://schemas.openxmlformats.org/drawingml/2006/main">
+                    <a:graphicData uri="http://schemas.openxmlformats.org/drawingml/2006/picture">
+                      <pic:pic xmlns:pic="http://schemas.openxmlformats.org/drawingml/2006/picture">
+                        <pic:nvPicPr>
+                          <pic:cNvPr id="2023078644" name="Picture 2023078644"/>
+                          <pic:cNvPicPr/>
+                        </pic:nvPicPr>
+                        <pic:blipFill>
+                          <a:blip r:embed="rId28" cstate="print">
+                            <a:extLst>
+                              <a:ext uri="{28A0092B-C50C-407E-A947-70E740481C1C}">
+                                <a14:useLocalDpi xmlns:a14="http://schemas.microsoft.com/office/drawing/2010/main" val="0"/>
+                              </a:ext>
+                            </a:extLst>
+                          </a:blip>
+                          <a:stretch>
+                            <a:fillRect/>
+                          </a:stretch>
+                        </pic:blipFill>
+                        <pic:spPr>
+                          <a:xfrm>
+                            <a:off x="0" y="0"/>
+                            <a:ext cx="3450262" cy="1836679"/>
+                          </a:xfrm>
+                          <a:prstGeom prst="rect">
+                            <a:avLst/>
+                          </a:prstGeom>
+                        </pic:spPr>
+                      </pic:pic>
+                    </a:graphicData>
+                  </a:graphic>
+                </wp:inline>
+              </w:drawing>
             </w:r>
           </w:p>
         </w:tc>
@@ -7321,6 +9182,7 @@
                 <w:sz w:val="20"/>
                 <w:szCs w:val="20"/>
               </w:rPr>
+              <w:lastRenderedPageBreak/>
               <w:t>2</w:t>
             </w:r>
           </w:p>
@@ -7478,7 +9340,112 @@
                 <w:sz w:val="20"/>
                 <w:szCs w:val="20"/>
               </w:rPr>
-              <w:t>&lt;yes/no&gt;</w:t>
+              <w:t>&lt;</w:t>
+            </w:r>
+            <w:r>
+              <w:rPr>
+                <w:rFonts w:ascii="Arial" w:hAnsi="Arial" w:cs="Arial"/>
+                <w:b/>
+                <w:bCs/>
+                <w:sz w:val="20"/>
+                <w:szCs w:val="20"/>
+                <w:highlight w:val="red"/>
+              </w:rPr>
+              <w:t xml:space="preserve"> </w:t>
+            </w:r>
+            <w:r>
+              <w:rPr>
+                <w:rFonts w:ascii="Arial" w:hAnsi="Arial" w:cs="Arial"/>
+                <w:b/>
+                <w:bCs/>
+                <w:sz w:val="20"/>
+                <w:szCs w:val="20"/>
+                <w:highlight w:val="red"/>
+              </w:rPr>
+              <w:t>yes</w:t>
+            </w:r>
+            <w:r>
+              <w:rPr>
+                <w:rFonts w:ascii="Arial" w:hAnsi="Arial" w:cs="Arial"/>
+                <w:b/>
+                <w:bCs/>
+                <w:sz w:val="20"/>
+                <w:szCs w:val="20"/>
+              </w:rPr>
+              <w:t xml:space="preserve"> </w:t>
+            </w:r>
+            <w:r>
+              <w:rPr>
+                <w:rFonts w:ascii="Arial" w:hAnsi="Arial" w:cs="Arial"/>
+                <w:b/>
+                <w:bCs/>
+                <w:sz w:val="20"/>
+                <w:szCs w:val="20"/>
+              </w:rPr>
+              <w:t>/no&gt;</w:t>
+            </w:r>
+          </w:p>
+          <w:p>
+            <w:pPr>
+              <w:spacing w:after="160" w:line="259" w:lineRule="auto"/>
+              <w:rPr>
+                <w:rFonts w:ascii="Arial" w:hAnsi="Arial" w:cs="Arial"/>
+                <w:b/>
+                <w:bCs/>
+                <w:sz w:val="20"/>
+                <w:szCs w:val="20"/>
+              </w:rPr>
+            </w:pPr>
+            <w:r>
+              <w:rPr>
+                <w:rFonts w:ascii="Arial" w:hAnsi="Arial" w:cs="Arial"/>
+                <w:b/>
+                <w:bCs/>
+                <w:noProof/>
+                <w:sz w:val="20"/>
+                <w:szCs w:val="20"/>
+              </w:rPr>
+              <w:drawing>
+                <wp:inline distT="0" distB="0" distL="0" distR="0" wp14:anchorId="6E8E9A7F" wp14:editId="536F8C4A">
+                  <wp:extent cx="3454400" cy="262812"/>
+                  <wp:effectExtent l="0" t="0" r="0" b="4445"/>
+                  <wp:docPr id="2028589511" name="Picture 15"/>
+                  <wp:cNvGraphicFramePr>
+                    <a:graphicFrameLocks xmlns:a="http://schemas.openxmlformats.org/drawingml/2006/main" noChangeAspect="1"/>
+                  </wp:cNvGraphicFramePr>
+                  <a:graphic xmlns:a="http://schemas.openxmlformats.org/drawingml/2006/main">
+                    <a:graphicData uri="http://schemas.openxmlformats.org/drawingml/2006/picture">
+                      <pic:pic xmlns:pic="http://schemas.openxmlformats.org/drawingml/2006/picture">
+                        <pic:nvPicPr>
+                          <pic:cNvPr id="2028589511" name="Picture 2028589511"/>
+                          <pic:cNvPicPr/>
+                        </pic:nvPicPr>
+                        <pic:blipFill>
+                          <a:blip r:embed="rId29" cstate="print">
+                            <a:extLst>
+                              <a:ext uri="{28A0092B-C50C-407E-A947-70E740481C1C}">
+                                <a14:useLocalDpi xmlns:a14="http://schemas.microsoft.com/office/drawing/2010/main" val="0"/>
+                              </a:ext>
+                            </a:extLst>
+                          </a:blip>
+                          <a:stretch>
+                            <a:fillRect/>
+                          </a:stretch>
+                        </pic:blipFill>
+                        <pic:spPr>
+                          <a:xfrm>
+                            <a:off x="0" y="0"/>
+                            <a:ext cx="3685040" cy="280359"/>
+                          </a:xfrm>
+                          <a:prstGeom prst="rect">
+                            <a:avLst/>
+                          </a:prstGeom>
+                        </pic:spPr>
+                      </pic:pic>
+                    </a:graphicData>
+                  </a:graphic>
+                </wp:inline>
+              </w:drawing>
             </w:r>
           </w:p>
         </w:tc>
@@ -7674,7 +9641,112 @@
                 <w:sz w:val="20"/>
                 <w:szCs w:val="20"/>
               </w:rPr>
-              <w:t>&lt;yes/no&gt;</w:t>
+              <w:t>&lt;</w:t>
+            </w:r>
+            <w:r>
+              <w:rPr>
+                <w:rFonts w:ascii="Arial" w:hAnsi="Arial" w:cs="Arial"/>
+                <w:b/>
+                <w:bCs/>
+                <w:sz w:val="20"/>
+                <w:szCs w:val="20"/>
+                <w:highlight w:val="red"/>
+              </w:rPr>
+              <w:t xml:space="preserve"> </w:t>
+            </w:r>
+            <w:r>
+              <w:rPr>
+                <w:rFonts w:ascii="Arial" w:hAnsi="Arial" w:cs="Arial"/>
+                <w:b/>
+                <w:bCs/>
+                <w:sz w:val="20"/>
+                <w:szCs w:val="20"/>
+                <w:highlight w:val="red"/>
+              </w:rPr>
+              <w:t>yes</w:t>
+            </w:r>
+            <w:r>
+              <w:rPr>
+                <w:rFonts w:ascii="Arial" w:hAnsi="Arial" w:cs="Arial"/>
+                <w:b/>
+                <w:bCs/>
+                <w:sz w:val="20"/>
+                <w:szCs w:val="20"/>
+              </w:rPr>
+              <w:t xml:space="preserve"> </w:t>
+            </w:r>
+            <w:r>
+              <w:rPr>
+                <w:rFonts w:ascii="Arial" w:hAnsi="Arial" w:cs="Arial"/>
+                <w:b/>
+                <w:bCs/>
+                <w:sz w:val="20"/>
+                <w:szCs w:val="20"/>
+              </w:rPr>
+              <w:t>/no&gt;</w:t>
+            </w:r>
+          </w:p>
+          <w:p>
+            <w:pPr>
+              <w:spacing w:after="160" w:line="259" w:lineRule="auto"/>
+              <w:rPr>
+                <w:rFonts w:ascii="Arial" w:hAnsi="Arial" w:cs="Arial"/>
+                <w:b/>
+                <w:bCs/>
+                <w:sz w:val="20"/>
+                <w:szCs w:val="20"/>
+              </w:rPr>
+            </w:pPr>
+            <w:r>
+              <w:rPr>
+                <w:rFonts w:ascii="Arial" w:hAnsi="Arial" w:cs="Arial"/>
+                <w:b/>
+                <w:bCs/>
+                <w:noProof/>
+                <w:sz w:val="20"/>
+                <w:szCs w:val="20"/>
+              </w:rPr>
+              <w:drawing>
+                <wp:inline distT="0" distB="0" distL="0" distR="0" wp14:anchorId="33C7AEFA" wp14:editId="449CEE52">
+                  <wp:extent cx="1136436" cy="4553528"/>
+                  <wp:effectExtent l="0" t="0" r="0" b="0"/>
+                  <wp:docPr id="957654598" name="Picture 16"/>
+                  <wp:cNvGraphicFramePr>
+                    <a:graphicFrameLocks xmlns:a="http://schemas.openxmlformats.org/drawingml/2006/main" noChangeAspect="1"/>
+                  </wp:cNvGraphicFramePr>
+                  <a:graphic xmlns:a="http://schemas.openxmlformats.org/drawingml/2006/main">
+                    <a:graphicData uri="http://schemas.openxmlformats.org/drawingml/2006/picture">
+                      <pic:pic xmlns:pic="http://schemas.openxmlformats.org/drawingml/2006/picture">
+                        <pic:nvPicPr>
+                          <pic:cNvPr id="957654598" name="Picture 957654598"/>
+                          <pic:cNvPicPr/>
+                        </pic:nvPicPr>
+                        <pic:blipFill>
+                          <a:blip r:embed="rId30" cstate="print">
+                            <a:extLst>
+                              <a:ext uri="{28A0092B-C50C-407E-A947-70E740481C1C}">
+                                <a14:useLocalDpi xmlns:a14="http://schemas.microsoft.com/office/drawing/2010/main" val="0"/>
+                              </a:ext>
+                            </a:extLst>
+                          </a:blip>
+                          <a:stretch>
+                            <a:fillRect/>
+                          </a:stretch>
+                        </pic:blipFill>
+                        <pic:spPr>
+                          <a:xfrm>
+                            <a:off x="0" y="0"/>
+                            <a:ext cx="1145661" cy="4590493"/>
+                          </a:xfrm>
+                          <a:prstGeom prst="rect">
+                            <a:avLst/>
+                          </a:prstGeom>
+                        </pic:spPr>
+                      </pic:pic>
+                    </a:graphicData>
+                  </a:graphic>
+                </wp:inline>
+              </w:drawing>
             </w:r>
           </w:p>
         </w:tc>
@@ -7713,6 +9785,7 @@
                 <w:sz w:val="20"/>
                 <w:szCs w:val="20"/>
               </w:rPr>
+              <w:lastRenderedPageBreak/>
               <w:t>4</w:t>
             </w:r>
           </w:p>
@@ -7739,118 +9812,150 @@
                 <w:szCs w:val="20"/>
               </w:rPr>
             </w:pPr>
-            <w:proofErr w:type="gramStart"/>
-            <w:r>
-              <w:rPr>
-                <w:rFonts w:ascii="Arial" w:hAnsi="Arial" w:cs="Arial"/>
-                <w:b/>
-                <w:bCs/>
-                <w:sz w:val="20"/>
-                <w:szCs w:val="20"/>
-              </w:rPr>
-              <w:t>User</w:t>
-            </w:r>
-            <w:proofErr w:type="gramEnd"/>
-            <w:r>
-              <w:rPr>
-                <w:rFonts w:ascii="Arial" w:hAnsi="Arial" w:cs="Arial"/>
-                <w:b/>
-                <w:bCs/>
-                <w:sz w:val="20"/>
-                <w:szCs w:val="20"/>
+            <w:r>
+              <w:rPr>
+                <w:rFonts w:ascii="Arial" w:hAnsi="Arial" w:cs="Arial"/>
+                <w:b/>
+                <w:bCs/>
+                <w:sz w:val="20"/>
+                <w:szCs w:val="20"/>
+              </w:rPr>
+              <w:t>User scrolls from the top to the bottom of the landing page.</w:t>
+            </w:r>
+          </w:p>
+        </w:tc>
+        <w:tc>
+          <w:tcPr>
+            <w:tcW w:w="3930" w:type="dxa"/>
+            <w:tcBorders>
+              <w:top w:val="single" w:sz="4" w:space="0" w:color="auto"/>
+              <w:left w:val="single" w:sz="4" w:space="0" w:color="auto"/>
+              <w:bottom w:val="single" w:sz="4" w:space="0" w:color="auto"/>
+              <w:right w:val="single" w:sz="4" w:space="0" w:color="auto"/>
+            </w:tcBorders>
+            <w:hideMark/>
+          </w:tcPr>
+          <w:p>
+            <w:pPr>
+              <w:spacing w:after="160" w:line="259" w:lineRule="auto"/>
+              <w:rPr>
+                <w:rFonts w:ascii="Arial" w:hAnsi="Arial" w:cs="Arial"/>
+                <w:b/>
+                <w:bCs/>
+                <w:sz w:val="20"/>
+                <w:szCs w:val="20"/>
+              </w:rPr>
+            </w:pPr>
+            <w:r>
+              <w:rPr>
+                <w:rFonts w:ascii="Arial" w:hAnsi="Arial" w:cs="Arial"/>
+                <w:b/>
+                <w:bCs/>
+                <w:sz w:val="20"/>
+                <w:szCs w:val="20"/>
+              </w:rPr>
+              <w:t>All sections of the landing page display correctly, images load properly, and the page can be viewed without overlapping or improperly formatted content.</w:t>
+            </w:r>
+          </w:p>
+        </w:tc>
+        <w:tc>
+          <w:tcPr>
+            <w:tcW w:w="2148" w:type="dxa"/>
+            <w:tcBorders>
+              <w:top w:val="single" w:sz="4" w:space="0" w:color="auto"/>
+              <w:left w:val="single" w:sz="4" w:space="0" w:color="auto"/>
+              <w:bottom w:val="single" w:sz="4" w:space="0" w:color="auto"/>
+              <w:right w:val="single" w:sz="4" w:space="0" w:color="auto"/>
+            </w:tcBorders>
+            <w:hideMark/>
+          </w:tcPr>
+          <w:p>
+            <w:pPr>
+              <w:spacing w:after="160" w:line="259" w:lineRule="auto"/>
+              <w:rPr>
+                <w:rFonts w:ascii="Arial" w:hAnsi="Arial" w:cs="Arial"/>
+                <w:b/>
+                <w:bCs/>
+                <w:sz w:val="20"/>
+                <w:szCs w:val="20"/>
+              </w:rPr>
+            </w:pPr>
+            <w:r>
+              <w:rPr>
+                <w:rFonts w:ascii="Arial" w:hAnsi="Arial" w:cs="Arial"/>
+                <w:b/>
+                <w:bCs/>
+                <w:sz w:val="20"/>
+                <w:szCs w:val="20"/>
+              </w:rPr>
+              <w:t>&lt;</w:t>
+            </w:r>
+            <w:r>
+              <w:rPr>
+                <w:rFonts w:ascii="Arial" w:hAnsi="Arial" w:cs="Arial"/>
+                <w:b/>
+                <w:bCs/>
+                <w:sz w:val="20"/>
+                <w:szCs w:val="20"/>
+                <w:highlight w:val="red"/>
+              </w:rPr>
+              <w:t>yes</w:t>
+            </w:r>
+            <w:r>
+              <w:rPr>
+                <w:rFonts w:ascii="Arial" w:hAnsi="Arial" w:cs="Arial"/>
+                <w:b/>
+                <w:bCs/>
+                <w:sz w:val="20"/>
+                <w:szCs w:val="20"/>
+              </w:rPr>
+              <w:t>/no&gt;</w:t>
+            </w:r>
+          </w:p>
+        </w:tc>
+        <w:tc>
+          <w:tcPr>
+            <w:tcW w:w="2052" w:type="dxa"/>
+            <w:tcBorders>
+              <w:top w:val="single" w:sz="4" w:space="0" w:color="auto"/>
+              <w:left w:val="single" w:sz="4" w:space="0" w:color="auto"/>
+              <w:bottom w:val="single" w:sz="4" w:space="0" w:color="auto"/>
+              <w:right w:val="single" w:sz="4" w:space="0" w:color="auto"/>
+            </w:tcBorders>
+            <w:hideMark/>
+          </w:tcPr>
+          <w:p>
+            <w:pPr>
+              <w:spacing w:after="160" w:line="259" w:lineRule="auto"/>
+              <w:rPr>
+                <w:rFonts w:ascii="Arial" w:hAnsi="Arial" w:cs="Arial"/>
+                <w:b/>
+                <w:bCs/>
+                <w:sz w:val="20"/>
+                <w:szCs w:val="20"/>
+              </w:rPr>
+            </w:pPr>
+            <w:r>
+              <w:rPr>
+                <w:rFonts w:ascii="Arial" w:hAnsi="Arial" w:cs="Arial"/>
+                <w:b/>
+                <w:bCs/>
+                <w:sz w:val="20"/>
+                <w:szCs w:val="20"/>
+              </w:rPr>
+              <w:t>&lt;</w:t>
+            </w:r>
+            <w:r>
+              <w:rPr>
+                <w:rFonts w:ascii="Arial" w:hAnsi="Arial" w:cs="Arial"/>
+                <w:b/>
+                <w:bCs/>
+                <w:sz w:val="20"/>
+                <w:szCs w:val="20"/>
+                <w:highlight w:val="red"/>
               </w:rPr>
               <w:t xml:space="preserve"> </w:t>
             </w:r>
-            <w:proofErr w:type="gramStart"/>
-            <w:r>
-              <w:rPr>
-                <w:rFonts w:ascii="Arial" w:hAnsi="Arial" w:cs="Arial"/>
-                <w:b/>
-                <w:bCs/>
-                <w:sz w:val="20"/>
-                <w:szCs w:val="20"/>
-              </w:rPr>
-              <w:t>scrolls</w:t>
-            </w:r>
-            <w:proofErr w:type="gramEnd"/>
-            <w:r>
-              <w:rPr>
-                <w:rFonts w:ascii="Arial" w:hAnsi="Arial" w:cs="Arial"/>
-                <w:b/>
-                <w:bCs/>
-                <w:sz w:val="20"/>
-                <w:szCs w:val="20"/>
-              </w:rPr>
-              <w:t xml:space="preserve"> from the top to the bottom of the landing page.</w:t>
-            </w:r>
-          </w:p>
-        </w:tc>
-        <w:tc>
-          <w:tcPr>
-            <w:tcW w:w="3930" w:type="dxa"/>
-            <w:tcBorders>
-              <w:top w:val="single" w:sz="4" w:space="0" w:color="auto"/>
-              <w:left w:val="single" w:sz="4" w:space="0" w:color="auto"/>
-              <w:bottom w:val="single" w:sz="4" w:space="0" w:color="auto"/>
-              <w:right w:val="single" w:sz="4" w:space="0" w:color="auto"/>
-            </w:tcBorders>
-            <w:hideMark/>
-          </w:tcPr>
-          <w:p>
-            <w:pPr>
-              <w:spacing w:after="160" w:line="259" w:lineRule="auto"/>
-              <w:rPr>
-                <w:rFonts w:ascii="Arial" w:hAnsi="Arial" w:cs="Arial"/>
-                <w:b/>
-                <w:bCs/>
-                <w:sz w:val="20"/>
-                <w:szCs w:val="20"/>
-              </w:rPr>
-            </w:pPr>
-            <w:r>
-              <w:rPr>
-                <w:rFonts w:ascii="Arial" w:hAnsi="Arial" w:cs="Arial"/>
-                <w:b/>
-                <w:bCs/>
-                <w:sz w:val="20"/>
-                <w:szCs w:val="20"/>
-              </w:rPr>
-              <w:t>All sections of the landing page display correctly, images load properly, and the page can be viewed without overlapping or improperly formatted content.</w:t>
-            </w:r>
-          </w:p>
-        </w:tc>
-        <w:tc>
-          <w:tcPr>
-            <w:tcW w:w="2148" w:type="dxa"/>
-            <w:tcBorders>
-              <w:top w:val="single" w:sz="4" w:space="0" w:color="auto"/>
-              <w:left w:val="single" w:sz="4" w:space="0" w:color="auto"/>
-              <w:bottom w:val="single" w:sz="4" w:space="0" w:color="auto"/>
-              <w:right w:val="single" w:sz="4" w:space="0" w:color="auto"/>
-            </w:tcBorders>
-            <w:hideMark/>
-          </w:tcPr>
-          <w:p>
-            <w:pPr>
-              <w:spacing w:after="160" w:line="259" w:lineRule="auto"/>
-              <w:rPr>
-                <w:rFonts w:ascii="Arial" w:hAnsi="Arial" w:cs="Arial"/>
-                <w:b/>
-                <w:bCs/>
-                <w:sz w:val="20"/>
-                <w:szCs w:val="20"/>
-              </w:rPr>
-            </w:pPr>
-            <w:r>
-              <w:rPr>
-                <w:rFonts w:ascii="Arial" w:hAnsi="Arial" w:cs="Arial"/>
-                <w:b/>
-                <w:bCs/>
-                <w:sz w:val="20"/>
-                <w:szCs w:val="20"/>
-              </w:rPr>
-              <w:t>&lt;</w:t>
-            </w:r>
             <w:r>
               <w:rPr>
                 <w:rFonts w:ascii="Arial" w:hAnsi="Arial" w:cs="Arial"/>
@@ -7870,41 +9975,80 @@
                 <w:sz w:val="20"/>
                 <w:szCs w:val="20"/>
               </w:rPr>
+              <w:t xml:space="preserve"> </w:t>
+            </w:r>
+            <w:r>
+              <w:rPr>
+                <w:rFonts w:ascii="Arial" w:hAnsi="Arial" w:cs="Arial"/>
+                <w:b/>
+                <w:bCs/>
+                <w:sz w:val="20"/>
+                <w:szCs w:val="20"/>
+              </w:rPr>
               <w:t>/no&gt;</w:t>
             </w:r>
           </w:p>
-        </w:tc>
-        <w:tc>
-          <w:tcPr>
-            <w:tcW w:w="2052" w:type="dxa"/>
-            <w:tcBorders>
-              <w:top w:val="single" w:sz="4" w:space="0" w:color="auto"/>
-              <w:left w:val="single" w:sz="4" w:space="0" w:color="auto"/>
-              <w:bottom w:val="single" w:sz="4" w:space="0" w:color="auto"/>
-              <w:right w:val="single" w:sz="4" w:space="0" w:color="auto"/>
-            </w:tcBorders>
-            <w:hideMark/>
-          </w:tcPr>
-          <w:p>
-            <w:pPr>
-              <w:spacing w:after="160" w:line="259" w:lineRule="auto"/>
-              <w:rPr>
-                <w:rFonts w:ascii="Arial" w:hAnsi="Arial" w:cs="Arial"/>
-                <w:b/>
-                <w:bCs/>
-                <w:sz w:val="20"/>
-                <w:szCs w:val="20"/>
-              </w:rPr>
-            </w:pPr>
-            <w:r>
-              <w:rPr>
-                <w:rFonts w:ascii="Arial" w:hAnsi="Arial" w:cs="Arial"/>
-                <w:b/>
-                <w:bCs/>
-                <w:sz w:val="20"/>
-                <w:szCs w:val="20"/>
-              </w:rPr>
-              <w:t>&lt;yes/no&gt;</w:t>
+          <w:p>
+            <w:pPr>
+              <w:spacing w:after="160" w:line="259" w:lineRule="auto"/>
+              <w:rPr>
+                <w:rFonts w:ascii="Arial" w:hAnsi="Arial" w:cs="Arial"/>
+                <w:b/>
+                <w:bCs/>
+                <w:sz w:val="20"/>
+                <w:szCs w:val="20"/>
+              </w:rPr>
+            </w:pPr>
+            <w:r>
+              <w:rPr>
+                <w:rFonts w:ascii="Arial" w:hAnsi="Arial" w:cs="Arial"/>
+                <w:b/>
+                <w:bCs/>
+                <w:noProof/>
+                <w:sz w:val="20"/>
+                <w:szCs w:val="20"/>
+              </w:rPr>
+              <w:drawing>
+                <wp:inline distT="0" distB="0" distL="0" distR="0" wp14:anchorId="511F3BAB" wp14:editId="7DC9DFD5">
+                  <wp:extent cx="1136436" cy="4553528"/>
+                  <wp:effectExtent l="0" t="0" r="0" b="0"/>
+                  <wp:docPr id="1561664636" name="Picture 16"/>
+                  <wp:cNvGraphicFramePr>
+                    <a:graphicFrameLocks xmlns:a="http://schemas.openxmlformats.org/drawingml/2006/main" noChangeAspect="1"/>
+                  </wp:cNvGraphicFramePr>
+                  <a:graphic xmlns:a="http://schemas.openxmlformats.org/drawingml/2006/main">
+                    <a:graphicData uri="http://schemas.openxmlformats.org/drawingml/2006/picture">
+                      <pic:pic xmlns:pic="http://schemas.openxmlformats.org/drawingml/2006/picture">
+                        <pic:nvPicPr>
+                          <pic:cNvPr id="957654598" name="Picture 957654598"/>
+                          <pic:cNvPicPr/>
+                        </pic:nvPicPr>
+                        <pic:blipFill>
+                          <a:blip r:embed="rId30" cstate="print">
+                            <a:extLst>
+                              <a:ext uri="{28A0092B-C50C-407E-A947-70E740481C1C}">
+                                <a14:useLocalDpi xmlns:a14="http://schemas.microsoft.com/office/drawing/2010/main" val="0"/>
+                              </a:ext>
+                            </a:extLst>
+                          </a:blip>
+                          <a:stretch>
+                            <a:fillRect/>
+                          </a:stretch>
+                        </pic:blipFill>
+                        <pic:spPr>
+                          <a:xfrm>
+                            <a:off x="0" y="0"/>
+                            <a:ext cx="1145661" cy="4590493"/>
+                          </a:xfrm>
+                          <a:prstGeom prst="rect">
+                            <a:avLst/>
+                          </a:prstGeom>
+                        </pic:spPr>
+                      </pic:pic>
+                    </a:graphicData>
+                  </a:graphic>
+                </wp:inline>
+              </w:drawing>
             </w:r>
           </w:p>
         </w:tc>
@@ -7978,7 +10122,7 @@
                 <w:sz w:val="20"/>
                 <w:szCs w:val="20"/>
               </w:rPr>
-              <w:t>Comments should be substantive; this means there should be at least 2-3 well-structured sentences with constructive feedback.</w:t>
+              <w:t xml:space="preserve">All aspects of initial landing page work as expected and there are no visible errors that display. Text and boxes are laid out well and images load with no issues. </w:t>
             </w:r>
           </w:p>
         </w:tc>
@@ -8003,10 +10147,10 @@
       </w:tblPr>
       <w:tblGrid>
         <w:gridCol w:w="1250"/>
-        <w:gridCol w:w="3570"/>
-        <w:gridCol w:w="3930"/>
-        <w:gridCol w:w="2148"/>
-        <w:gridCol w:w="2052"/>
+        <w:gridCol w:w="2143"/>
+        <w:gridCol w:w="2211"/>
+        <w:gridCol w:w="1489"/>
+        <w:gridCol w:w="5857"/>
       </w:tblGrid>
       <w:tr>
         <w:trPr>
@@ -8042,6 +10186,7 @@
                 <w:sz w:val="20"/>
                 <w:szCs w:val="20"/>
               </w:rPr>
+              <w:lastRenderedPageBreak/>
               <w:t>Test 5</w:t>
             </w:r>
           </w:p>
@@ -8175,49 +10320,47 @@
               </w:rPr>
               <w:t>Developer:</w:t>
             </w:r>
-          </w:p>
-          <w:p>
-            <w:pPr>
-              <w:spacing w:after="160" w:line="259" w:lineRule="auto"/>
-              <w:rPr>
-                <w:rFonts w:ascii="Arial" w:hAnsi="Arial" w:cs="Arial"/>
-                <w:b/>
-                <w:bCs/>
-                <w:sz w:val="20"/>
-                <w:szCs w:val="20"/>
-              </w:rPr>
-            </w:pPr>
-            <w:r>
-              <w:rPr>
-                <w:rFonts w:ascii="Arial" w:hAnsi="Arial" w:cs="Arial"/>
-                <w:b/>
-                <w:bCs/>
-                <w:sz w:val="20"/>
-                <w:szCs w:val="20"/>
-              </w:rPr>
-              <w:t>Date tested: &lt;</w:t>
-            </w:r>
-            <w:proofErr w:type="spellStart"/>
-            <w:r>
-              <w:rPr>
-                <w:rFonts w:ascii="Arial" w:hAnsi="Arial" w:cs="Arial"/>
-                <w:b/>
-                <w:bCs/>
-                <w:sz w:val="20"/>
-                <w:szCs w:val="20"/>
-              </w:rPr>
-              <w:t>yyyy</w:t>
-            </w:r>
-            <w:proofErr w:type="spellEnd"/>
-            <w:r>
-              <w:rPr>
-                <w:rFonts w:ascii="Arial" w:hAnsi="Arial" w:cs="Arial"/>
-                <w:b/>
-                <w:bCs/>
-                <w:sz w:val="20"/>
-                <w:szCs w:val="20"/>
-              </w:rPr>
-              <w:t xml:space="preserve">/mm/dd&gt; </w:t>
+            <w:r>
+              <w:rPr>
+                <w:rFonts w:ascii="Arial" w:hAnsi="Arial" w:cs="Arial"/>
+                <w:b/>
+                <w:bCs/>
+                <w:sz w:val="20"/>
+                <w:szCs w:val="20"/>
+              </w:rPr>
+              <w:t xml:space="preserve"> Cannon</w:t>
+            </w:r>
+          </w:p>
+          <w:p>
+            <w:pPr>
+              <w:spacing w:after="160" w:line="259" w:lineRule="auto"/>
+              <w:rPr>
+                <w:rFonts w:ascii="Arial" w:hAnsi="Arial" w:cs="Arial"/>
+                <w:b/>
+                <w:bCs/>
+                <w:sz w:val="20"/>
+                <w:szCs w:val="20"/>
+              </w:rPr>
+            </w:pPr>
+            <w:r>
+              <w:rPr>
+                <w:rFonts w:ascii="Arial" w:hAnsi="Arial" w:cs="Arial"/>
+                <w:b/>
+                <w:bCs/>
+                <w:sz w:val="20"/>
+                <w:szCs w:val="20"/>
+              </w:rPr>
+              <w:t xml:space="preserve">Date tested: </w:t>
+            </w:r>
+            <w:r>
+              <w:rPr>
+                <w:rFonts w:ascii="Arial" w:hAnsi="Arial" w:cs="Arial"/>
+                <w:b/>
+                <w:bCs/>
+                <w:sz w:val="20"/>
+                <w:szCs w:val="20"/>
+              </w:rPr>
+              <w:t>2026/09/06</w:t>
             </w:r>
           </w:p>
         </w:tc>
@@ -8254,49 +10397,47 @@
               </w:rPr>
               <w:t xml:space="preserve">Peer tester: </w:t>
             </w:r>
-          </w:p>
-          <w:p>
-            <w:pPr>
-              <w:spacing w:after="160" w:line="259" w:lineRule="auto"/>
-              <w:rPr>
-                <w:rFonts w:ascii="Arial" w:hAnsi="Arial" w:cs="Arial"/>
-                <w:b/>
-                <w:bCs/>
-                <w:sz w:val="20"/>
-                <w:szCs w:val="20"/>
-              </w:rPr>
-            </w:pPr>
-            <w:r>
-              <w:rPr>
-                <w:rFonts w:ascii="Arial" w:hAnsi="Arial" w:cs="Arial"/>
-                <w:b/>
-                <w:bCs/>
-                <w:sz w:val="20"/>
-                <w:szCs w:val="20"/>
-              </w:rPr>
-              <w:t>Date tested: &lt;</w:t>
-            </w:r>
-            <w:proofErr w:type="spellStart"/>
-            <w:r>
-              <w:rPr>
-                <w:rFonts w:ascii="Arial" w:hAnsi="Arial" w:cs="Arial"/>
-                <w:b/>
-                <w:bCs/>
-                <w:sz w:val="20"/>
-                <w:szCs w:val="20"/>
-              </w:rPr>
-              <w:t>yyyy</w:t>
-            </w:r>
-            <w:proofErr w:type="spellEnd"/>
-            <w:r>
-              <w:rPr>
-                <w:rFonts w:ascii="Arial" w:hAnsi="Arial" w:cs="Arial"/>
-                <w:b/>
-                <w:bCs/>
-                <w:sz w:val="20"/>
-                <w:szCs w:val="20"/>
-              </w:rPr>
-              <w:t>/mm/dd&gt;</w:t>
+            <w:r>
+              <w:rPr>
+                <w:rFonts w:ascii="Arial" w:hAnsi="Arial" w:cs="Arial"/>
+                <w:b/>
+                <w:bCs/>
+                <w:sz w:val="20"/>
+                <w:szCs w:val="20"/>
+              </w:rPr>
+              <w:t xml:space="preserve">Jose </w:t>
+            </w:r>
+          </w:p>
+          <w:p>
+            <w:pPr>
+              <w:spacing w:after="160" w:line="259" w:lineRule="auto"/>
+              <w:rPr>
+                <w:rFonts w:ascii="Arial" w:hAnsi="Arial" w:cs="Arial"/>
+                <w:b/>
+                <w:bCs/>
+                <w:sz w:val="20"/>
+                <w:szCs w:val="20"/>
+              </w:rPr>
+            </w:pPr>
+            <w:r>
+              <w:rPr>
+                <w:rFonts w:ascii="Arial" w:hAnsi="Arial" w:cs="Arial"/>
+                <w:b/>
+                <w:bCs/>
+                <w:sz w:val="20"/>
+                <w:szCs w:val="20"/>
+              </w:rPr>
+              <w:t xml:space="preserve">Date tested: </w:t>
+            </w:r>
+            <w:r>
+              <w:rPr>
+                <w:rFonts w:ascii="Arial" w:hAnsi="Arial" w:cs="Arial"/>
+                <w:b/>
+                <w:bCs/>
+                <w:sz w:val="20"/>
+                <w:szCs w:val="20"/>
+              </w:rPr>
+              <w:t>2026/09/06</w:t>
             </w:r>
           </w:p>
         </w:tc>
@@ -8667,7 +10808,112 @@
                 <w:sz w:val="20"/>
                 <w:szCs w:val="20"/>
               </w:rPr>
-              <w:t>&lt;yes/no&gt;</w:t>
+              <w:t>&lt;</w:t>
+            </w:r>
+            <w:r>
+              <w:rPr>
+                <w:rFonts w:ascii="Arial" w:hAnsi="Arial" w:cs="Arial"/>
+                <w:b/>
+                <w:bCs/>
+                <w:sz w:val="20"/>
+                <w:szCs w:val="20"/>
+                <w:highlight w:val="red"/>
+              </w:rPr>
+              <w:t xml:space="preserve"> </w:t>
+            </w:r>
+            <w:r>
+              <w:rPr>
+                <w:rFonts w:ascii="Arial" w:hAnsi="Arial" w:cs="Arial"/>
+                <w:b/>
+                <w:bCs/>
+                <w:sz w:val="20"/>
+                <w:szCs w:val="20"/>
+                <w:highlight w:val="red"/>
+              </w:rPr>
+              <w:t>yes</w:t>
+            </w:r>
+            <w:r>
+              <w:rPr>
+                <w:rFonts w:ascii="Arial" w:hAnsi="Arial" w:cs="Arial"/>
+                <w:b/>
+                <w:bCs/>
+                <w:sz w:val="20"/>
+                <w:szCs w:val="20"/>
+              </w:rPr>
+              <w:t xml:space="preserve"> </w:t>
+            </w:r>
+            <w:r>
+              <w:rPr>
+                <w:rFonts w:ascii="Arial" w:hAnsi="Arial" w:cs="Arial"/>
+                <w:b/>
+                <w:bCs/>
+                <w:sz w:val="20"/>
+                <w:szCs w:val="20"/>
+              </w:rPr>
+              <w:t>/no&gt;</w:t>
+            </w:r>
+          </w:p>
+          <w:p>
+            <w:pPr>
+              <w:spacing w:after="160" w:line="259" w:lineRule="auto"/>
+              <w:rPr>
+                <w:rFonts w:ascii="Arial" w:hAnsi="Arial" w:cs="Arial"/>
+                <w:b/>
+                <w:bCs/>
+                <w:sz w:val="20"/>
+                <w:szCs w:val="20"/>
+              </w:rPr>
+            </w:pPr>
+            <w:r>
+              <w:rPr>
+                <w:rFonts w:ascii="Arial" w:hAnsi="Arial" w:cs="Arial"/>
+                <w:b/>
+                <w:bCs/>
+                <w:noProof/>
+                <w:sz w:val="20"/>
+                <w:szCs w:val="20"/>
+              </w:rPr>
+              <w:drawing>
+                <wp:inline distT="0" distB="0" distL="0" distR="0" wp14:anchorId="20EA0E94" wp14:editId="4E3E06C0">
+                  <wp:extent cx="3422468" cy="1166751"/>
+                  <wp:effectExtent l="0" t="0" r="0" b="1905"/>
+                  <wp:docPr id="1217075813" name="Picture 1"/>
+                  <wp:cNvGraphicFramePr>
+                    <a:graphicFrameLocks xmlns:a="http://schemas.openxmlformats.org/drawingml/2006/main" noChangeAspect="1"/>
+                  </wp:cNvGraphicFramePr>
+                  <a:graphic xmlns:a="http://schemas.openxmlformats.org/drawingml/2006/main">
+                    <a:graphicData uri="http://schemas.openxmlformats.org/drawingml/2006/picture">
+                      <pic:pic xmlns:pic="http://schemas.openxmlformats.org/drawingml/2006/picture">
+                        <pic:nvPicPr>
+                          <pic:cNvPr id="179253537" name="Picture 179253537"/>
+                          <pic:cNvPicPr/>
+                        </pic:nvPicPr>
+                        <pic:blipFill>
+                          <a:blip r:embed="rId14" cstate="print">
+                            <a:extLst>
+                              <a:ext uri="{28A0092B-C50C-407E-A947-70E740481C1C}">
+                                <a14:useLocalDpi xmlns:a14="http://schemas.microsoft.com/office/drawing/2010/main" val="0"/>
+                              </a:ext>
+                            </a:extLst>
+                          </a:blip>
+                          <a:stretch>
+                            <a:fillRect/>
+                          </a:stretch>
+                        </pic:blipFill>
+                        <pic:spPr>
+                          <a:xfrm>
+                            <a:off x="0" y="0"/>
+                            <a:ext cx="3518978" cy="1199652"/>
+                          </a:xfrm>
+                          <a:prstGeom prst="rect">
+                            <a:avLst/>
+                          </a:prstGeom>
+                        </pic:spPr>
+                      </pic:pic>
+                    </a:graphicData>
+                  </a:graphic>
+                </wp:inline>
+              </w:drawing>
             </w:r>
           </w:p>
         </w:tc>
@@ -8863,7 +11109,121 @@
                 <w:sz w:val="20"/>
                 <w:szCs w:val="20"/>
               </w:rPr>
-              <w:t>&lt;yes/no&gt;</w:t>
+              <w:t>&lt;</w:t>
+            </w:r>
+            <w:r>
+              <w:rPr>
+                <w:rFonts w:ascii="Arial" w:hAnsi="Arial" w:cs="Arial"/>
+                <w:b/>
+                <w:bCs/>
+                <w:sz w:val="20"/>
+                <w:szCs w:val="20"/>
+                <w:highlight w:val="red"/>
+              </w:rPr>
+              <w:t xml:space="preserve"> </w:t>
+            </w:r>
+            <w:r>
+              <w:rPr>
+                <w:rFonts w:ascii="Arial" w:hAnsi="Arial" w:cs="Arial"/>
+                <w:b/>
+                <w:bCs/>
+                <w:sz w:val="20"/>
+                <w:szCs w:val="20"/>
+                <w:highlight w:val="red"/>
+              </w:rPr>
+              <w:t>yes</w:t>
+            </w:r>
+            <w:r>
+              <w:rPr>
+                <w:rFonts w:ascii="Arial" w:hAnsi="Arial" w:cs="Arial"/>
+                <w:b/>
+                <w:bCs/>
+                <w:sz w:val="20"/>
+                <w:szCs w:val="20"/>
+              </w:rPr>
+              <w:t xml:space="preserve"> </w:t>
+            </w:r>
+            <w:r>
+              <w:rPr>
+                <w:rFonts w:ascii="Arial" w:hAnsi="Arial" w:cs="Arial"/>
+                <w:b/>
+                <w:bCs/>
+                <w:sz w:val="20"/>
+                <w:szCs w:val="20"/>
+              </w:rPr>
+              <w:t>/no&gt;</w:t>
+            </w:r>
+          </w:p>
+          <w:p>
+            <w:pPr>
+              <w:spacing w:after="160" w:line="259" w:lineRule="auto"/>
+              <w:rPr>
+                <w:rFonts w:ascii="Arial" w:hAnsi="Arial" w:cs="Arial"/>
+                <w:b/>
+                <w:bCs/>
+                <w:sz w:val="20"/>
+                <w:szCs w:val="20"/>
+              </w:rPr>
+            </w:pPr>
+            <w:r>
+              <w:rPr>
+                <w:rFonts w:ascii="Arial" w:hAnsi="Arial" w:cs="Arial"/>
+                <w:b/>
+                <w:bCs/>
+                <w:noProof/>
+                <w:sz w:val="20"/>
+                <w:szCs w:val="20"/>
+              </w:rPr>
+              <w:drawing>
+                <wp:inline distT="0" distB="0" distL="0" distR="0" wp14:anchorId="4880BB54" wp14:editId="0D9F55FE">
+                  <wp:extent cx="3447251" cy="1584960"/>
+                  <wp:effectExtent l="0" t="0" r="0" b="2540"/>
+                  <wp:docPr id="1362430534" name="Picture 2"/>
+                  <wp:cNvGraphicFramePr>
+                    <a:graphicFrameLocks xmlns:a="http://schemas.openxmlformats.org/drawingml/2006/main" noChangeAspect="1"/>
+                  </wp:cNvGraphicFramePr>
+                  <a:graphic xmlns:a="http://schemas.openxmlformats.org/drawingml/2006/main">
+                    <a:graphicData uri="http://schemas.openxmlformats.org/drawingml/2006/picture">
+                      <pic:pic xmlns:pic="http://schemas.openxmlformats.org/drawingml/2006/picture">
+                        <pic:nvPicPr>
+                          <pic:cNvPr id="404358607" name="Picture 404358607"/>
+                          <pic:cNvPicPr/>
+                        </pic:nvPicPr>
+                        <pic:blipFill rotWithShape="1">
+                          <a:blip r:embed="rId15" cstate="print">
+                            <a:extLst>
+                              <a:ext uri="{28A0092B-C50C-407E-A947-70E740481C1C}">
+                                <a14:useLocalDpi xmlns:a14="http://schemas.microsoft.com/office/drawing/2010/main" val="0"/>
+                              </a:ext>
+                            </a:extLst>
+                          </a:blip>
+                          <a:srcRect t="49351" b="16490"/>
+                          <a:stretch>
+                            <a:fillRect/>
+                          </a:stretch>
+                        </pic:blipFill>
+                        <pic:spPr bwMode="auto">
+                          <a:xfrm>
+                            <a:off x="0" y="0"/>
+                            <a:ext cx="3454242" cy="1588174"/>
+                          </a:xfrm>
+                          <a:prstGeom prst="rect">
+                            <a:avLst/>
+                          </a:prstGeom>
+                          <a:ln>
+                            <a:noFill/>
+                          </a:ln>
+                          <a:extLst>
+                            <a:ext uri="{53640926-AAD7-44D8-BBD7-CCE9431645EC}">
+                              <a14:shadowObscured xmlns:a14="http://schemas.microsoft.com/office/drawing/2010/main"/>
+                            </a:ext>
+                          </a:extLst>
+                        </pic:spPr>
+                      </pic:pic>
+                    </a:graphicData>
+                  </a:graphic>
+                </wp:inline>
+              </w:drawing>
             </w:r>
           </w:p>
         </w:tc>
@@ -8902,76 +11262,86 @@
                 <w:sz w:val="20"/>
                 <w:szCs w:val="20"/>
               </w:rPr>
+              <w:t>3</w:t>
+            </w:r>
+          </w:p>
+        </w:tc>
+        <w:tc>
+          <w:tcPr>
+            <w:tcW w:w="3570" w:type="dxa"/>
+            <w:tcBorders>
+              <w:top w:val="single" w:sz="4" w:space="0" w:color="auto"/>
+              <w:left w:val="single" w:sz="4" w:space="0" w:color="auto"/>
+              <w:bottom w:val="single" w:sz="4" w:space="0" w:color="auto"/>
+              <w:right w:val="single" w:sz="4" w:space="0" w:color="auto"/>
+            </w:tcBorders>
+            <w:hideMark/>
+          </w:tcPr>
+          <w:p>
+            <w:pPr>
+              <w:spacing w:after="160" w:line="259" w:lineRule="auto"/>
+              <w:rPr>
+                <w:rFonts w:ascii="Arial" w:hAnsi="Arial" w:cs="Arial"/>
+                <w:b/>
+                <w:bCs/>
+                <w:sz w:val="20"/>
+                <w:szCs w:val="20"/>
+              </w:rPr>
+            </w:pPr>
+            <w:r>
+              <w:rPr>
+                <w:rFonts w:ascii="Arial" w:hAnsi="Arial" w:cs="Arial"/>
+                <w:b/>
+                <w:bCs/>
+                <w:sz w:val="20"/>
+                <w:szCs w:val="20"/>
+              </w:rPr>
+              <w:t>User submits form</w:t>
+            </w:r>
+          </w:p>
+        </w:tc>
+        <w:tc>
+          <w:tcPr>
+            <w:tcW w:w="3930" w:type="dxa"/>
+            <w:tcBorders>
+              <w:top w:val="single" w:sz="4" w:space="0" w:color="auto"/>
+              <w:left w:val="single" w:sz="4" w:space="0" w:color="auto"/>
+              <w:bottom w:val="single" w:sz="4" w:space="0" w:color="auto"/>
+              <w:right w:val="single" w:sz="4" w:space="0" w:color="auto"/>
+            </w:tcBorders>
+            <w:hideMark/>
+          </w:tcPr>
+          <w:p>
+            <w:pPr>
+              <w:spacing w:after="160" w:line="259" w:lineRule="auto"/>
+              <w:rPr>
+                <w:rFonts w:ascii="Arial" w:hAnsi="Arial" w:cs="Arial"/>
+                <w:b/>
+                <w:bCs/>
+                <w:sz w:val="20"/>
+                <w:szCs w:val="20"/>
+              </w:rPr>
+            </w:pPr>
+            <w:r>
+              <w:rPr>
+                <w:rFonts w:ascii="Arial" w:hAnsi="Arial" w:cs="Arial"/>
+                <w:b/>
+                <w:bCs/>
+                <w:sz w:val="20"/>
+                <w:szCs w:val="20"/>
+              </w:rPr>
+              <w:t xml:space="preserve">User is alerted by website that Required </w:t>
+            </w:r>
+            <w:r>
+              <w:rPr>
+                <w:rFonts w:ascii="Arial" w:hAnsi="Arial" w:cs="Arial"/>
+                <w:b/>
+                <w:bCs/>
+                <w:sz w:val="20"/>
+                <w:szCs w:val="20"/>
+              </w:rPr>
               <w:lastRenderedPageBreak/>
-              <w:t>3</w:t>
-            </w:r>
-          </w:p>
-        </w:tc>
-        <w:tc>
-          <w:tcPr>
-            <w:tcW w:w="3570" w:type="dxa"/>
-            <w:tcBorders>
-              <w:top w:val="single" w:sz="4" w:space="0" w:color="auto"/>
-              <w:left w:val="single" w:sz="4" w:space="0" w:color="auto"/>
-              <w:bottom w:val="single" w:sz="4" w:space="0" w:color="auto"/>
-              <w:right w:val="single" w:sz="4" w:space="0" w:color="auto"/>
-            </w:tcBorders>
-            <w:hideMark/>
-          </w:tcPr>
-          <w:p>
-            <w:pPr>
-              <w:spacing w:after="160" w:line="259" w:lineRule="auto"/>
-              <w:rPr>
-                <w:rFonts w:ascii="Arial" w:hAnsi="Arial" w:cs="Arial"/>
-                <w:b/>
-                <w:bCs/>
-                <w:sz w:val="20"/>
-                <w:szCs w:val="20"/>
-              </w:rPr>
-            </w:pPr>
-            <w:r>
-              <w:rPr>
-                <w:rFonts w:ascii="Arial" w:hAnsi="Arial" w:cs="Arial"/>
-                <w:b/>
-                <w:bCs/>
-                <w:sz w:val="20"/>
-                <w:szCs w:val="20"/>
-              </w:rPr>
-              <w:t>User submits form</w:t>
-            </w:r>
-          </w:p>
-        </w:tc>
-        <w:tc>
-          <w:tcPr>
-            <w:tcW w:w="3930" w:type="dxa"/>
-            <w:tcBorders>
-              <w:top w:val="single" w:sz="4" w:space="0" w:color="auto"/>
-              <w:left w:val="single" w:sz="4" w:space="0" w:color="auto"/>
-              <w:bottom w:val="single" w:sz="4" w:space="0" w:color="auto"/>
-              <w:right w:val="single" w:sz="4" w:space="0" w:color="auto"/>
-            </w:tcBorders>
-            <w:hideMark/>
-          </w:tcPr>
-          <w:p>
-            <w:pPr>
-              <w:spacing w:after="160" w:line="259" w:lineRule="auto"/>
-              <w:rPr>
-                <w:rFonts w:ascii="Arial" w:hAnsi="Arial" w:cs="Arial"/>
-                <w:b/>
-                <w:bCs/>
-                <w:sz w:val="20"/>
-                <w:szCs w:val="20"/>
-              </w:rPr>
-            </w:pPr>
-            <w:r>
-              <w:rPr>
-                <w:rFonts w:ascii="Arial" w:hAnsi="Arial" w:cs="Arial"/>
-                <w:b/>
-                <w:bCs/>
-                <w:sz w:val="20"/>
-                <w:szCs w:val="20"/>
-              </w:rPr>
-              <w:t>User is alerted by website that Required Information is missing and needs to be completed before submitting again</w:t>
+              <w:t>Information is missing and needs to be completed before submitting again</w:t>
             </w:r>
           </w:p>
         </w:tc>
@@ -9005,6 +11375,7 @@
                 <w:sz w:val="20"/>
                 <w:szCs w:val="20"/>
               </w:rPr>
+              <w:lastRenderedPageBreak/>
               <w:t>&lt;</w:t>
             </w:r>
             <w:r>
@@ -9060,7 +11431,122 @@
                 <w:sz w:val="20"/>
                 <w:szCs w:val="20"/>
               </w:rPr>
-              <w:t>&lt;yes/no&gt;</w:t>
+              <w:t>&lt;</w:t>
+            </w:r>
+            <w:r>
+              <w:rPr>
+                <w:rFonts w:ascii="Arial" w:hAnsi="Arial" w:cs="Arial"/>
+                <w:b/>
+                <w:bCs/>
+                <w:sz w:val="20"/>
+                <w:szCs w:val="20"/>
+                <w:highlight w:val="red"/>
+              </w:rPr>
+              <w:t xml:space="preserve"> </w:t>
+            </w:r>
+            <w:r>
+              <w:rPr>
+                <w:rFonts w:ascii="Arial" w:hAnsi="Arial" w:cs="Arial"/>
+                <w:b/>
+                <w:bCs/>
+                <w:sz w:val="20"/>
+                <w:szCs w:val="20"/>
+                <w:highlight w:val="red"/>
+              </w:rPr>
+              <w:t>yes</w:t>
+            </w:r>
+            <w:r>
+              <w:rPr>
+                <w:rFonts w:ascii="Arial" w:hAnsi="Arial" w:cs="Arial"/>
+                <w:b/>
+                <w:bCs/>
+                <w:sz w:val="20"/>
+                <w:szCs w:val="20"/>
+              </w:rPr>
+              <w:t xml:space="preserve"> </w:t>
+            </w:r>
+            <w:r>
+              <w:rPr>
+                <w:rFonts w:ascii="Arial" w:hAnsi="Arial" w:cs="Arial"/>
+                <w:b/>
+                <w:bCs/>
+                <w:sz w:val="20"/>
+                <w:szCs w:val="20"/>
+              </w:rPr>
+              <w:t>/no&gt;</w:t>
+            </w:r>
+          </w:p>
+          <w:p>
+            <w:pPr>
+              <w:spacing w:after="160" w:line="259" w:lineRule="auto"/>
+              <w:rPr>
+                <w:rFonts w:ascii="Arial" w:hAnsi="Arial" w:cs="Arial"/>
+                <w:b/>
+                <w:bCs/>
+                <w:sz w:val="20"/>
+                <w:szCs w:val="20"/>
+              </w:rPr>
+            </w:pPr>
+            <w:r>
+              <w:rPr>
+                <w:rFonts w:ascii="Arial" w:hAnsi="Arial" w:cs="Arial"/>
+                <w:b/>
+                <w:bCs/>
+                <w:noProof/>
+                <w:sz w:val="20"/>
+                <w:szCs w:val="20"/>
+              </w:rPr>
+              <w:lastRenderedPageBreak/>
+              <w:drawing>
+                <wp:inline distT="0" distB="0" distL="0" distR="0" wp14:anchorId="3F9F3DE6" wp14:editId="0755B33D">
+                  <wp:extent cx="3582471" cy="2604654"/>
+                  <wp:effectExtent l="0" t="0" r="0" b="0"/>
+                  <wp:docPr id="235439631" name="Picture 17"/>
+                  <wp:cNvGraphicFramePr>
+                    <a:graphicFrameLocks xmlns:a="http://schemas.openxmlformats.org/drawingml/2006/main" noChangeAspect="1"/>
+                  </wp:cNvGraphicFramePr>
+                  <a:graphic xmlns:a="http://schemas.openxmlformats.org/drawingml/2006/main">
+                    <a:graphicData uri="http://schemas.openxmlformats.org/drawingml/2006/picture">
+                      <pic:pic xmlns:pic="http://schemas.openxmlformats.org/drawingml/2006/picture">
+                        <pic:nvPicPr>
+                          <pic:cNvPr id="235439631" name="Picture 235439631"/>
+                          <pic:cNvPicPr/>
+                        </pic:nvPicPr>
+                        <pic:blipFill rotWithShape="1">
+                          <a:blip r:embed="rId31" cstate="print">
+                            <a:extLst>
+                              <a:ext uri="{28A0092B-C50C-407E-A947-70E740481C1C}">
+                                <a14:useLocalDpi xmlns:a14="http://schemas.microsoft.com/office/drawing/2010/main" val="0"/>
+                              </a:ext>
+                            </a:extLst>
+                          </a:blip>
+                          <a:srcRect t="48018"/>
+                          <a:stretch>
+                            <a:fillRect/>
+                          </a:stretch>
+                        </pic:blipFill>
+                        <pic:spPr bwMode="auto">
+                          <a:xfrm>
+                            <a:off x="0" y="0"/>
+                            <a:ext cx="3595262" cy="2613954"/>
+                          </a:xfrm>
+                          <a:prstGeom prst="rect">
+                            <a:avLst/>
+                          </a:prstGeom>
+                          <a:ln>
+                            <a:noFill/>
+                          </a:ln>
+                          <a:extLst>
+                            <a:ext uri="{53640926-AAD7-44D8-BBD7-CCE9431645EC}">
+                              <a14:shadowObscured xmlns:a14="http://schemas.microsoft.com/office/drawing/2010/main"/>
+                            </a:ext>
+                          </a:extLst>
+                        </pic:spPr>
+                      </pic:pic>
+                    </a:graphicData>
+                  </a:graphic>
+                </wp:inline>
+              </w:drawing>
             </w:r>
           </w:p>
         </w:tc>
@@ -9099,6 +11585,7 @@
                 <w:sz w:val="20"/>
                 <w:szCs w:val="20"/>
               </w:rPr>
+              <w:lastRenderedPageBreak/>
               <w:t>4</w:t>
             </w:r>
           </w:p>
@@ -9280,7 +11767,121 @@
                 <w:sz w:val="20"/>
                 <w:szCs w:val="20"/>
               </w:rPr>
-              <w:t>&lt;yes/no&gt;</w:t>
+              <w:t>&lt;</w:t>
+            </w:r>
+            <w:r>
+              <w:rPr>
+                <w:rFonts w:ascii="Arial" w:hAnsi="Arial" w:cs="Arial"/>
+                <w:b/>
+                <w:bCs/>
+                <w:sz w:val="20"/>
+                <w:szCs w:val="20"/>
+                <w:highlight w:val="red"/>
+              </w:rPr>
+              <w:t xml:space="preserve"> </w:t>
+            </w:r>
+            <w:r>
+              <w:rPr>
+                <w:rFonts w:ascii="Arial" w:hAnsi="Arial" w:cs="Arial"/>
+                <w:b/>
+                <w:bCs/>
+                <w:sz w:val="20"/>
+                <w:szCs w:val="20"/>
+                <w:highlight w:val="red"/>
+              </w:rPr>
+              <w:t>yes</w:t>
+            </w:r>
+            <w:r>
+              <w:rPr>
+                <w:rFonts w:ascii="Arial" w:hAnsi="Arial" w:cs="Arial"/>
+                <w:b/>
+                <w:bCs/>
+                <w:sz w:val="20"/>
+                <w:szCs w:val="20"/>
+              </w:rPr>
+              <w:t xml:space="preserve"> </w:t>
+            </w:r>
+            <w:r>
+              <w:rPr>
+                <w:rFonts w:ascii="Arial" w:hAnsi="Arial" w:cs="Arial"/>
+                <w:b/>
+                <w:bCs/>
+                <w:sz w:val="20"/>
+                <w:szCs w:val="20"/>
+              </w:rPr>
+              <w:t>/no&gt;</w:t>
+            </w:r>
+          </w:p>
+          <w:p>
+            <w:pPr>
+              <w:spacing w:after="160" w:line="259" w:lineRule="auto"/>
+              <w:rPr>
+                <w:rFonts w:ascii="Arial" w:hAnsi="Arial" w:cs="Arial"/>
+                <w:b/>
+                <w:bCs/>
+                <w:sz w:val="20"/>
+                <w:szCs w:val="20"/>
+              </w:rPr>
+            </w:pPr>
+            <w:r>
+              <w:rPr>
+                <w:rFonts w:ascii="Arial" w:hAnsi="Arial" w:cs="Arial"/>
+                <w:b/>
+                <w:bCs/>
+                <w:noProof/>
+                <w:sz w:val="20"/>
+                <w:szCs w:val="20"/>
+              </w:rPr>
+              <w:drawing>
+                <wp:inline distT="0" distB="0" distL="0" distR="0" wp14:anchorId="57F97950" wp14:editId="01A3E35A">
+                  <wp:extent cx="3582471" cy="2604654"/>
+                  <wp:effectExtent l="0" t="0" r="0" b="0"/>
+                  <wp:docPr id="525644544" name="Picture 17"/>
+                  <wp:cNvGraphicFramePr>
+                    <a:graphicFrameLocks xmlns:a="http://schemas.openxmlformats.org/drawingml/2006/main" noChangeAspect="1"/>
+                  </wp:cNvGraphicFramePr>
+                  <a:graphic xmlns:a="http://schemas.openxmlformats.org/drawingml/2006/main">
+                    <a:graphicData uri="http://schemas.openxmlformats.org/drawingml/2006/picture">
+                      <pic:pic xmlns:pic="http://schemas.openxmlformats.org/drawingml/2006/picture">
+                        <pic:nvPicPr>
+                          <pic:cNvPr id="235439631" name="Picture 235439631"/>
+                          <pic:cNvPicPr/>
+                        </pic:nvPicPr>
+                        <pic:blipFill rotWithShape="1">
+                          <a:blip r:embed="rId31" cstate="print">
+                            <a:extLst>
+                              <a:ext uri="{28A0092B-C50C-407E-A947-70E740481C1C}">
+                                <a14:useLocalDpi xmlns:a14="http://schemas.microsoft.com/office/drawing/2010/main" val="0"/>
+                              </a:ext>
+                            </a:extLst>
+                          </a:blip>
+                          <a:srcRect t="48018"/>
+                          <a:stretch>
+                            <a:fillRect/>
+                          </a:stretch>
+                        </pic:blipFill>
+                        <pic:spPr bwMode="auto">
+                          <a:xfrm>
+                            <a:off x="0" y="0"/>
+                            <a:ext cx="3595262" cy="2613954"/>
+                          </a:xfrm>
+                          <a:prstGeom prst="rect">
+                            <a:avLst/>
+                          </a:prstGeom>
+                          <a:ln>
+                            <a:noFill/>
+                          </a:ln>
+                          <a:extLst>
+                            <a:ext uri="{53640926-AAD7-44D8-BBD7-CCE9431645EC}">
+                              <a14:shadowObscured xmlns:a14="http://schemas.microsoft.com/office/drawing/2010/main"/>
+                            </a:ext>
+                          </a:extLst>
+                        </pic:spPr>
+                      </pic:pic>
+                    </a:graphicData>
+                  </a:graphic>
+                </wp:inline>
+              </w:drawing>
             </w:r>
           </w:p>
         </w:tc>
@@ -9319,6 +11920,7 @@
                 <w:sz w:val="20"/>
                 <w:szCs w:val="20"/>
               </w:rPr>
+              <w:lastRenderedPageBreak/>
               <w:t>5</w:t>
             </w:r>
           </w:p>
@@ -9476,7 +12078,121 @@
                 <w:sz w:val="20"/>
                 <w:szCs w:val="20"/>
               </w:rPr>
-              <w:t>&lt;yes/no&gt;</w:t>
+              <w:t>&lt;</w:t>
+            </w:r>
+            <w:r>
+              <w:rPr>
+                <w:rFonts w:ascii="Arial" w:hAnsi="Arial" w:cs="Arial"/>
+                <w:b/>
+                <w:bCs/>
+                <w:sz w:val="20"/>
+                <w:szCs w:val="20"/>
+                <w:highlight w:val="red"/>
+              </w:rPr>
+              <w:t xml:space="preserve"> </w:t>
+            </w:r>
+            <w:r>
+              <w:rPr>
+                <w:rFonts w:ascii="Arial" w:hAnsi="Arial" w:cs="Arial"/>
+                <w:b/>
+                <w:bCs/>
+                <w:sz w:val="20"/>
+                <w:szCs w:val="20"/>
+                <w:highlight w:val="red"/>
+              </w:rPr>
+              <w:t>yes</w:t>
+            </w:r>
+            <w:r>
+              <w:rPr>
+                <w:rFonts w:ascii="Arial" w:hAnsi="Arial" w:cs="Arial"/>
+                <w:b/>
+                <w:bCs/>
+                <w:sz w:val="20"/>
+                <w:szCs w:val="20"/>
+              </w:rPr>
+              <w:t xml:space="preserve"> </w:t>
+            </w:r>
+            <w:r>
+              <w:rPr>
+                <w:rFonts w:ascii="Arial" w:hAnsi="Arial" w:cs="Arial"/>
+                <w:b/>
+                <w:bCs/>
+                <w:sz w:val="20"/>
+                <w:szCs w:val="20"/>
+              </w:rPr>
+              <w:t>/no&gt;</w:t>
+            </w:r>
+          </w:p>
+          <w:p>
+            <w:pPr>
+              <w:spacing w:after="160" w:line="259" w:lineRule="auto"/>
+              <w:rPr>
+                <w:rFonts w:ascii="Arial" w:hAnsi="Arial" w:cs="Arial"/>
+                <w:b/>
+                <w:bCs/>
+                <w:sz w:val="20"/>
+                <w:szCs w:val="20"/>
+              </w:rPr>
+            </w:pPr>
+            <w:r>
+              <w:rPr>
+                <w:rFonts w:ascii="Arial" w:hAnsi="Arial" w:cs="Arial"/>
+                <w:b/>
+                <w:bCs/>
+                <w:noProof/>
+                <w:sz w:val="20"/>
+                <w:szCs w:val="20"/>
+              </w:rPr>
+              <w:drawing>
+                <wp:inline distT="0" distB="0" distL="0" distR="0" wp14:anchorId="4871ABFE" wp14:editId="293F6F77">
+                  <wp:extent cx="3565236" cy="849305"/>
+                  <wp:effectExtent l="0" t="0" r="3810" b="1905"/>
+                  <wp:docPr id="358226379" name="Picture 18"/>
+                  <wp:cNvGraphicFramePr>
+                    <a:graphicFrameLocks xmlns:a="http://schemas.openxmlformats.org/drawingml/2006/main" noChangeAspect="1"/>
+                  </wp:cNvGraphicFramePr>
+                  <a:graphic xmlns:a="http://schemas.openxmlformats.org/drawingml/2006/main">
+                    <a:graphicData uri="http://schemas.openxmlformats.org/drawingml/2006/picture">
+                      <pic:pic xmlns:pic="http://schemas.openxmlformats.org/drawingml/2006/picture">
+                        <pic:nvPicPr>
+                          <pic:cNvPr id="358226379" name="Picture 358226379"/>
+                          <pic:cNvPicPr/>
+                        </pic:nvPicPr>
+                        <pic:blipFill rotWithShape="1">
+                          <a:blip r:embed="rId32" cstate="print">
+                            <a:extLst>
+                              <a:ext uri="{28A0092B-C50C-407E-A947-70E740481C1C}">
+                                <a14:useLocalDpi xmlns:a14="http://schemas.microsoft.com/office/drawing/2010/main" val="0"/>
+                              </a:ext>
+                            </a:extLst>
+                          </a:blip>
+                          <a:srcRect t="82302"/>
+                          <a:stretch>
+                            <a:fillRect/>
+                          </a:stretch>
+                        </pic:blipFill>
+                        <pic:spPr bwMode="auto">
+                          <a:xfrm>
+                            <a:off x="0" y="0"/>
+                            <a:ext cx="3661511" cy="872239"/>
+                          </a:xfrm>
+                          <a:prstGeom prst="rect">
+                            <a:avLst/>
+                          </a:prstGeom>
+                          <a:ln>
+                            <a:noFill/>
+                          </a:ln>
+                          <a:extLst>
+                            <a:ext uri="{53640926-AAD7-44D8-BBD7-CCE9431645EC}">
+                              <a14:shadowObscured xmlns:a14="http://schemas.microsoft.com/office/drawing/2010/main"/>
+                            </a:ext>
+                          </a:extLst>
+                        </pic:spPr>
+                      </pic:pic>
+                    </a:graphicData>
+                  </a:graphic>
+                </wp:inline>
+              </w:drawing>
             </w:r>
           </w:p>
         </w:tc>
@@ -9550,7 +12266,37 @@
                 <w:sz w:val="20"/>
                 <w:szCs w:val="20"/>
               </w:rPr>
-              <w:t>Comments should be substantive; this means there should be at least 2-3 well-structured sentences with constructive feedback.</w:t>
+              <w:t xml:space="preserve">User </w:t>
+            </w:r>
+            <w:r>
+              <w:rPr>
+                <w:rFonts w:ascii="Arial" w:hAnsi="Arial" w:cs="Arial"/>
+                <w:b/>
+                <w:bCs/>
+                <w:sz w:val="20"/>
+                <w:szCs w:val="20"/>
+              </w:rPr>
+              <w:t>can</w:t>
+            </w:r>
+            <w:r>
+              <w:rPr>
+                <w:rFonts w:ascii="Arial" w:hAnsi="Arial" w:cs="Arial"/>
+                <w:b/>
+                <w:bCs/>
+                <w:sz w:val="20"/>
+                <w:szCs w:val="20"/>
+              </w:rPr>
+              <w:t xml:space="preserve"> see whether not they </w:t>
+            </w:r>
+            <w:r>
+              <w:rPr>
+                <w:rFonts w:ascii="Arial" w:hAnsi="Arial" w:cs="Arial"/>
+                <w:b/>
+                <w:bCs/>
+                <w:sz w:val="20"/>
+                <w:szCs w:val="20"/>
+              </w:rPr>
+              <w:t xml:space="preserve">entered valid information in fields. They are prompted to review the information they entered through the green outline around the input field. If they entered something that is not valid it will remain grey. Once they enter valid information they will get the green box. The Register button at the bottom of the page will also remain grayed out until the user enters correct information. Once they do, they will be able to hit the Register button. </w:t>
             </w:r>
           </w:p>
         </w:tc>
@@ -9575,10 +12321,10 @@
       </w:tblPr>
       <w:tblGrid>
         <w:gridCol w:w="1250"/>
-        <w:gridCol w:w="3570"/>
-        <w:gridCol w:w="3930"/>
-        <w:gridCol w:w="2148"/>
-        <w:gridCol w:w="2052"/>
+        <w:gridCol w:w="1672"/>
+        <w:gridCol w:w="1746"/>
+        <w:gridCol w:w="1303"/>
+        <w:gridCol w:w="6979"/>
       </w:tblGrid>
       <w:tr>
         <w:trPr>
@@ -9779,49 +12525,47 @@
               </w:rPr>
               <w:t>Developer:</w:t>
             </w:r>
-          </w:p>
-          <w:p>
-            <w:pPr>
-              <w:spacing w:after="160" w:line="259" w:lineRule="auto"/>
-              <w:rPr>
-                <w:rFonts w:ascii="Arial" w:hAnsi="Arial" w:cs="Arial"/>
-                <w:b/>
-                <w:bCs/>
-                <w:sz w:val="20"/>
-                <w:szCs w:val="20"/>
-              </w:rPr>
-            </w:pPr>
-            <w:r>
-              <w:rPr>
-                <w:rFonts w:ascii="Arial" w:hAnsi="Arial" w:cs="Arial"/>
-                <w:b/>
-                <w:bCs/>
-                <w:sz w:val="20"/>
-                <w:szCs w:val="20"/>
-              </w:rPr>
-              <w:t>Date tested: &lt;</w:t>
-            </w:r>
-            <w:proofErr w:type="spellStart"/>
-            <w:r>
-              <w:rPr>
-                <w:rFonts w:ascii="Arial" w:hAnsi="Arial" w:cs="Arial"/>
-                <w:b/>
-                <w:bCs/>
-                <w:sz w:val="20"/>
-                <w:szCs w:val="20"/>
-              </w:rPr>
-              <w:t>yyyy</w:t>
-            </w:r>
-            <w:proofErr w:type="spellEnd"/>
-            <w:r>
-              <w:rPr>
-                <w:rFonts w:ascii="Arial" w:hAnsi="Arial" w:cs="Arial"/>
-                <w:b/>
-                <w:bCs/>
-                <w:sz w:val="20"/>
-                <w:szCs w:val="20"/>
-              </w:rPr>
-              <w:t xml:space="preserve">/mm/dd&gt; </w:t>
+            <w:r>
+              <w:rPr>
+                <w:rFonts w:ascii="Arial" w:hAnsi="Arial" w:cs="Arial"/>
+                <w:b/>
+                <w:bCs/>
+                <w:sz w:val="20"/>
+                <w:szCs w:val="20"/>
+              </w:rPr>
+              <w:t xml:space="preserve"> Cannon</w:t>
+            </w:r>
+          </w:p>
+          <w:p>
+            <w:pPr>
+              <w:spacing w:after="160" w:line="259" w:lineRule="auto"/>
+              <w:rPr>
+                <w:rFonts w:ascii="Arial" w:hAnsi="Arial" w:cs="Arial"/>
+                <w:b/>
+                <w:bCs/>
+                <w:sz w:val="20"/>
+                <w:szCs w:val="20"/>
+              </w:rPr>
+            </w:pPr>
+            <w:r>
+              <w:rPr>
+                <w:rFonts w:ascii="Arial" w:hAnsi="Arial" w:cs="Arial"/>
+                <w:b/>
+                <w:bCs/>
+                <w:sz w:val="20"/>
+                <w:szCs w:val="20"/>
+              </w:rPr>
+              <w:t xml:space="preserve">Date tested: </w:t>
+            </w:r>
+            <w:r>
+              <w:rPr>
+                <w:rFonts w:ascii="Arial" w:hAnsi="Arial" w:cs="Arial"/>
+                <w:b/>
+                <w:bCs/>
+                <w:sz w:val="20"/>
+                <w:szCs w:val="20"/>
+              </w:rPr>
+              <w:t>2026/09/06</w:t>
             </w:r>
           </w:p>
         </w:tc>
@@ -9858,49 +12602,47 @@
               </w:rPr>
               <w:t xml:space="preserve">Peer tester: </w:t>
             </w:r>
-          </w:p>
-          <w:p>
-            <w:pPr>
-              <w:spacing w:after="160" w:line="259" w:lineRule="auto"/>
-              <w:rPr>
-                <w:rFonts w:ascii="Arial" w:hAnsi="Arial" w:cs="Arial"/>
-                <w:b/>
-                <w:bCs/>
-                <w:sz w:val="20"/>
-                <w:szCs w:val="20"/>
-              </w:rPr>
-            </w:pPr>
-            <w:r>
-              <w:rPr>
-                <w:rFonts w:ascii="Arial" w:hAnsi="Arial" w:cs="Arial"/>
-                <w:b/>
-                <w:bCs/>
-                <w:sz w:val="20"/>
-                <w:szCs w:val="20"/>
-              </w:rPr>
-              <w:t>Date tested: &lt;</w:t>
-            </w:r>
-            <w:proofErr w:type="spellStart"/>
-            <w:r>
-              <w:rPr>
-                <w:rFonts w:ascii="Arial" w:hAnsi="Arial" w:cs="Arial"/>
-                <w:b/>
-                <w:bCs/>
-                <w:sz w:val="20"/>
-                <w:szCs w:val="20"/>
-              </w:rPr>
-              <w:t>yyyy</w:t>
-            </w:r>
-            <w:proofErr w:type="spellEnd"/>
-            <w:r>
-              <w:rPr>
-                <w:rFonts w:ascii="Arial" w:hAnsi="Arial" w:cs="Arial"/>
-                <w:b/>
-                <w:bCs/>
-                <w:sz w:val="20"/>
-                <w:szCs w:val="20"/>
-              </w:rPr>
-              <w:t>/mm/dd&gt;</w:t>
+            <w:r>
+              <w:rPr>
+                <w:rFonts w:ascii="Arial" w:hAnsi="Arial" w:cs="Arial"/>
+                <w:b/>
+                <w:bCs/>
+                <w:sz w:val="20"/>
+                <w:szCs w:val="20"/>
+              </w:rPr>
+              <w:t xml:space="preserve">Jose </w:t>
+            </w:r>
+          </w:p>
+          <w:p>
+            <w:pPr>
+              <w:spacing w:after="160" w:line="259" w:lineRule="auto"/>
+              <w:rPr>
+                <w:rFonts w:ascii="Arial" w:hAnsi="Arial" w:cs="Arial"/>
+                <w:b/>
+                <w:bCs/>
+                <w:sz w:val="20"/>
+                <w:szCs w:val="20"/>
+              </w:rPr>
+            </w:pPr>
+            <w:r>
+              <w:rPr>
+                <w:rFonts w:ascii="Arial" w:hAnsi="Arial" w:cs="Arial"/>
+                <w:b/>
+                <w:bCs/>
+                <w:sz w:val="20"/>
+                <w:szCs w:val="20"/>
+              </w:rPr>
+              <w:t xml:space="preserve">Date tested: </w:t>
+            </w:r>
+            <w:r>
+              <w:rPr>
+                <w:rFonts w:ascii="Arial" w:hAnsi="Arial" w:cs="Arial"/>
+                <w:b/>
+                <w:bCs/>
+                <w:sz w:val="20"/>
+                <w:szCs w:val="20"/>
+              </w:rPr>
+              <w:t>2026/09/06</w:t>
             </w:r>
           </w:p>
         </w:tc>
@@ -10216,7 +12958,49 @@
                 <w:sz w:val="20"/>
                 <w:szCs w:val="20"/>
               </w:rPr>
-              <w:t>&lt;yes/no&gt;</w:t>
+              <w:t>&lt;</w:t>
+            </w:r>
+            <w:r>
+              <w:rPr>
+                <w:rFonts w:ascii="Arial" w:hAnsi="Arial" w:cs="Arial"/>
+                <w:b/>
+                <w:bCs/>
+                <w:sz w:val="20"/>
+                <w:szCs w:val="20"/>
+                <w:highlight w:val="red"/>
+              </w:rPr>
+              <w:t xml:space="preserve"> </w:t>
+            </w:r>
+            <w:r>
+              <w:rPr>
+                <w:rFonts w:ascii="Arial" w:hAnsi="Arial" w:cs="Arial"/>
+                <w:b/>
+                <w:bCs/>
+                <w:sz w:val="20"/>
+                <w:szCs w:val="20"/>
+                <w:highlight w:val="red"/>
+              </w:rPr>
+              <w:t>yes</w:t>
+            </w:r>
+            <w:r>
+              <w:rPr>
+                <w:rFonts w:ascii="Arial" w:hAnsi="Arial" w:cs="Arial"/>
+                <w:b/>
+                <w:bCs/>
+                <w:sz w:val="20"/>
+                <w:szCs w:val="20"/>
+              </w:rPr>
+              <w:t xml:space="preserve"> </w:t>
+            </w:r>
+            <w:r>
+              <w:rPr>
+                <w:rFonts w:ascii="Arial" w:hAnsi="Arial" w:cs="Arial"/>
+                <w:b/>
+                <w:bCs/>
+                <w:sz w:val="20"/>
+                <w:szCs w:val="20"/>
+              </w:rPr>
+              <w:t>/no&gt;</w:t>
             </w:r>
           </w:p>
         </w:tc>
@@ -10250,7 +13034,113 @@
                 <w:sz w:val="20"/>
                 <w:szCs w:val="20"/>
               </w:rPr>
-              <w:t>&lt;yes/no&gt;</w:t>
+              <w:t>&lt;</w:t>
+            </w:r>
+            <w:r>
+              <w:rPr>
+                <w:rFonts w:ascii="Arial" w:hAnsi="Arial" w:cs="Arial"/>
+                <w:b/>
+                <w:bCs/>
+                <w:sz w:val="20"/>
+                <w:szCs w:val="20"/>
+                <w:highlight w:val="red"/>
+              </w:rPr>
+              <w:t xml:space="preserve"> </w:t>
+            </w:r>
+            <w:r>
+              <w:rPr>
+                <w:rFonts w:ascii="Arial" w:hAnsi="Arial" w:cs="Arial"/>
+                <w:b/>
+                <w:bCs/>
+                <w:sz w:val="20"/>
+                <w:szCs w:val="20"/>
+                <w:highlight w:val="red"/>
+              </w:rPr>
+              <w:t>yes</w:t>
+            </w:r>
+            <w:r>
+              <w:rPr>
+                <w:rFonts w:ascii="Arial" w:hAnsi="Arial" w:cs="Arial"/>
+                <w:b/>
+                <w:bCs/>
+                <w:sz w:val="20"/>
+                <w:szCs w:val="20"/>
+              </w:rPr>
+              <w:t xml:space="preserve"> </w:t>
+            </w:r>
+            <w:r>
+              <w:rPr>
+                <w:rFonts w:ascii="Arial" w:hAnsi="Arial" w:cs="Arial"/>
+                <w:b/>
+                <w:bCs/>
+                <w:sz w:val="20"/>
+                <w:szCs w:val="20"/>
+              </w:rPr>
+              <w:t>/no&gt;</w:t>
+            </w:r>
+          </w:p>
+          <w:p>
+            <w:pPr>
+              <w:spacing w:after="160" w:line="259" w:lineRule="auto"/>
+              <w:rPr>
+                <w:rFonts w:ascii="Arial" w:hAnsi="Arial" w:cs="Arial"/>
+                <w:b/>
+                <w:bCs/>
+                <w:sz w:val="20"/>
+                <w:szCs w:val="20"/>
+              </w:rPr>
+            </w:pPr>
+            <w:r>
+              <w:rPr>
+                <w:rFonts w:ascii="Arial" w:hAnsi="Arial" w:cs="Arial"/>
+                <w:b/>
+                <w:bCs/>
+                <w:noProof/>
+                <w:sz w:val="20"/>
+                <w:szCs w:val="20"/>
+              </w:rPr>
+              <w:lastRenderedPageBreak/>
+              <w:drawing>
+                <wp:inline distT="0" distB="0" distL="0" distR="0" wp14:anchorId="366E8367" wp14:editId="48B3DD09">
+                  <wp:extent cx="3152503" cy="1923225"/>
+                  <wp:effectExtent l="0" t="0" r="0" b="0"/>
+                  <wp:docPr id="482107092" name="Picture 4"/>
+                  <wp:cNvGraphicFramePr>
+                    <a:graphicFrameLocks xmlns:a="http://schemas.openxmlformats.org/drawingml/2006/main" noChangeAspect="1"/>
+                  </wp:cNvGraphicFramePr>
+                  <a:graphic xmlns:a="http://schemas.openxmlformats.org/drawingml/2006/main">
+                    <a:graphicData uri="http://schemas.openxmlformats.org/drawingml/2006/picture">
+                      <pic:pic xmlns:pic="http://schemas.openxmlformats.org/drawingml/2006/picture">
+                        <pic:nvPicPr>
+                          <pic:cNvPr id="637379512" name="Picture 637379512"/>
+                          <pic:cNvPicPr/>
+                        </pic:nvPicPr>
+                        <pic:blipFill>
+                          <a:blip r:embed="rId19" cstate="print">
+                            <a:extLst>
+                              <a:ext uri="{28A0092B-C50C-407E-A947-70E740481C1C}">
+                                <a14:useLocalDpi xmlns:a14="http://schemas.microsoft.com/office/drawing/2010/main" val="0"/>
+                              </a:ext>
+                            </a:extLst>
+                          </a:blip>
+                          <a:stretch>
+                            <a:fillRect/>
+                          </a:stretch>
+                        </pic:blipFill>
+                        <pic:spPr>
+                          <a:xfrm>
+                            <a:off x="0" y="0"/>
+                            <a:ext cx="3184210" cy="1942568"/>
+                          </a:xfrm>
+                          <a:prstGeom prst="rect">
+                            <a:avLst/>
+                          </a:prstGeom>
+                        </pic:spPr>
+                      </pic:pic>
+                    </a:graphicData>
+                  </a:graphic>
+                </wp:inline>
+              </w:drawing>
             </w:r>
           </w:p>
         </w:tc>
@@ -10289,6 +13179,7 @@
                 <w:sz w:val="20"/>
                 <w:szCs w:val="20"/>
               </w:rPr>
+              <w:lastRenderedPageBreak/>
               <w:t>2</w:t>
             </w:r>
           </w:p>
@@ -10391,7 +13282,49 @@
                 <w:sz w:val="20"/>
                 <w:szCs w:val="20"/>
               </w:rPr>
-              <w:t>&lt;yes/no&gt;</w:t>
+              <w:t>&lt;</w:t>
+            </w:r>
+            <w:r>
+              <w:rPr>
+                <w:rFonts w:ascii="Arial" w:hAnsi="Arial" w:cs="Arial"/>
+                <w:b/>
+                <w:bCs/>
+                <w:sz w:val="20"/>
+                <w:szCs w:val="20"/>
+                <w:highlight w:val="red"/>
+              </w:rPr>
+              <w:t xml:space="preserve"> </w:t>
+            </w:r>
+            <w:r>
+              <w:rPr>
+                <w:rFonts w:ascii="Arial" w:hAnsi="Arial" w:cs="Arial"/>
+                <w:b/>
+                <w:bCs/>
+                <w:sz w:val="20"/>
+                <w:szCs w:val="20"/>
+                <w:highlight w:val="red"/>
+              </w:rPr>
+              <w:t>yes</w:t>
+            </w:r>
+            <w:r>
+              <w:rPr>
+                <w:rFonts w:ascii="Arial" w:hAnsi="Arial" w:cs="Arial"/>
+                <w:b/>
+                <w:bCs/>
+                <w:sz w:val="20"/>
+                <w:szCs w:val="20"/>
+              </w:rPr>
+              <w:t xml:space="preserve"> </w:t>
+            </w:r>
+            <w:r>
+              <w:rPr>
+                <w:rFonts w:ascii="Arial" w:hAnsi="Arial" w:cs="Arial"/>
+                <w:b/>
+                <w:bCs/>
+                <w:sz w:val="20"/>
+                <w:szCs w:val="20"/>
+              </w:rPr>
+              <w:t>/no&gt;</w:t>
             </w:r>
           </w:p>
         </w:tc>
@@ -10425,7 +13358,112 @@
                 <w:sz w:val="20"/>
                 <w:szCs w:val="20"/>
               </w:rPr>
-              <w:t>&lt;yes/no&gt;</w:t>
+              <w:t>&lt;</w:t>
+            </w:r>
+            <w:r>
+              <w:rPr>
+                <w:rFonts w:ascii="Arial" w:hAnsi="Arial" w:cs="Arial"/>
+                <w:b/>
+                <w:bCs/>
+                <w:sz w:val="20"/>
+                <w:szCs w:val="20"/>
+                <w:highlight w:val="red"/>
+              </w:rPr>
+              <w:t xml:space="preserve"> </w:t>
+            </w:r>
+            <w:r>
+              <w:rPr>
+                <w:rFonts w:ascii="Arial" w:hAnsi="Arial" w:cs="Arial"/>
+                <w:b/>
+                <w:bCs/>
+                <w:sz w:val="20"/>
+                <w:szCs w:val="20"/>
+                <w:highlight w:val="red"/>
+              </w:rPr>
+              <w:t>yes</w:t>
+            </w:r>
+            <w:r>
+              <w:rPr>
+                <w:rFonts w:ascii="Arial" w:hAnsi="Arial" w:cs="Arial"/>
+                <w:b/>
+                <w:bCs/>
+                <w:sz w:val="20"/>
+                <w:szCs w:val="20"/>
+              </w:rPr>
+              <w:t xml:space="preserve"> </w:t>
+            </w:r>
+            <w:r>
+              <w:rPr>
+                <w:rFonts w:ascii="Arial" w:hAnsi="Arial" w:cs="Arial"/>
+                <w:b/>
+                <w:bCs/>
+                <w:sz w:val="20"/>
+                <w:szCs w:val="20"/>
+              </w:rPr>
+              <w:t>/no&gt;</w:t>
+            </w:r>
+          </w:p>
+          <w:p>
+            <w:pPr>
+              <w:spacing w:after="160" w:line="259" w:lineRule="auto"/>
+              <w:rPr>
+                <w:rFonts w:ascii="Arial" w:hAnsi="Arial" w:cs="Arial"/>
+                <w:b/>
+                <w:bCs/>
+                <w:sz w:val="20"/>
+                <w:szCs w:val="20"/>
+              </w:rPr>
+            </w:pPr>
+            <w:r>
+              <w:rPr>
+                <w:rFonts w:ascii="Arial" w:hAnsi="Arial" w:cs="Arial"/>
+                <w:b/>
+                <w:bCs/>
+                <w:noProof/>
+                <w:sz w:val="20"/>
+                <w:szCs w:val="20"/>
+              </w:rPr>
+              <w:drawing>
+                <wp:inline distT="0" distB="0" distL="0" distR="0" wp14:anchorId="1E9F4985" wp14:editId="757429B1">
+                  <wp:extent cx="3833091" cy="2036330"/>
+                  <wp:effectExtent l="0" t="0" r="2540" b="0"/>
+                  <wp:docPr id="293756160" name="Picture 19"/>
+                  <wp:cNvGraphicFramePr>
+                    <a:graphicFrameLocks xmlns:a="http://schemas.openxmlformats.org/drawingml/2006/main" noChangeAspect="1"/>
+                  </wp:cNvGraphicFramePr>
+                  <a:graphic xmlns:a="http://schemas.openxmlformats.org/drawingml/2006/main">
+                    <a:graphicData uri="http://schemas.openxmlformats.org/drawingml/2006/picture">
+                      <pic:pic xmlns:pic="http://schemas.openxmlformats.org/drawingml/2006/picture">
+                        <pic:nvPicPr>
+                          <pic:cNvPr id="293756160" name="Picture 293756160"/>
+                          <pic:cNvPicPr/>
+                        </pic:nvPicPr>
+                        <pic:blipFill>
+                          <a:blip r:embed="rId33" cstate="print">
+                            <a:extLst>
+                              <a:ext uri="{28A0092B-C50C-407E-A947-70E740481C1C}">
+                                <a14:useLocalDpi xmlns:a14="http://schemas.microsoft.com/office/drawing/2010/main" val="0"/>
+                              </a:ext>
+                            </a:extLst>
+                          </a:blip>
+                          <a:stretch>
+                            <a:fillRect/>
+                          </a:stretch>
+                        </pic:blipFill>
+                        <pic:spPr>
+                          <a:xfrm>
+                            <a:off x="0" y="0"/>
+                            <a:ext cx="3859778" cy="2050508"/>
+                          </a:xfrm>
+                          <a:prstGeom prst="rect">
+                            <a:avLst/>
+                          </a:prstGeom>
+                        </pic:spPr>
+                      </pic:pic>
+                    </a:graphicData>
+                  </a:graphic>
+                </wp:inline>
+              </w:drawing>
             </w:r>
           </w:p>
         </w:tc>
@@ -10524,27 +13562,15 @@
                 <w:szCs w:val="20"/>
               </w:rPr>
             </w:pPr>
-            <w:proofErr w:type="gramStart"/>
-            <w:r>
-              <w:rPr>
-                <w:rFonts w:ascii="Arial" w:hAnsi="Arial" w:cs="Arial"/>
-                <w:b/>
-                <w:bCs/>
-                <w:sz w:val="20"/>
-                <w:szCs w:val="20"/>
-              </w:rPr>
-              <w:t>User is</w:t>
-            </w:r>
-            <w:proofErr w:type="gramEnd"/>
-            <w:r>
-              <w:rPr>
-                <w:rFonts w:ascii="Arial" w:hAnsi="Arial" w:cs="Arial"/>
-                <w:b/>
-                <w:bCs/>
-                <w:sz w:val="20"/>
-                <w:szCs w:val="20"/>
-              </w:rPr>
-              <w:t xml:space="preserve"> allowed into the reservation page without being prompted to login</w:t>
+            <w:r>
+              <w:rPr>
+                <w:rFonts w:ascii="Arial" w:hAnsi="Arial" w:cs="Arial"/>
+                <w:b/>
+                <w:bCs/>
+                <w:sz w:val="20"/>
+                <w:szCs w:val="20"/>
+              </w:rPr>
+              <w:t>User is allowed into the reservation page without being prompted to login</w:t>
             </w:r>
           </w:p>
         </w:tc>
@@ -10578,7 +13604,49 @@
                 <w:sz w:val="20"/>
                 <w:szCs w:val="20"/>
               </w:rPr>
-              <w:t>&lt;yes/no&gt;</w:t>
+              <w:t>&lt;</w:t>
+            </w:r>
+            <w:r>
+              <w:rPr>
+                <w:rFonts w:ascii="Arial" w:hAnsi="Arial" w:cs="Arial"/>
+                <w:b/>
+                <w:bCs/>
+                <w:sz w:val="20"/>
+                <w:szCs w:val="20"/>
+                <w:highlight w:val="red"/>
+              </w:rPr>
+              <w:t xml:space="preserve"> </w:t>
+            </w:r>
+            <w:r>
+              <w:rPr>
+                <w:rFonts w:ascii="Arial" w:hAnsi="Arial" w:cs="Arial"/>
+                <w:b/>
+                <w:bCs/>
+                <w:sz w:val="20"/>
+                <w:szCs w:val="20"/>
+                <w:highlight w:val="red"/>
+              </w:rPr>
+              <w:t>yes</w:t>
+            </w:r>
+            <w:r>
+              <w:rPr>
+                <w:rFonts w:ascii="Arial" w:hAnsi="Arial" w:cs="Arial"/>
+                <w:b/>
+                <w:bCs/>
+                <w:sz w:val="20"/>
+                <w:szCs w:val="20"/>
+              </w:rPr>
+              <w:t xml:space="preserve"> </w:t>
+            </w:r>
+            <w:r>
+              <w:rPr>
+                <w:rFonts w:ascii="Arial" w:hAnsi="Arial" w:cs="Arial"/>
+                <w:b/>
+                <w:bCs/>
+                <w:sz w:val="20"/>
+                <w:szCs w:val="20"/>
+              </w:rPr>
+              <w:t>/no&gt;</w:t>
             </w:r>
           </w:p>
         </w:tc>
@@ -10612,7 +13680,112 @@
                 <w:sz w:val="20"/>
                 <w:szCs w:val="20"/>
               </w:rPr>
-              <w:t>&lt;yes/no&gt;</w:t>
+              <w:t>&lt;</w:t>
+            </w:r>
+            <w:r>
+              <w:rPr>
+                <w:rFonts w:ascii="Arial" w:hAnsi="Arial" w:cs="Arial"/>
+                <w:b/>
+                <w:bCs/>
+                <w:sz w:val="20"/>
+                <w:szCs w:val="20"/>
+                <w:highlight w:val="red"/>
+              </w:rPr>
+              <w:t xml:space="preserve"> </w:t>
+            </w:r>
+            <w:r>
+              <w:rPr>
+                <w:rFonts w:ascii="Arial" w:hAnsi="Arial" w:cs="Arial"/>
+                <w:b/>
+                <w:bCs/>
+                <w:sz w:val="20"/>
+                <w:szCs w:val="20"/>
+                <w:highlight w:val="red"/>
+              </w:rPr>
+              <w:t>yes</w:t>
+            </w:r>
+            <w:r>
+              <w:rPr>
+                <w:rFonts w:ascii="Arial" w:hAnsi="Arial" w:cs="Arial"/>
+                <w:b/>
+                <w:bCs/>
+                <w:sz w:val="20"/>
+                <w:szCs w:val="20"/>
+              </w:rPr>
+              <w:t xml:space="preserve"> </w:t>
+            </w:r>
+            <w:r>
+              <w:rPr>
+                <w:rFonts w:ascii="Arial" w:hAnsi="Arial" w:cs="Arial"/>
+                <w:b/>
+                <w:bCs/>
+                <w:sz w:val="20"/>
+                <w:szCs w:val="20"/>
+              </w:rPr>
+              <w:t>/no&gt;</w:t>
+            </w:r>
+          </w:p>
+          <w:p>
+            <w:pPr>
+              <w:spacing w:after="160" w:line="259" w:lineRule="auto"/>
+              <w:rPr>
+                <w:rFonts w:ascii="Arial" w:hAnsi="Arial" w:cs="Arial"/>
+                <w:b/>
+                <w:bCs/>
+                <w:sz w:val="20"/>
+                <w:szCs w:val="20"/>
+              </w:rPr>
+            </w:pPr>
+            <w:r>
+              <w:rPr>
+                <w:rFonts w:ascii="Arial" w:hAnsi="Arial" w:cs="Arial"/>
+                <w:b/>
+                <w:bCs/>
+                <w:noProof/>
+                <w:sz w:val="20"/>
+                <w:szCs w:val="20"/>
+              </w:rPr>
+              <w:drawing>
+                <wp:inline distT="0" distB="0" distL="0" distR="0" wp14:anchorId="4069D447" wp14:editId="09CF6C23">
+                  <wp:extent cx="4294909" cy="724103"/>
+                  <wp:effectExtent l="0" t="0" r="0" b="0"/>
+                  <wp:docPr id="1502324072" name="Picture 20"/>
+                  <wp:cNvGraphicFramePr>
+                    <a:graphicFrameLocks xmlns:a="http://schemas.openxmlformats.org/drawingml/2006/main" noChangeAspect="1"/>
+                  </wp:cNvGraphicFramePr>
+                  <a:graphic xmlns:a="http://schemas.openxmlformats.org/drawingml/2006/main">
+                    <a:graphicData uri="http://schemas.openxmlformats.org/drawingml/2006/picture">
+                      <pic:pic xmlns:pic="http://schemas.openxmlformats.org/drawingml/2006/picture">
+                        <pic:nvPicPr>
+                          <pic:cNvPr id="1502324072" name="Picture 1502324072"/>
+                          <pic:cNvPicPr/>
+                        </pic:nvPicPr>
+                        <pic:blipFill>
+                          <a:blip r:embed="rId34" cstate="print">
+                            <a:extLst>
+                              <a:ext uri="{28A0092B-C50C-407E-A947-70E740481C1C}">
+                                <a14:useLocalDpi xmlns:a14="http://schemas.microsoft.com/office/drawing/2010/main" val="0"/>
+                              </a:ext>
+                            </a:extLst>
+                          </a:blip>
+                          <a:stretch>
+                            <a:fillRect/>
+                          </a:stretch>
+                        </pic:blipFill>
+                        <pic:spPr>
+                          <a:xfrm>
+                            <a:off x="0" y="0"/>
+                            <a:ext cx="4359330" cy="734964"/>
+                          </a:xfrm>
+                          <a:prstGeom prst="rect">
+                            <a:avLst/>
+                          </a:prstGeom>
+                        </pic:spPr>
+                      </pic:pic>
+                    </a:graphicData>
+                  </a:graphic>
+                </wp:inline>
+              </w:drawing>
             </w:r>
           </w:p>
         </w:tc>
@@ -10651,6 +13824,7 @@
                 <w:sz w:val="20"/>
                 <w:szCs w:val="20"/>
               </w:rPr>
+              <w:lastRenderedPageBreak/>
               <w:t>4</w:t>
             </w:r>
           </w:p>
@@ -10753,7 +13927,49 @@
                 <w:sz w:val="20"/>
                 <w:szCs w:val="20"/>
               </w:rPr>
-              <w:t>&lt;yes/no&gt;</w:t>
+              <w:t>&lt;</w:t>
+            </w:r>
+            <w:r>
+              <w:rPr>
+                <w:rFonts w:ascii="Arial" w:hAnsi="Arial" w:cs="Arial"/>
+                <w:b/>
+                <w:bCs/>
+                <w:sz w:val="20"/>
+                <w:szCs w:val="20"/>
+                <w:highlight w:val="red"/>
+              </w:rPr>
+              <w:t xml:space="preserve"> </w:t>
+            </w:r>
+            <w:r>
+              <w:rPr>
+                <w:rFonts w:ascii="Arial" w:hAnsi="Arial" w:cs="Arial"/>
+                <w:b/>
+                <w:bCs/>
+                <w:sz w:val="20"/>
+                <w:szCs w:val="20"/>
+                <w:highlight w:val="red"/>
+              </w:rPr>
+              <w:t>yes</w:t>
+            </w:r>
+            <w:r>
+              <w:rPr>
+                <w:rFonts w:ascii="Arial" w:hAnsi="Arial" w:cs="Arial"/>
+                <w:b/>
+                <w:bCs/>
+                <w:sz w:val="20"/>
+                <w:szCs w:val="20"/>
+              </w:rPr>
+              <w:t xml:space="preserve"> </w:t>
+            </w:r>
+            <w:r>
+              <w:rPr>
+                <w:rFonts w:ascii="Arial" w:hAnsi="Arial" w:cs="Arial"/>
+                <w:b/>
+                <w:bCs/>
+                <w:sz w:val="20"/>
+                <w:szCs w:val="20"/>
+              </w:rPr>
+              <w:t>/no&gt;</w:t>
             </w:r>
           </w:p>
         </w:tc>
@@ -10787,7 +14003,112 @@
                 <w:sz w:val="20"/>
                 <w:szCs w:val="20"/>
               </w:rPr>
-              <w:t>&lt;yes/no&gt;</w:t>
+              <w:t>&lt;</w:t>
+            </w:r>
+            <w:r>
+              <w:rPr>
+                <w:rFonts w:ascii="Arial" w:hAnsi="Arial" w:cs="Arial"/>
+                <w:b/>
+                <w:bCs/>
+                <w:sz w:val="20"/>
+                <w:szCs w:val="20"/>
+                <w:highlight w:val="red"/>
+              </w:rPr>
+              <w:t xml:space="preserve"> </w:t>
+            </w:r>
+            <w:r>
+              <w:rPr>
+                <w:rFonts w:ascii="Arial" w:hAnsi="Arial" w:cs="Arial"/>
+                <w:b/>
+                <w:bCs/>
+                <w:sz w:val="20"/>
+                <w:szCs w:val="20"/>
+                <w:highlight w:val="red"/>
+              </w:rPr>
+              <w:t>yes</w:t>
+            </w:r>
+            <w:r>
+              <w:rPr>
+                <w:rFonts w:ascii="Arial" w:hAnsi="Arial" w:cs="Arial"/>
+                <w:b/>
+                <w:bCs/>
+                <w:sz w:val="20"/>
+                <w:szCs w:val="20"/>
+              </w:rPr>
+              <w:t xml:space="preserve"> </w:t>
+            </w:r>
+            <w:r>
+              <w:rPr>
+                <w:rFonts w:ascii="Arial" w:hAnsi="Arial" w:cs="Arial"/>
+                <w:b/>
+                <w:bCs/>
+                <w:sz w:val="20"/>
+                <w:szCs w:val="20"/>
+              </w:rPr>
+              <w:t>/no&gt;</w:t>
+            </w:r>
+          </w:p>
+          <w:p>
+            <w:pPr>
+              <w:spacing w:after="160" w:line="259" w:lineRule="auto"/>
+              <w:rPr>
+                <w:rFonts w:ascii="Arial" w:hAnsi="Arial" w:cs="Arial"/>
+                <w:b/>
+                <w:bCs/>
+                <w:sz w:val="20"/>
+                <w:szCs w:val="20"/>
+              </w:rPr>
+            </w:pPr>
+            <w:r>
+              <w:rPr>
+                <w:rFonts w:ascii="Arial" w:hAnsi="Arial" w:cs="Arial"/>
+                <w:b/>
+                <w:bCs/>
+                <w:noProof/>
+                <w:sz w:val="20"/>
+                <w:szCs w:val="20"/>
+              </w:rPr>
+              <w:drawing>
+                <wp:inline distT="0" distB="0" distL="0" distR="0" wp14:anchorId="1A65E35D" wp14:editId="1872DE86">
+                  <wp:extent cx="3833091" cy="2036330"/>
+                  <wp:effectExtent l="0" t="0" r="2540" b="0"/>
+                  <wp:docPr id="2098878748" name="Picture 19"/>
+                  <wp:cNvGraphicFramePr>
+                    <a:graphicFrameLocks xmlns:a="http://schemas.openxmlformats.org/drawingml/2006/main" noChangeAspect="1"/>
+                  </wp:cNvGraphicFramePr>
+                  <a:graphic xmlns:a="http://schemas.openxmlformats.org/drawingml/2006/main">
+                    <a:graphicData uri="http://schemas.openxmlformats.org/drawingml/2006/picture">
+                      <pic:pic xmlns:pic="http://schemas.openxmlformats.org/drawingml/2006/picture">
+                        <pic:nvPicPr>
+                          <pic:cNvPr id="293756160" name="Picture 293756160"/>
+                          <pic:cNvPicPr/>
+                        </pic:nvPicPr>
+                        <pic:blipFill>
+                          <a:blip r:embed="rId33" cstate="print">
+                            <a:extLst>
+                              <a:ext uri="{28A0092B-C50C-407E-A947-70E740481C1C}">
+                                <a14:useLocalDpi xmlns:a14="http://schemas.microsoft.com/office/drawing/2010/main" val="0"/>
+                              </a:ext>
+                            </a:extLst>
+                          </a:blip>
+                          <a:stretch>
+                            <a:fillRect/>
+                          </a:stretch>
+                        </pic:blipFill>
+                        <pic:spPr>
+                          <a:xfrm>
+                            <a:off x="0" y="0"/>
+                            <a:ext cx="3859778" cy="2050508"/>
+                          </a:xfrm>
+                          <a:prstGeom prst="rect">
+                            <a:avLst/>
+                          </a:prstGeom>
+                        </pic:spPr>
+                      </pic:pic>
+                    </a:graphicData>
+                  </a:graphic>
+                </wp:inline>
+              </w:drawing>
             </w:r>
           </w:p>
         </w:tc>
@@ -10826,7 +14147,6 @@
                 <w:sz w:val="20"/>
                 <w:szCs w:val="20"/>
               </w:rPr>
-              <w:lastRenderedPageBreak/>
               <w:t>5</w:t>
             </w:r>
           </w:p>
@@ -10951,7 +14271,49 @@
                 <w:sz w:val="20"/>
                 <w:szCs w:val="20"/>
               </w:rPr>
-              <w:t>&lt;yes/no&gt;</w:t>
+              <w:t>&lt;</w:t>
+            </w:r>
+            <w:r>
+              <w:rPr>
+                <w:rFonts w:ascii="Arial" w:hAnsi="Arial" w:cs="Arial"/>
+                <w:b/>
+                <w:bCs/>
+                <w:sz w:val="20"/>
+                <w:szCs w:val="20"/>
+                <w:highlight w:val="red"/>
+              </w:rPr>
+              <w:t xml:space="preserve"> </w:t>
+            </w:r>
+            <w:r>
+              <w:rPr>
+                <w:rFonts w:ascii="Arial" w:hAnsi="Arial" w:cs="Arial"/>
+                <w:b/>
+                <w:bCs/>
+                <w:sz w:val="20"/>
+                <w:szCs w:val="20"/>
+                <w:highlight w:val="red"/>
+              </w:rPr>
+              <w:t>yes</w:t>
+            </w:r>
+            <w:r>
+              <w:rPr>
+                <w:rFonts w:ascii="Arial" w:hAnsi="Arial" w:cs="Arial"/>
+                <w:b/>
+                <w:bCs/>
+                <w:sz w:val="20"/>
+                <w:szCs w:val="20"/>
+              </w:rPr>
+              <w:t xml:space="preserve"> </w:t>
+            </w:r>
+            <w:r>
+              <w:rPr>
+                <w:rFonts w:ascii="Arial" w:hAnsi="Arial" w:cs="Arial"/>
+                <w:b/>
+                <w:bCs/>
+                <w:sz w:val="20"/>
+                <w:szCs w:val="20"/>
+              </w:rPr>
+              <w:t>/no&gt;</w:t>
             </w:r>
           </w:p>
         </w:tc>
@@ -10985,7 +14347,112 @@
                 <w:sz w:val="20"/>
                 <w:szCs w:val="20"/>
               </w:rPr>
-              <w:t>&lt;yes/no&gt;</w:t>
+              <w:t>&lt;</w:t>
+            </w:r>
+            <w:r>
+              <w:rPr>
+                <w:rFonts w:ascii="Arial" w:hAnsi="Arial" w:cs="Arial"/>
+                <w:b/>
+                <w:bCs/>
+                <w:sz w:val="20"/>
+                <w:szCs w:val="20"/>
+                <w:highlight w:val="red"/>
+              </w:rPr>
+              <w:t xml:space="preserve"> </w:t>
+            </w:r>
+            <w:r>
+              <w:rPr>
+                <w:rFonts w:ascii="Arial" w:hAnsi="Arial" w:cs="Arial"/>
+                <w:b/>
+                <w:bCs/>
+                <w:sz w:val="20"/>
+                <w:szCs w:val="20"/>
+                <w:highlight w:val="red"/>
+              </w:rPr>
+              <w:t>yes</w:t>
+            </w:r>
+            <w:r>
+              <w:rPr>
+                <w:rFonts w:ascii="Arial" w:hAnsi="Arial" w:cs="Arial"/>
+                <w:b/>
+                <w:bCs/>
+                <w:sz w:val="20"/>
+                <w:szCs w:val="20"/>
+              </w:rPr>
+              <w:t xml:space="preserve"> </w:t>
+            </w:r>
+            <w:r>
+              <w:rPr>
+                <w:rFonts w:ascii="Arial" w:hAnsi="Arial" w:cs="Arial"/>
+                <w:b/>
+                <w:bCs/>
+                <w:sz w:val="20"/>
+                <w:szCs w:val="20"/>
+              </w:rPr>
+              <w:t>/no&gt;</w:t>
+            </w:r>
+          </w:p>
+          <w:p>
+            <w:pPr>
+              <w:spacing w:after="160" w:line="259" w:lineRule="auto"/>
+              <w:rPr>
+                <w:rFonts w:ascii="Arial" w:hAnsi="Arial" w:cs="Arial"/>
+                <w:b/>
+                <w:bCs/>
+                <w:sz w:val="20"/>
+                <w:szCs w:val="20"/>
+              </w:rPr>
+            </w:pPr>
+            <w:r>
+              <w:rPr>
+                <w:rFonts w:ascii="Arial" w:hAnsi="Arial" w:cs="Arial"/>
+                <w:b/>
+                <w:bCs/>
+                <w:noProof/>
+                <w:sz w:val="20"/>
+                <w:szCs w:val="20"/>
+              </w:rPr>
+              <w:drawing>
+                <wp:inline distT="0" distB="0" distL="0" distR="0" wp14:anchorId="55BB4696" wp14:editId="5F09DD12">
+                  <wp:extent cx="3290454" cy="874242"/>
+                  <wp:effectExtent l="0" t="0" r="0" b="2540"/>
+                  <wp:docPr id="2028155376" name="Picture 21"/>
+                  <wp:cNvGraphicFramePr>
+                    <a:graphicFrameLocks xmlns:a="http://schemas.openxmlformats.org/drawingml/2006/main" noChangeAspect="1"/>
+                  </wp:cNvGraphicFramePr>
+                  <a:graphic xmlns:a="http://schemas.openxmlformats.org/drawingml/2006/main">
+                    <a:graphicData uri="http://schemas.openxmlformats.org/drawingml/2006/picture">
+                      <pic:pic xmlns:pic="http://schemas.openxmlformats.org/drawingml/2006/picture">
+                        <pic:nvPicPr>
+                          <pic:cNvPr id="2028155376" name="Picture 2028155376"/>
+                          <pic:cNvPicPr/>
+                        </pic:nvPicPr>
+                        <pic:blipFill>
+                          <a:blip r:embed="rId35" cstate="print">
+                            <a:extLst>
+                              <a:ext uri="{28A0092B-C50C-407E-A947-70E740481C1C}">
+                                <a14:useLocalDpi xmlns:a14="http://schemas.microsoft.com/office/drawing/2010/main" val="0"/>
+                              </a:ext>
+                            </a:extLst>
+                          </a:blip>
+                          <a:stretch>
+                            <a:fillRect/>
+                          </a:stretch>
+                        </pic:blipFill>
+                        <pic:spPr>
+                          <a:xfrm>
+                            <a:off x="0" y="0"/>
+                            <a:ext cx="3355980" cy="891652"/>
+                          </a:xfrm>
+                          <a:prstGeom prst="rect">
+                            <a:avLst/>
+                          </a:prstGeom>
+                        </pic:spPr>
+                      </pic:pic>
+                    </a:graphicData>
+                  </a:graphic>
+                </wp:inline>
+              </w:drawing>
             </w:r>
           </w:p>
         </w:tc>
@@ -11059,7 +14526,7 @@
                 <w:sz w:val="20"/>
                 <w:szCs w:val="20"/>
               </w:rPr>
-              <w:t>Comments should be substantive; this means there should be at least 2-3 well-structured sentences with constructive feedback.</w:t>
+              <w:t xml:space="preserve">Site can know when user is logged in as they continue to browse the site. Users are confirmed by this because they can see their account information in the top right-hand corner of the page. While a user may be able to start to make a reservation while logged in, they do not have to be. A new user may still access the Book Your Vacation page without the need to log into site. </w:t>
             </w:r>
           </w:p>
         </w:tc>
@@ -11078,8 +14545,8 @@
     </w:p>
     <w:p/>
     <w:sectPr>
-      <w:headerReference w:type="default" r:id="rId14"/>
-      <w:footerReference w:type="default" r:id="rId15"/>
+      <w:headerReference w:type="default" r:id="rId36"/>
+      <w:footerReference w:type="default" r:id="rId37"/>
       <w:pgSz w:w="15840" w:h="12240" w:orient="landscape"/>
       <w:pgMar w:top="1440" w:right="1440" w:bottom="1440" w:left="1440" w:header="720" w:footer="720" w:gutter="0"/>
       <w:cols w:space="720"/>
@@ -11090,7 +14557,7 @@
 </file>
 
 <file path=word/endnotes.xml><?xml version="1.0" encoding="utf-8"?>
-<w:endnotes xmlns:wpc="http://schemas.microsoft.com/office/word/2010/wordprocessingCanvas" xmlns:cx="http://schemas.microsoft.com/office/drawing/2014/chartex" xmlns:cx1="http://schemas.microsoft.com/office/drawing/2015/9/8/chartex" xmlns:cx2="http://schemas.microsoft.com/office/drawing/2015/10/21/chartex" xmlns:cx3="http://schemas.microsoft.com/office/drawing/2016/5/9/chartex" xmlns:cx4="http://schemas.microsoft.com/office/drawing/2016/5/10/chartex" xmlns:cx5="http://schemas.microsoft.com/office/drawing/2016/5/11/chartex" xmlns:cx6="http://schemas.microsoft.com/office/drawing/2016/5/12/chartex" xmlns:cx7="http://schemas.microsoft.com/office/drawing/2016/5/13/chartex" xmlns:cx8="http://schemas.microsoft.com/office/drawing/2016/5/14/chartex" xmlns:mc="http://schemas.openxmlformats.org/markup-compatibility/2006" xmlns:aink="http://schemas.microsoft.com/office/drawing/2016/ink" xmlns:am3d="http://schemas.microsoft.com/office/drawing/2017/model3d" xmlns:o="urn:schemas-microsoft-com:office:office" xmlns:oel="http://schemas.microsoft.com/office/2019/extlst" xmlns:r="http://schemas.openxmlformats.org/officeDocument/2006/relationships" xmlns:m="http://schemas.openxmlformats.org/officeDocument/2006/math" xmlns:v="urn:schemas-microsoft-com:vml" xmlns:wp14="http://schemas.microsoft.com/office/word/2010/wordprocessingDrawing" xmlns:wp="http://schemas.openxmlformats.org/drawingml/2006/wordprocessingDrawing" xmlns:w10="urn:schemas-microsoft-com:office:word" xmlns:w="http://schemas.openxmlformats.org/wordprocessingml/2006/main" xmlns:w14="http://schemas.microsoft.com/office/word/2010/wordml" xmlns:w15="http://schemas.microsoft.com/office/word/2012/wordml" xmlns:w16cex="http://schemas.microsoft.com/office/word/2018/wordml/cex" xmlns:w16cid="http://schemas.microsoft.com/office/word/2016/wordml/cid" xmlns:w16="http://schemas.microsoft.com/office/word/2018/wordml" xmlns:w16du="http://schemas.microsoft.com/office/word/2023/wordml/word16du" xmlns:w16sdtdh="http://schemas.microsoft.com/office/word/2020/wordml/sdtdatahash" xmlns:w16sdtfl="http://schemas.microsoft.com/office/word/2024/wordml/sdtformatlock" xmlns:w16se="http://schemas.microsoft.com/office/word/2015/wordml/symex" xmlns:wpg="http://schemas.microsoft.com/office/word/2010/wordprocessingGroup" xmlns:wpi="http://schemas.microsoft.com/office/word/2010/wordprocessingInk" xmlns:wne="http://schemas.microsoft.com/office/word/2006/wordml" xmlns:wps="http://schemas.microsoft.com/office/word/2010/wordprocessingShape" mc:Ignorable="w14 w15 w16se w16cid w16 w16cex w16sdtdh w16sdtfl w16du wp14">
+<w:endnotes xmlns:wpc="http://schemas.microsoft.com/office/word/2010/wordprocessingCanvas" xmlns:cx="http://schemas.microsoft.com/office/drawing/2014/chartex" xmlns:cx1="http://schemas.microsoft.com/office/drawing/2015/9/8/chartex" xmlns:cx2="http://schemas.microsoft.com/office/drawing/2015/10/21/chartex" xmlns:cx3="http://schemas.microsoft.com/office/drawing/2016/5/9/chartex" xmlns:cx4="http://schemas.microsoft.com/office/drawing/2016/5/10/chartex" xmlns:cx5="http://schemas.microsoft.com/office/drawing/2016/5/11/chartex" xmlns:cx6="http://schemas.microsoft.com/office/drawing/2016/5/12/chartex" xmlns:cx7="http://schemas.microsoft.com/office/drawing/2016/5/13/chartex" xmlns:cx8="http://schemas.microsoft.com/office/drawing/2016/5/14/chartex" xmlns:mc="http://schemas.openxmlformats.org/markup-compatibility/2006" xmlns:m="http://schemas.openxmlformats.org/officeDocument/2006/math" xmlns:aink="http://schemas.microsoft.com/office/drawing/2016/ink" xmlns:am3d="http://schemas.microsoft.com/office/drawing/2017/model3d" xmlns:oel="http://schemas.microsoft.com/office/2019/extlst" xmlns:r="http://schemas.openxmlformats.org/officeDocument/2006/relationships" xmlns:wp14="http://schemas.microsoft.com/office/word/2010/wordprocessingDrawing" xmlns:wp="http://schemas.openxmlformats.org/drawingml/2006/wordprocessingDrawing" xmlns:wpg="http://schemas.microsoft.com/office/word/2010/wordprocessingGroup" xmlns:wpi="http://schemas.microsoft.com/office/word/2010/wordprocessingInk" xmlns:wps="http://schemas.microsoft.com/office/word/2010/wordprocessingShape" xmlns:o="urn:schemas-microsoft-com:office:office" xmlns:v="urn:schemas-microsoft-com:vml" xmlns:w10="urn:schemas-microsoft-com:office:word" xmlns:w="http://schemas.openxmlformats.org/wordprocessingml/2006/main" xmlns:w14="http://schemas.microsoft.com/office/word/2010/wordml" xmlns:w15="http://schemas.microsoft.com/office/word/2012/wordml" xmlns:w16cex="http://schemas.microsoft.com/office/word/2018/wordml/cex" xmlns:w16cid="http://schemas.microsoft.com/office/word/2016/wordml/cid" xmlns:w16="http://schemas.microsoft.com/office/word/2018/wordml" xmlns:w16sdtdh="http://schemas.microsoft.com/office/word/2020/wordml/sdtdatahash" xmlns:w16sdtfl="http://schemas.microsoft.com/office/word/2024/wordml/sdtformatlock" xmlns:w16se="http://schemas.microsoft.com/office/word/2015/wordml/symex" xmlns:w16du="http://schemas.microsoft.com/office/word/2023/wordml/word16du" xmlns:wne="http://schemas.microsoft.com/office/word/2006/wordml" mc:Ignorable="w14 w15 w16se w16cid w16 w16cex w16sdtdh w16sdtfl w16du wp14">
   <w:endnote w:type="separator" w:id="-1">
     <w:p>
       <w:pPr>
@@ -11115,7 +14582,7 @@
 </file>
 
 <file path=word/footer1.xml><?xml version="1.0" encoding="utf-8"?>
-<w:ftr xmlns:wpc="http://schemas.microsoft.com/office/word/2010/wordprocessingCanvas" xmlns:cx="http://schemas.microsoft.com/office/drawing/2014/chartex" xmlns:cx1="http://schemas.microsoft.com/office/drawing/2015/9/8/chartex" xmlns:cx2="http://schemas.microsoft.com/office/drawing/2015/10/21/chartex" xmlns:cx3="http://schemas.microsoft.com/office/drawing/2016/5/9/chartex" xmlns:cx4="http://schemas.microsoft.com/office/drawing/2016/5/10/chartex" xmlns:cx5="http://schemas.microsoft.com/office/drawing/2016/5/11/chartex" xmlns:cx6="http://schemas.microsoft.com/office/drawing/2016/5/12/chartex" xmlns:cx7="http://schemas.microsoft.com/office/drawing/2016/5/13/chartex" xmlns:cx8="http://schemas.microsoft.com/office/drawing/2016/5/14/chartex" xmlns:mc="http://schemas.openxmlformats.org/markup-compatibility/2006" xmlns:aink="http://schemas.microsoft.com/office/drawing/2016/ink" xmlns:am3d="http://schemas.microsoft.com/office/drawing/2017/model3d" xmlns:o="urn:schemas-microsoft-com:office:office" xmlns:oel="http://schemas.microsoft.com/office/2019/extlst" xmlns:r="http://schemas.openxmlformats.org/officeDocument/2006/relationships" xmlns:m="http://schemas.openxmlformats.org/officeDocument/2006/math" xmlns:v="urn:schemas-microsoft-com:vml" xmlns:wp14="http://schemas.microsoft.com/office/word/2010/wordprocessingDrawing" xmlns:wp="http://schemas.openxmlformats.org/drawingml/2006/wordprocessingDrawing" xmlns:w10="urn:schemas-microsoft-com:office:word" xmlns:w="http://schemas.openxmlformats.org/wordprocessingml/2006/main" xmlns:w14="http://schemas.microsoft.com/office/word/2010/wordml" xmlns:w15="http://schemas.microsoft.com/office/word/2012/wordml" xmlns:w16cex="http://schemas.microsoft.com/office/word/2018/wordml/cex" xmlns:w16cid="http://schemas.microsoft.com/office/word/2016/wordml/cid" xmlns:w16="http://schemas.microsoft.com/office/word/2018/wordml" xmlns:w16du="http://schemas.microsoft.com/office/word/2023/wordml/word16du" xmlns:w16sdtdh="http://schemas.microsoft.com/office/word/2020/wordml/sdtdatahash" xmlns:w16sdtfl="http://schemas.microsoft.com/office/word/2024/wordml/sdtformatlock" xmlns:w16se="http://schemas.microsoft.com/office/word/2015/wordml/symex" xmlns:wpg="http://schemas.microsoft.com/office/word/2010/wordprocessingGroup" xmlns:wpi="http://schemas.microsoft.com/office/word/2010/wordprocessingInk" xmlns:wne="http://schemas.microsoft.com/office/word/2006/wordml" xmlns:wps="http://schemas.microsoft.com/office/word/2010/wordprocessingShape" mc:Ignorable="w14 w15 w16se w16cid w16 w16cex w16sdtdh w16sdtfl w16du wp14">
+<w:ftr xmlns:wpc="http://schemas.microsoft.com/office/word/2010/wordprocessingCanvas" xmlns:cx="http://schemas.microsoft.com/office/drawing/2014/chartex" xmlns:cx1="http://schemas.microsoft.com/office/drawing/2015/9/8/chartex" xmlns:cx2="http://schemas.microsoft.com/office/drawing/2015/10/21/chartex" xmlns:cx3="http://schemas.microsoft.com/office/drawing/2016/5/9/chartex" xmlns:cx4="http://schemas.microsoft.com/office/drawing/2016/5/10/chartex" xmlns:cx5="http://schemas.microsoft.com/office/drawing/2016/5/11/chartex" xmlns:cx6="http://schemas.microsoft.com/office/drawing/2016/5/12/chartex" xmlns:cx7="http://schemas.microsoft.com/office/drawing/2016/5/13/chartex" xmlns:cx8="http://schemas.microsoft.com/office/drawing/2016/5/14/chartex" xmlns:mc="http://schemas.openxmlformats.org/markup-compatibility/2006" xmlns:m="http://schemas.openxmlformats.org/officeDocument/2006/math" xmlns:aink="http://schemas.microsoft.com/office/drawing/2016/ink" xmlns:am3d="http://schemas.microsoft.com/office/drawing/2017/model3d" xmlns:oel="http://schemas.microsoft.com/office/2019/extlst" xmlns:r="http://schemas.openxmlformats.org/officeDocument/2006/relationships" xmlns:wp14="http://schemas.microsoft.com/office/word/2010/wordprocessingDrawing" xmlns:wp="http://schemas.openxmlformats.org/drawingml/2006/wordprocessingDrawing" xmlns:wpg="http://schemas.microsoft.com/office/word/2010/wordprocessingGroup" xmlns:wpi="http://schemas.microsoft.com/office/word/2010/wordprocessingInk" xmlns:wps="http://schemas.microsoft.com/office/word/2010/wordprocessingShape" xmlns:o="urn:schemas-microsoft-com:office:office" xmlns:v="urn:schemas-microsoft-com:vml" xmlns:w10="urn:schemas-microsoft-com:office:word" xmlns:w="http://schemas.openxmlformats.org/wordprocessingml/2006/main" xmlns:w14="http://schemas.microsoft.com/office/word/2010/wordml" xmlns:w15="http://schemas.microsoft.com/office/word/2012/wordml" xmlns:w16cex="http://schemas.microsoft.com/office/word/2018/wordml/cex" xmlns:w16cid="http://schemas.microsoft.com/office/word/2016/wordml/cid" xmlns:w16="http://schemas.microsoft.com/office/word/2018/wordml" xmlns:w16sdtdh="http://schemas.microsoft.com/office/word/2020/wordml/sdtdatahash" xmlns:w16sdtfl="http://schemas.microsoft.com/office/word/2024/wordml/sdtformatlock" xmlns:w16se="http://schemas.microsoft.com/office/word/2015/wordml/symex" xmlns:w16du="http://schemas.microsoft.com/office/word/2023/wordml/word16du" xmlns:wne="http://schemas.microsoft.com/office/word/2006/wordml" mc:Ignorable="w14 w15 w16se w16cid w16 w16cex w16sdtdh w16sdtfl w16du wp14">
   <w:p>
     <w:pPr>
       <w:pStyle w:val="Footer"/>
@@ -11252,7 +14719,7 @@
 </file>
 
 <file path=word/footnotes.xml><?xml version="1.0" encoding="utf-8"?>
-<w:footnotes xmlns:wpc="http://schemas.microsoft.com/office/word/2010/wordprocessingCanvas" xmlns:cx="http://schemas.microsoft.com/office/drawing/2014/chartex" xmlns:cx1="http://schemas.microsoft.com/office/drawing/2015/9/8/chartex" xmlns:cx2="http://schemas.microsoft.com/office/drawing/2015/10/21/chartex" xmlns:cx3="http://schemas.microsoft.com/office/drawing/2016/5/9/chartex" xmlns:cx4="http://schemas.microsoft.com/office/drawing/2016/5/10/chartex" xmlns:cx5="http://schemas.microsoft.com/office/drawing/2016/5/11/chartex" xmlns:cx6="http://schemas.microsoft.com/office/drawing/2016/5/12/chartex" xmlns:cx7="http://schemas.microsoft.com/office/drawing/2016/5/13/chartex" xmlns:cx8="http://schemas.microsoft.com/office/drawing/2016/5/14/chartex" xmlns:mc="http://schemas.openxmlformats.org/markup-compatibility/2006" xmlns:aink="http://schemas.microsoft.com/office/drawing/2016/ink" xmlns:am3d="http://schemas.microsoft.com/office/drawing/2017/model3d" xmlns:o="urn:schemas-microsoft-com:office:office" xmlns:oel="http://schemas.microsoft.com/office/2019/extlst" xmlns:r="http://schemas.openxmlformats.org/officeDocument/2006/relationships" xmlns:m="http://schemas.openxmlformats.org/officeDocument/2006/math" xmlns:v="urn:schemas-microsoft-com:vml" xmlns:wp14="http://schemas.microsoft.com/office/word/2010/wordprocessingDrawing" xmlns:wp="http://schemas.openxmlformats.org/drawingml/2006/wordprocessingDrawing" xmlns:w10="urn:schemas-microsoft-com:office:word" xmlns:w="http://schemas.openxmlformats.org/wordprocessingml/2006/main" xmlns:w14="http://schemas.microsoft.com/office/word/2010/wordml" xmlns:w15="http://schemas.microsoft.com/office/word/2012/wordml" xmlns:w16cex="http://schemas.microsoft.com/office/word/2018/wordml/cex" xmlns:w16cid="http://schemas.microsoft.com/office/word/2016/wordml/cid" xmlns:w16="http://schemas.microsoft.com/office/word/2018/wordml" xmlns:w16du="http://schemas.microsoft.com/office/word/2023/wordml/word16du" xmlns:w16sdtdh="http://schemas.microsoft.com/office/word/2020/wordml/sdtdatahash" xmlns:w16sdtfl="http://schemas.microsoft.com/office/word/2024/wordml/sdtformatlock" xmlns:w16se="http://schemas.microsoft.com/office/word/2015/wordml/symex" xmlns:wpg="http://schemas.microsoft.com/office/word/2010/wordprocessingGroup" xmlns:wpi="http://schemas.microsoft.com/office/word/2010/wordprocessingInk" xmlns:wne="http://schemas.microsoft.com/office/word/2006/wordml" xmlns:wps="http://schemas.microsoft.com/office/word/2010/wordprocessingShape" mc:Ignorable="w14 w15 w16se w16cid w16 w16cex w16sdtdh w16sdtfl w16du wp14">
+<w:footnotes xmlns:wpc="http://schemas.microsoft.com/office/word/2010/wordprocessingCanvas" xmlns:cx="http://schemas.microsoft.com/office/drawing/2014/chartex" xmlns:cx1="http://schemas.microsoft.com/office/drawing/2015/9/8/chartex" xmlns:cx2="http://schemas.microsoft.com/office/drawing/2015/10/21/chartex" xmlns:cx3="http://schemas.microsoft.com/office/drawing/2016/5/9/chartex" xmlns:cx4="http://schemas.microsoft.com/office/drawing/2016/5/10/chartex" xmlns:cx5="http://schemas.microsoft.com/office/drawing/2016/5/11/chartex" xmlns:cx6="http://schemas.microsoft.com/office/drawing/2016/5/12/chartex" xmlns:cx7="http://schemas.microsoft.com/office/drawing/2016/5/13/chartex" xmlns:cx8="http://schemas.microsoft.com/office/drawing/2016/5/14/chartex" xmlns:mc="http://schemas.openxmlformats.org/markup-compatibility/2006" xmlns:m="http://schemas.openxmlformats.org/officeDocument/2006/math" xmlns:aink="http://schemas.microsoft.com/office/drawing/2016/ink" xmlns:am3d="http://schemas.microsoft.com/office/drawing/2017/model3d" xmlns:oel="http://schemas.microsoft.com/office/2019/extlst" xmlns:r="http://schemas.openxmlformats.org/officeDocument/2006/relationships" xmlns:wp14="http://schemas.microsoft.com/office/word/2010/wordprocessingDrawing" xmlns:wp="http://schemas.openxmlformats.org/drawingml/2006/wordprocessingDrawing" xmlns:wpg="http://schemas.microsoft.com/office/word/2010/wordprocessingGroup" xmlns:wpi="http://schemas.microsoft.com/office/word/2010/wordprocessingInk" xmlns:wps="http://schemas.microsoft.com/office/word/2010/wordprocessingShape" xmlns:o="urn:schemas-microsoft-com:office:office" xmlns:v="urn:schemas-microsoft-com:vml" xmlns:w10="urn:schemas-microsoft-com:office:word" xmlns:w="http://schemas.openxmlformats.org/wordprocessingml/2006/main" xmlns:w14="http://schemas.microsoft.com/office/word/2010/wordml" xmlns:w15="http://schemas.microsoft.com/office/word/2012/wordml" xmlns:w16cex="http://schemas.microsoft.com/office/word/2018/wordml/cex" xmlns:w16cid="http://schemas.microsoft.com/office/word/2016/wordml/cid" xmlns:w16="http://schemas.microsoft.com/office/word/2018/wordml" xmlns:w16sdtdh="http://schemas.microsoft.com/office/word/2020/wordml/sdtdatahash" xmlns:w16sdtfl="http://schemas.microsoft.com/office/word/2024/wordml/sdtformatlock" xmlns:w16se="http://schemas.microsoft.com/office/word/2015/wordml/symex" xmlns:w16du="http://schemas.microsoft.com/office/word/2023/wordml/word16du" xmlns:wne="http://schemas.microsoft.com/office/word/2006/wordml" mc:Ignorable="w14 w15 w16se w16cid w16 w16cex w16sdtdh w16sdtfl w16du wp14">
   <w:footnote w:type="separator" w:id="-1">
     <w:p>
       <w:pPr>
@@ -11277,7 +14744,7 @@
 </file>
 
 <file path=word/header1.xml><?xml version="1.0" encoding="utf-8"?>
-<w:hdr xmlns:wpc="http://schemas.microsoft.com/office/word/2010/wordprocessingCanvas" xmlns:cx="http://schemas.microsoft.com/office/drawing/2014/chartex" xmlns:cx1="http://schemas.microsoft.com/office/drawing/2015/9/8/chartex" xmlns:cx2="http://schemas.microsoft.com/office/drawing/2015/10/21/chartex" xmlns:cx3="http://schemas.microsoft.com/office/drawing/2016/5/9/chartex" xmlns:cx4="http://schemas.microsoft.com/office/drawing/2016/5/10/chartex" xmlns:cx5="http://schemas.microsoft.com/office/drawing/2016/5/11/chartex" xmlns:cx6="http://schemas.microsoft.com/office/drawing/2016/5/12/chartex" xmlns:cx7="http://schemas.microsoft.com/office/drawing/2016/5/13/chartex" xmlns:cx8="http://schemas.microsoft.com/office/drawing/2016/5/14/chartex" xmlns:mc="http://schemas.openxmlformats.org/markup-compatibility/2006" xmlns:aink="http://schemas.microsoft.com/office/drawing/2016/ink" xmlns:am3d="http://schemas.microsoft.com/office/drawing/2017/model3d" xmlns:o="urn:schemas-microsoft-com:office:office" xmlns:oel="http://schemas.microsoft.com/office/2019/extlst" xmlns:r="http://schemas.openxmlformats.org/officeDocument/2006/relationships" xmlns:m="http://schemas.openxmlformats.org/officeDocument/2006/math" xmlns:v="urn:schemas-microsoft-com:vml" xmlns:wp14="http://schemas.microsoft.com/office/word/2010/wordprocessingDrawing" xmlns:wp="http://schemas.openxmlformats.org/drawingml/2006/wordprocessingDrawing" xmlns:w10="urn:schemas-microsoft-com:office:word" xmlns:w="http://schemas.openxmlformats.org/wordprocessingml/2006/main" xmlns:w14="http://schemas.microsoft.com/office/word/2010/wordml" xmlns:w15="http://schemas.microsoft.com/office/word/2012/wordml" xmlns:w16cex="http://schemas.microsoft.com/office/word/2018/wordml/cex" xmlns:w16cid="http://schemas.microsoft.com/office/word/2016/wordml/cid" xmlns:w16="http://schemas.microsoft.com/office/word/2018/wordml" xmlns:w16du="http://schemas.microsoft.com/office/word/2023/wordml/word16du" xmlns:w16sdtdh="http://schemas.microsoft.com/office/word/2020/wordml/sdtdatahash" xmlns:w16sdtfl="http://schemas.microsoft.com/office/word/2024/wordml/sdtformatlock" xmlns:w16se="http://schemas.microsoft.com/office/word/2015/wordml/symex" xmlns:wpg="http://schemas.microsoft.com/office/word/2010/wordprocessingGroup" xmlns:wpi="http://schemas.microsoft.com/office/word/2010/wordprocessingInk" xmlns:wne="http://schemas.microsoft.com/office/word/2006/wordml" xmlns:wps="http://schemas.microsoft.com/office/word/2010/wordprocessingShape" mc:Ignorable="w14 w15 w16se w16cid w16 w16cex w16sdtdh w16sdtfl w16du wp14">
+<w:hdr xmlns:wpc="http://schemas.microsoft.com/office/word/2010/wordprocessingCanvas" xmlns:cx="http://schemas.microsoft.com/office/drawing/2014/chartex" xmlns:cx1="http://schemas.microsoft.com/office/drawing/2015/9/8/chartex" xmlns:cx2="http://schemas.microsoft.com/office/drawing/2015/10/21/chartex" xmlns:cx3="http://schemas.microsoft.com/office/drawing/2016/5/9/chartex" xmlns:cx4="http://schemas.microsoft.com/office/drawing/2016/5/10/chartex" xmlns:cx5="http://schemas.microsoft.com/office/drawing/2016/5/11/chartex" xmlns:cx6="http://schemas.microsoft.com/office/drawing/2016/5/12/chartex" xmlns:cx7="http://schemas.microsoft.com/office/drawing/2016/5/13/chartex" xmlns:cx8="http://schemas.microsoft.com/office/drawing/2016/5/14/chartex" xmlns:mc="http://schemas.openxmlformats.org/markup-compatibility/2006" xmlns:m="http://schemas.openxmlformats.org/officeDocument/2006/math" xmlns:aink="http://schemas.microsoft.com/office/drawing/2016/ink" xmlns:am3d="http://schemas.microsoft.com/office/drawing/2017/model3d" xmlns:oel="http://schemas.microsoft.com/office/2019/extlst" xmlns:r="http://schemas.openxmlformats.org/officeDocument/2006/relationships" xmlns:wp14="http://schemas.microsoft.com/office/word/2010/wordprocessingDrawing" xmlns:wp="http://schemas.openxmlformats.org/drawingml/2006/wordprocessingDrawing" xmlns:wpg="http://schemas.microsoft.com/office/word/2010/wordprocessingGroup" xmlns:wpi="http://schemas.microsoft.com/office/word/2010/wordprocessingInk" xmlns:wps="http://schemas.microsoft.com/office/word/2010/wordprocessingShape" xmlns:o="urn:schemas-microsoft-com:office:office" xmlns:v="urn:schemas-microsoft-com:vml" xmlns:w10="urn:schemas-microsoft-com:office:word" xmlns:w="http://schemas.openxmlformats.org/wordprocessingml/2006/main" xmlns:w14="http://schemas.microsoft.com/office/word/2010/wordml" xmlns:w15="http://schemas.microsoft.com/office/word/2012/wordml" xmlns:w16cex="http://schemas.microsoft.com/office/word/2018/wordml/cex" xmlns:w16cid="http://schemas.microsoft.com/office/word/2016/wordml/cid" xmlns:w16="http://schemas.microsoft.com/office/word/2018/wordml" xmlns:w16sdtdh="http://schemas.microsoft.com/office/word/2020/wordml/sdtdatahash" xmlns:w16sdtfl="http://schemas.microsoft.com/office/word/2024/wordml/sdtformatlock" xmlns:w16se="http://schemas.microsoft.com/office/word/2015/wordml/symex" xmlns:w16du="http://schemas.microsoft.com/office/word/2023/wordml/word16du" xmlns:wne="http://schemas.microsoft.com/office/word/2006/wordml" mc:Ignorable="w14 w15 w16se w16cid w16 w16cex w16sdtdh w16sdtfl w16du wp14">
   <w:p>
     <w:pPr>
       <w:pStyle w:val="Header"/>
@@ -11301,7 +14768,7 @@
 </file>
 
 <file path=word/styles.xml><?xml version="1.0" encoding="utf-8"?>
-<w:styles xmlns:mc="http://schemas.openxmlformats.org/markup-compatibility/2006" xmlns:r="http://schemas.openxmlformats.org/officeDocument/2006/relationships" xmlns:w="http://schemas.openxmlformats.org/wordprocessingml/2006/main" xmlns:w14="http://schemas.microsoft.com/office/word/2010/wordml" xmlns:w15="http://schemas.microsoft.com/office/word/2012/wordml" xmlns:w16cex="http://schemas.microsoft.com/office/word/2018/wordml/cex" xmlns:w16cid="http://schemas.microsoft.com/office/word/2016/wordml/cid" xmlns:w16="http://schemas.microsoft.com/office/word/2018/wordml" xmlns:w16du="http://schemas.microsoft.com/office/word/2023/wordml/word16du" xmlns:w16sdtdh="http://schemas.microsoft.com/office/word/2020/wordml/sdtdatahash" xmlns:w16sdtfl="http://schemas.microsoft.com/office/word/2024/wordml/sdtformatlock" xmlns:w16se="http://schemas.microsoft.com/office/word/2015/wordml/symex" mc:Ignorable="w14 w15 w16se w16cid w16 w16cex w16sdtdh w16sdtfl w16du">
+<w:styles xmlns:mc="http://schemas.openxmlformats.org/markup-compatibility/2006" xmlns:r="http://schemas.openxmlformats.org/officeDocument/2006/relationships" xmlns:w="http://schemas.openxmlformats.org/wordprocessingml/2006/main" xmlns:w14="http://schemas.microsoft.com/office/word/2010/wordml" xmlns:w15="http://schemas.microsoft.com/office/word/2012/wordml" xmlns:w16cex="http://schemas.microsoft.com/office/word/2018/wordml/cex" xmlns:w16cid="http://schemas.microsoft.com/office/word/2016/wordml/cid" xmlns:w16="http://schemas.microsoft.com/office/word/2018/wordml" xmlns:w16sdtdh="http://schemas.microsoft.com/office/word/2020/wordml/sdtdatahash" xmlns:w16sdtfl="http://schemas.microsoft.com/office/word/2024/wordml/sdtformatlock" xmlns:w16se="http://schemas.microsoft.com/office/word/2015/wordml/symex" xmlns:w16du="http://schemas.microsoft.com/office/word/2023/wordml/word16du" mc:Ignorable="w14 w15 w16se w16cid w16 w16cex w16sdtdh w16sdtfl w16du">
   <w:docDefaults>
     <w:rPrDefault>
       <w:rPr>
